--- a/docs/Dmitry_Messerman_CV_mPrest.docx
+++ b/docs/Dmitry_Messerman_CV_mPrest.docx
@@ -4,7 +4,7 @@
   <w:body>
     <w:p>
       <w:pPr>
-        <w:pStyle w:val="817"/>
+        <w:pStyle w:val="985"/>
         <w:pBdr/>
         <w:spacing w:after="120"/>
         <w:ind w:hanging="425"/>
@@ -26,6 +26,12 @@
           <w:szCs w:val="44"/>
         </w:rPr>
       </w:r>
+      <w:r>
+        <w:rPr>
+          <w:sz w:val="44"/>
+          <w:szCs w:val="44"/>
+        </w:rPr>
+      </w:r>
     </w:p>
     <w:p>
       <w:pPr>
@@ -64,7 +70,7 @@
       <w:hyperlink r:id="rId16" w:tooltip="https://www.linkedin.com/in/dmitrymesserman" w:history="1">
         <w:r>
           <w:rPr>
-            <w:rStyle w:val="960"/>
+            <w:rStyle w:val="1128"/>
           </w:rPr>
           <w:t xml:space="preserve">https://www.linkedin.com/in/dmitrymesserman</w:t>
         </w:r>
@@ -80,13 +86,13 @@
         <w:rPr/>
       </w:pPr>
       <w:r>
-        <w:t xml:space="preserve">Location: Haifa, Israel </w:t>
+        <w:t xml:space="preserve">Location: Haifa, Israel (until April, 2027), Herzliya (from April 2027)</w:t>
       </w:r>
       <w:r/>
     </w:p>
     <w:p>
       <w:pPr>
-        <w:pStyle w:val="797"/>
+        <w:pStyle w:val="965"/>
         <w:pBdr/>
         <w:spacing w:before="0"/>
         <w:ind/>
@@ -95,6 +101,12 @@
           <w:szCs w:val="22"/>
         </w:rPr>
       </w:pPr>
+      <w:r>
+        <w:rPr>
+          <w:sz w:val="22"/>
+          <w:szCs w:val="22"/>
+        </w:rPr>
+      </w:r>
       <w:r>
         <w:rPr>
           <w:sz w:val="22"/>
@@ -110,7 +122,7 @@
     </w:p>
     <w:p>
       <w:pPr>
-        <w:pStyle w:val="797"/>
+        <w:pStyle w:val="965"/>
         <w:pBdr/>
         <w:spacing w:before="0"/>
         <w:ind w:left="-284"/>
@@ -136,7 +148,11 @@
         </w:rPr>
         <w:t xml:space="preserve">Ph. D. in Electrical Engineering</w:t>
       </w:r>
-      <w:r/>
+      <w:r>
+        <w:rPr>
+          <w:highlight w:val="none"/>
+        </w:rPr>
+      </w:r>
     </w:p>
     <w:p>
       <w:pPr>
@@ -184,21 +200,6 @@
           <w:highlight w:val="none"/>
         </w:rPr>
       </w:r>
-      <w:r>
-        <w:rPr>
-          <w:highlight w:val="none"/>
-        </w:rPr>
-      </w:r>
-      <w:r>
-        <w:rPr>
-          <w:highlight w:val="none"/>
-        </w:rPr>
-      </w:r>
-      <w:r>
-        <w:rPr>
-          <w:highlight w:val="none"/>
-        </w:rPr>
-      </w:r>
     </w:p>
     <w:p>
       <w:pPr>
@@ -241,7 +242,7 @@
     </w:p>
     <w:p>
       <w:pPr>
-        <w:pStyle w:val="797"/>
+        <w:pStyle w:val="965"/>
         <w:pBdr/>
         <w:spacing w:before="0"/>
         <w:ind w:left="-425"/>
@@ -309,7 +310,7 @@
     </w:p>
     <w:p>
       <w:pPr>
-        <w:pStyle w:val="821"/>
+        <w:pStyle w:val="989"/>
         <w:numPr>
           <w:ilvl w:val="0"/>
           <w:numId w:val="27"/>
@@ -321,7 +322,6 @@
           <w:highlight w:val="none"/>
         </w:rPr>
       </w:pPr>
-      <w:r/>
       <w:r>
         <w:rPr>
           <w:sz w:val="20"/>
@@ -336,11 +336,15 @@
         </w:rPr>
         <w:t xml:space="preserve">, patent granted</w:t>
       </w:r>
-      <w:r/>
+      <w:r>
+        <w:rPr>
+          <w:highlight w:val="none"/>
+        </w:rPr>
+      </w:r>
     </w:p>
     <w:p>
       <w:pPr>
-        <w:pStyle w:val="821"/>
+        <w:pStyle w:val="989"/>
         <w:numPr>
           <w:ilvl w:val="0"/>
           <w:numId w:val="27"/>
@@ -367,11 +371,17 @@
         </w:rPr>
         <w:t xml:space="preserve">Reliability validation of  VLSI design – has been used in production for ~20 years</w:t>
       </w:r>
-      <w:r/>
+      <w:r>
+        <w:rPr>
+          <w:sz w:val="20"/>
+          <w:szCs w:val="20"/>
+          <w:highlight w:val="none"/>
+        </w:rPr>
+      </w:r>
     </w:p>
     <w:p>
       <w:pPr>
-        <w:pStyle w:val="821"/>
+        <w:pStyle w:val="989"/>
         <w:numPr>
           <w:ilvl w:val="0"/>
           <w:numId w:val="27"/>
@@ -410,7 +420,6 @@
         <w:t xml:space="preserve">based on diffusion equations solver</w:t>
       </w:r>
       <w:r/>
-      <w:r/>
     </w:p>
     <w:p>
       <w:pPr>
@@ -419,7 +428,6 @@
         <w:ind w:left="-425"/>
         <w:rPr/>
       </w:pPr>
-      <w:r/>
       <w:r>
         <w:rPr>
           <w:sz w:val="20"/>
@@ -443,7 +451,7 @@
     </w:p>
     <w:p>
       <w:pPr>
-        <w:pStyle w:val="821"/>
+        <w:pStyle w:val="989"/>
         <w:numPr>
           <w:ilvl w:val="0"/>
           <w:numId w:val="26"/>
@@ -453,7 +461,6 @@
         <w:ind/>
         <w:rPr/>
       </w:pPr>
-      <w:r/>
       <w:r>
         <w:rPr>
           <w:sz w:val="20"/>
@@ -497,11 +504,10 @@
         <w:t xml:space="preserve">validation</w:t>
       </w:r>
       <w:r/>
-      <w:r/>
     </w:p>
     <w:p>
       <w:pPr>
-        <w:pStyle w:val="821"/>
+        <w:pStyle w:val="989"/>
         <w:numPr>
           <w:ilvl w:val="0"/>
           <w:numId w:val="22"/>
@@ -583,6 +589,12 @@
           <w:szCs w:val="20"/>
         </w:rPr>
       </w:r>
+      <w:r>
+        <w:rPr>
+          <w:sz w:val="20"/>
+          <w:szCs w:val="20"/>
+        </w:rPr>
+      </w:r>
     </w:p>
     <w:p>
       <w:pPr>
@@ -640,6 +652,14 @@
       </w:r>
       <w:r>
         <w:br/>
+      </w:r>
+      <w:r>
+        <w:rPr>
+          <w:b/>
+          <w:bCs/>
+          <w:sz w:val="20"/>
+          <w:szCs w:val="20"/>
+        </w:rPr>
       </w:r>
       <w:r>
         <w:rPr>
@@ -694,10 +714,16 @@
           <w:bCs/>
         </w:rPr>
       </w:r>
+      <w:r>
+        <w:rPr>
+          <w:b/>
+          <w:bCs/>
+        </w:rPr>
+      </w:r>
     </w:p>
     <w:p>
       <w:pPr>
-        <w:pStyle w:val="821"/>
+        <w:pStyle w:val="989"/>
         <w:numPr>
           <w:ilvl w:val="0"/>
           <w:numId w:val="15"/>
@@ -739,12 +765,6 @@
           <w:bCs/>
         </w:rPr>
         <w:t xml:space="preserve">in </w:t>
-      </w:r>
-      <w:r>
-        <w:rPr>
-          <w:b/>
-          <w:bCs/>
-        </w:rPr>
       </w:r>
       <w:r>
         <w:rPr>
@@ -766,10 +786,17 @@
           <w:bCs/>
         </w:rPr>
       </w:r>
+      <w:r>
+        <w:rPr>
+          <w:b/>
+          <w:bCs/>
+          <w:highlight w:val="none"/>
+        </w:rPr>
+      </w:r>
     </w:p>
     <w:p>
       <w:pPr>
-        <w:pStyle w:val="821"/>
+        <w:pStyle w:val="989"/>
         <w:numPr>
           <w:ilvl w:val="0"/>
           <w:numId w:val="23"/>
@@ -792,11 +819,15 @@
         </w:rPr>
         <w:t xml:space="preserve">Analysis of the environmental impact of electric fields from extra-high-voltage power lines</w:t>
       </w:r>
-      <w:r/>
+      <w:r>
+        <w:rPr>
+          <w:highlight w:val="none"/>
+        </w:rPr>
+      </w:r>
     </w:p>
     <w:p>
       <w:pPr>
-        <w:pStyle w:val="821"/>
+        <w:pStyle w:val="989"/>
         <w:numPr>
           <w:ilvl w:val="0"/>
           <w:numId w:val="23"/>
@@ -818,11 +849,10 @@
         <w:t xml:space="preserve">Development of fundamental algorithms for calculating the modal parameters of multi-conductor power transmission lines, taking into account the characteristics of real soil.</w:t>
       </w:r>
       <w:r/>
-      <w:r/>
     </w:p>
     <w:p>
       <w:pPr>
-        <w:pStyle w:val="821"/>
+        <w:pStyle w:val="989"/>
         <w:numPr>
           <w:ilvl w:val="0"/>
           <w:numId w:val="23"/>
@@ -843,15 +873,11 @@
           <w:highlight w:val="none"/>
         </w:rPr>
       </w:r>
-      <w:r>
-        <w:rPr>
-          <w:highlight w:val="none"/>
-        </w:rPr>
-      </w:r>
+      <w:r/>
     </w:p>
     <w:p>
       <w:pPr>
-        <w:pStyle w:val="797"/>
+        <w:pStyle w:val="965"/>
         <w:pBdr/>
         <w:spacing w:before="0"/>
         <w:ind w:left="-284"/>
@@ -899,6 +925,12 @@
           <w:szCs w:val="20"/>
         </w:rPr>
       </w:r>
+      <w:r>
+        <w:rPr>
+          <w:sz w:val="20"/>
+          <w:szCs w:val="20"/>
+        </w:rPr>
+      </w:r>
     </w:p>
     <w:p>
       <w:pPr>
@@ -937,10 +969,16 @@
           <w:szCs w:val="20"/>
         </w:rPr>
       </w:r>
+      <w:r>
+        <w:rPr>
+          <w:sz w:val="20"/>
+          <w:szCs w:val="20"/>
+        </w:rPr>
+      </w:r>
     </w:p>
     <w:p>
       <w:pPr>
-        <w:pStyle w:val="797"/>
+        <w:pStyle w:val="965"/>
         <w:pBdr/>
         <w:spacing w:before="120"/>
         <w:ind w:left="-284"/>
@@ -976,6 +1014,13 @@
           <w:highlight w:val="none"/>
         </w:rPr>
         <w:t xml:space="preserve">, Perl, Tcl</w:t>
+      </w:r>
+      <w:r>
+        <w:rPr>
+          <w:sz w:val="20"/>
+          <w:szCs w:val="20"/>
+          <w:highlight w:val="none"/>
+        </w:rPr>
       </w:r>
       <w:r>
         <w:rPr>
@@ -1019,6 +1064,13 @@
           <w:highlight w:val="none"/>
         </w:rPr>
       </w:r>
+      <w:r>
+        <w:rPr>
+          <w:sz w:val="20"/>
+          <w:szCs w:val="20"/>
+          <w:highlight w:val="none"/>
+        </w:rPr>
+      </w:r>
     </w:p>
     <w:p>
       <w:pPr>
@@ -1050,10 +1102,16 @@
           <w:szCs w:val="20"/>
         </w:rPr>
       </w:r>
+      <w:r>
+        <w:rPr>
+          <w:sz w:val="20"/>
+          <w:szCs w:val="20"/>
+        </w:rPr>
+      </w:r>
     </w:p>
     <w:p>
       <w:pPr>
-        <w:pStyle w:val="797"/>
+        <w:pStyle w:val="965"/>
         <w:pBdr/>
         <w:spacing w:before="120"/>
         <w:ind w:left="-284"/>
@@ -1069,7 +1127,7 @@
     </w:p>
     <w:p>
       <w:pPr>
-        <w:pStyle w:val="821"/>
+        <w:pStyle w:val="989"/>
         <w:numPr>
           <w:ilvl w:val="0"/>
           <w:numId w:val="10"/>
@@ -1125,10 +1183,16 @@
           <w:szCs w:val="20"/>
         </w:rPr>
       </w:r>
+      <w:r>
+        <w:rPr>
+          <w:sz w:val="20"/>
+          <w:szCs w:val="20"/>
+        </w:rPr>
+      </w:r>
     </w:p>
     <w:p>
       <w:pPr>
-        <w:pStyle w:val="821"/>
+        <w:pStyle w:val="989"/>
         <w:numPr>
           <w:ilvl w:val="0"/>
           <w:numId w:val="10"/>
@@ -1170,10 +1234,16 @@
           <w:szCs w:val="20"/>
         </w:rPr>
       </w:r>
+      <w:r>
+        <w:rPr>
+          <w:sz w:val="20"/>
+          <w:szCs w:val="20"/>
+        </w:rPr>
+      </w:r>
     </w:p>
     <w:p>
       <w:pPr>
-        <w:pStyle w:val="821"/>
+        <w:pStyle w:val="989"/>
         <w:numPr>
           <w:ilvl w:val="0"/>
           <w:numId w:val="10"/>
@@ -1208,10 +1278,16 @@
           <w:szCs w:val="20"/>
         </w:rPr>
       </w:r>
+      <w:r>
+        <w:rPr>
+          <w:sz w:val="20"/>
+          <w:szCs w:val="20"/>
+        </w:rPr>
+      </w:r>
     </w:p>
     <w:p>
       <w:pPr>
-        <w:pStyle w:val="821"/>
+        <w:pStyle w:val="989"/>
         <w:numPr>
           <w:ilvl w:val="0"/>
           <w:numId w:val="10"/>
@@ -1260,10 +1336,16 @@
           <w:szCs w:val="20"/>
         </w:rPr>
       </w:r>
+      <w:r>
+        <w:rPr>
+          <w:sz w:val="20"/>
+          <w:szCs w:val="20"/>
+        </w:rPr>
+      </w:r>
     </w:p>
     <w:p>
       <w:pPr>
-        <w:pStyle w:val="821"/>
+        <w:pStyle w:val="989"/>
         <w:numPr>
           <w:ilvl w:val="0"/>
           <w:numId w:val="10"/>
@@ -1276,13 +1358,6 @@
           <w:szCs w:val="20"/>
         </w:rPr>
       </w:pPr>
-      <w:r>
-        <w:rPr>
-          <w:sz w:val="20"/>
-          <w:szCs w:val="20"/>
-          <w:highlight w:val="none"/>
-        </w:rPr>
-      </w:r>
       <w:r>
         <w:rPr>
           <w:sz w:val="20"/>
@@ -1299,7 +1374,6 @@
         </w:rPr>
         <w:t xml:space="preserve">Messerman D</w:t>
       </w:r>
-      <w:r/>
       <w:r>
         <w:rPr>
           <w:sz w:val="20"/>
@@ -1330,10 +1404,16 @@
           <w:szCs w:val="20"/>
         </w:rPr>
       </w:r>
+      <w:r>
+        <w:rPr>
+          <w:sz w:val="20"/>
+          <w:szCs w:val="20"/>
+        </w:rPr>
+      </w:r>
     </w:p>
     <w:p>
       <w:pPr>
-        <w:pStyle w:val="797"/>
+        <w:pStyle w:val="965"/>
         <w:pBdr/>
         <w:spacing w:before="120"/>
         <w:ind w:left="-284"/>
@@ -1344,7 +1424,11 @@
       <w:r>
         <w:t xml:space="preserve">Recommendations </w:t>
       </w:r>
-      <w:r/>
+      <w:r>
+        <w:rPr>
+          <w:highlight w:val="none"/>
+        </w:rPr>
+      </w:r>
     </w:p>
     <w:p>
       <w:pPr>
@@ -1365,13 +1449,13 @@
       <w:hyperlink r:id="rId17" w:tooltip="https://www.linkedin.com/in/ronen-cohen-1201095/" w:history="1">
         <w:r>
           <w:rPr>
-            <w:rStyle w:val="960"/>
+            <w:rStyle w:val="1128"/>
           </w:rPr>
           <w:br/>
         </w:r>
         <w:r>
           <w:rPr>
-            <w:rStyle w:val="960"/>
+            <w:rStyle w:val="1128"/>
             <w:rFonts w:ascii="Arial" w:hAnsi="Arial" w:eastAsia="Arial" w:cs="Arial"/>
             <w:b/>
             <w:color w:val="000000"/>
@@ -1381,13 +1465,6 @@
           <w:t xml:space="preserve">Ronen Cohen, </w:t>
         </w:r>
       </w:hyperlink>
-      <w:r/>
-      <w:r>
-        <w:rPr>
-          <w:rFonts w:ascii="Arial" w:hAnsi="Arial" w:eastAsia="Arial" w:cs="Arial"/>
-          <w:sz w:val="24"/>
-        </w:rPr>
-      </w:r>
       <w:r>
         <w:rPr>
           <w:rFonts w:ascii="Arial" w:hAnsi="Arial" w:eastAsia="Arial" w:cs="Arial"/>
@@ -1405,7 +1482,11 @@
         </w:rPr>
         <w:t xml:space="preserve">r</w:t>
       </w:r>
-      <w:r/>
+      <w:r>
+        <w:rPr>
+          <w:highlight w:val="none"/>
+        </w:rPr>
+      </w:r>
       <w:r>
         <w:rPr>
           <w:highlight w:val="none"/>
@@ -1452,6 +1533,7 @@
           <w:rFonts w:ascii="Arial" w:hAnsi="Arial" w:eastAsia="Arial" w:cs="Arial"/>
           <w:color w:val="000000"/>
           <w:sz w:val="21"/>
+          <w:szCs w:val="21"/>
           <w:highlight w:val="none"/>
         </w:rPr>
       </w:r>
@@ -1499,7 +1581,15 @@
         </w:rPr>
         <w:t xml:space="preserve">d can-do attitude. No matter how challenging the task, Dmitry was always the person I could rely on to deliver results.</w:t>
       </w:r>
-      <w:r/>
+      <w:r>
+        <w:rPr>
+          <w:rFonts w:ascii="Arial" w:hAnsi="Arial" w:eastAsia="Arial" w:cs="Arial"/>
+          <w:color w:val="000000"/>
+          <w:sz w:val="21"/>
+          <w:szCs w:val="21"/>
+          <w:highlight w:val="none"/>
+        </w:rPr>
+      </w:r>
     </w:p>
     <w:p>
       <w:pPr>
@@ -1539,7 +1629,7 @@
       <w:hyperlink r:id="rId18" w:tooltip="https://www.linkedin.com/in/gideon-reisfeld-7277a6180/" w:history="1">
         <w:r>
           <w:rPr>
-            <w:rStyle w:val="960"/>
+            <w:rStyle w:val="1128"/>
             <w:rFonts w:ascii="Arial" w:hAnsi="Arial" w:eastAsia="Arial" w:cs="Arial"/>
             <w:b/>
             <w:color w:val="000000"/>
@@ -1561,13 +1651,13 @@
         </w:rPr>
         <w:t xml:space="preserve">Ph.D. in Physics</w:t>
       </w:r>
-      <w:r/>
       <w:r>
         <w:rPr>
           <w:rFonts w:ascii="Arial" w:hAnsi="Arial" w:eastAsia="Arial" w:cs="Arial"/>
           <w:sz w:val="24"/>
         </w:rPr>
       </w:r>
+      <w:r/>
     </w:p>
     <w:p>
       <w:pPr>
@@ -1605,9 +1695,8 @@
       <w:r>
         <w:rPr>
           <w:rFonts w:ascii="Arial" w:hAnsi="Arial" w:eastAsia="Arial" w:cs="Arial"/>
-          <w:color w:val="000000"/>
           <w:sz w:val="21"/>
-          <w:highlight w:val="none"/>
+          <w:szCs w:val="21"/>
         </w:rPr>
       </w:r>
     </w:p>
@@ -1660,7 +1749,15 @@
         <w:br/>
         <w:t xml:space="preserve">In short, if I were to choose someone as the ultimate debugger and a true technology maverick, Dmitry would be my first choice.</w:t>
       </w:r>
-      <w:r/>
+      <w:r>
+        <w:rPr>
+          <w:rFonts w:ascii="Arial" w:hAnsi="Arial" w:eastAsia="Arial" w:cs="Arial"/>
+          <w:color w:val="000000"/>
+          <w:sz w:val="21"/>
+          <w:szCs w:val="21"/>
+          <w:highlight w:val="none"/>
+        </w:rPr>
+      </w:r>
     </w:p>
     <w:p>
       <w:pPr>
@@ -1690,7 +1787,6 @@
         <w:rPr>
           <w:sz w:val="20"/>
           <w:szCs w:val="20"/>
-          <w:highlight w:val="none"/>
         </w:rPr>
       </w:r>
     </w:p>
@@ -1749,7 +1845,7 @@
 <w:ftr xmlns:wpc="http://schemas.microsoft.com/office/word/2010/wordprocessingCanvas" xmlns:mc="http://schemas.openxmlformats.org/markup-compatibility/2006" xmlns:o="urn:schemas-microsoft-com:office:office" xmlns:r="http://schemas.openxmlformats.org/officeDocument/2006/relationships" xmlns:m="http://schemas.openxmlformats.org/officeDocument/2006/math" xmlns:v="urn:schemas-microsoft-com:vml" xmlns:wp14="http://schemas.microsoft.com/office/word/2010/wordprocessingDrawing" xmlns:wp="http://schemas.openxmlformats.org/drawingml/2006/wordprocessingDrawing" xmlns:w10="urn:schemas-microsoft-com:office:word" xmlns:w="http://schemas.openxmlformats.org/wordprocessingml/2006/main" xmlns:w14="http://schemas.microsoft.com/office/word/2010/wordml" xmlns:w15="http://schemas.microsoft.com/office/word/2012/wordml" xmlns:wpg="http://schemas.microsoft.com/office/word/2010/wordprocessingGroup" xmlns:wpi="http://schemas.microsoft.com/office/word/2010/wordprocessingInk" xmlns:wne="http://schemas.microsoft.com/office/word/2006/wordml" xmlns:a="http://schemas.openxmlformats.org/drawingml/2006/main" xmlns:wps="http://schemas.microsoft.com/office/word/2010/wordprocessingShape" mc:Ignorable="w14 w15 wp14">
   <w:p>
     <w:pPr>
-      <w:pStyle w:val="811"/>
+      <w:pStyle w:val="979"/>
       <w:pBdr/>
       <w:spacing/>
       <w:ind/>
@@ -1765,7 +1861,7 @@
 <w:ftr xmlns:wpc="http://schemas.microsoft.com/office/word/2010/wordprocessingCanvas" xmlns:mc="http://schemas.openxmlformats.org/markup-compatibility/2006" xmlns:o="urn:schemas-microsoft-com:office:office" xmlns:r="http://schemas.openxmlformats.org/officeDocument/2006/relationships" xmlns:m="http://schemas.openxmlformats.org/officeDocument/2006/math" xmlns:v="urn:schemas-microsoft-com:vml" xmlns:wp14="http://schemas.microsoft.com/office/word/2010/wordprocessingDrawing" xmlns:wp="http://schemas.openxmlformats.org/drawingml/2006/wordprocessingDrawing" xmlns:w10="urn:schemas-microsoft-com:office:word" xmlns:w="http://schemas.openxmlformats.org/wordprocessingml/2006/main" xmlns:w14="http://schemas.microsoft.com/office/word/2010/wordml" xmlns:w15="http://schemas.microsoft.com/office/word/2012/wordml" xmlns:wpg="http://schemas.microsoft.com/office/word/2010/wordprocessingGroup" xmlns:wpi="http://schemas.microsoft.com/office/word/2010/wordprocessingInk" xmlns:wne="http://schemas.microsoft.com/office/word/2006/wordml" xmlns:a="http://schemas.openxmlformats.org/drawingml/2006/main" xmlns:wps="http://schemas.microsoft.com/office/word/2010/wordprocessingShape" mc:Ignorable="w14 w15 wp14">
   <w:p>
     <w:pPr>
-      <w:pStyle w:val="811"/>
+      <w:pStyle w:val="979"/>
       <w:pBdr/>
       <w:spacing/>
       <w:ind/>
@@ -1781,7 +1877,7 @@
 <w:ftr xmlns:wpc="http://schemas.microsoft.com/office/word/2010/wordprocessingCanvas" xmlns:mc="http://schemas.openxmlformats.org/markup-compatibility/2006" xmlns:o="urn:schemas-microsoft-com:office:office" xmlns:r="http://schemas.openxmlformats.org/officeDocument/2006/relationships" xmlns:m="http://schemas.openxmlformats.org/officeDocument/2006/math" xmlns:v="urn:schemas-microsoft-com:vml" xmlns:wp14="http://schemas.microsoft.com/office/word/2010/wordprocessingDrawing" xmlns:wp="http://schemas.openxmlformats.org/drawingml/2006/wordprocessingDrawing" xmlns:w10="urn:schemas-microsoft-com:office:word" xmlns:w="http://schemas.openxmlformats.org/wordprocessingml/2006/main" xmlns:w14="http://schemas.microsoft.com/office/word/2010/wordml" xmlns:w15="http://schemas.microsoft.com/office/word/2012/wordml" xmlns:wpg="http://schemas.microsoft.com/office/word/2010/wordprocessingGroup" xmlns:wpi="http://schemas.microsoft.com/office/word/2010/wordprocessingInk" xmlns:wne="http://schemas.microsoft.com/office/word/2006/wordml" xmlns:a="http://schemas.openxmlformats.org/drawingml/2006/main" xmlns:wps="http://schemas.microsoft.com/office/word/2010/wordprocessingShape" mc:Ignorable="w14 w15 wp14">
   <w:p>
     <w:pPr>
-      <w:pStyle w:val="811"/>
+      <w:pStyle w:val="979"/>
       <w:pBdr/>
       <w:spacing/>
       <w:ind/>
@@ -1830,7 +1926,7 @@
 <w:hdr xmlns:wpc="http://schemas.microsoft.com/office/word/2010/wordprocessingCanvas" xmlns:mc="http://schemas.openxmlformats.org/markup-compatibility/2006" xmlns:o="urn:schemas-microsoft-com:office:office" xmlns:r="http://schemas.openxmlformats.org/officeDocument/2006/relationships" xmlns:m="http://schemas.openxmlformats.org/officeDocument/2006/math" xmlns:v="urn:schemas-microsoft-com:vml" xmlns:wp14="http://schemas.microsoft.com/office/word/2010/wordprocessingDrawing" xmlns:wp="http://schemas.openxmlformats.org/drawingml/2006/wordprocessingDrawing" xmlns:w10="urn:schemas-microsoft-com:office:word" xmlns:w="http://schemas.openxmlformats.org/wordprocessingml/2006/main" xmlns:w14="http://schemas.microsoft.com/office/word/2010/wordml" xmlns:w15="http://schemas.microsoft.com/office/word/2012/wordml" xmlns:wpg="http://schemas.microsoft.com/office/word/2010/wordprocessingGroup" xmlns:wpi="http://schemas.microsoft.com/office/word/2010/wordprocessingInk" xmlns:wne="http://schemas.microsoft.com/office/word/2006/wordml" xmlns:a="http://schemas.openxmlformats.org/drawingml/2006/main" xmlns:wps="http://schemas.microsoft.com/office/word/2010/wordprocessingShape" mc:Ignorable="w14 w15 wp14">
   <w:p>
     <w:pPr>
-      <w:pStyle w:val="809"/>
+      <w:pStyle w:val="977"/>
       <w:pBdr/>
       <w:spacing/>
       <w:ind/>
@@ -1846,7 +1942,7 @@
 <w:hdr xmlns:wpc="http://schemas.microsoft.com/office/word/2010/wordprocessingCanvas" xmlns:mc="http://schemas.openxmlformats.org/markup-compatibility/2006" xmlns:o="urn:schemas-microsoft-com:office:office" xmlns:r="http://schemas.openxmlformats.org/officeDocument/2006/relationships" xmlns:m="http://schemas.openxmlformats.org/officeDocument/2006/math" xmlns:v="urn:schemas-microsoft-com:vml" xmlns:wp14="http://schemas.microsoft.com/office/word/2010/wordprocessingDrawing" xmlns:wp="http://schemas.openxmlformats.org/drawingml/2006/wordprocessingDrawing" xmlns:w10="urn:schemas-microsoft-com:office:word" xmlns:w="http://schemas.openxmlformats.org/wordprocessingml/2006/main" xmlns:w14="http://schemas.microsoft.com/office/word/2010/wordml" xmlns:w15="http://schemas.microsoft.com/office/word/2012/wordml" xmlns:wpg="http://schemas.microsoft.com/office/word/2010/wordprocessingGroup" xmlns:wpi="http://schemas.microsoft.com/office/word/2010/wordprocessingInk" xmlns:wne="http://schemas.microsoft.com/office/word/2006/wordml" xmlns:a="http://schemas.openxmlformats.org/drawingml/2006/main" xmlns:wps="http://schemas.microsoft.com/office/word/2010/wordprocessingShape" mc:Ignorable="w14 w15 wp14">
   <w:p>
     <w:pPr>
-      <w:pStyle w:val="809"/>
+      <w:pStyle w:val="977"/>
       <w:pBdr/>
       <w:spacing/>
       <w:ind/>
@@ -1862,7 +1958,7 @@
 <w:hdr xmlns:wpc="http://schemas.microsoft.com/office/word/2010/wordprocessingCanvas" xmlns:mc="http://schemas.openxmlformats.org/markup-compatibility/2006" xmlns:o="urn:schemas-microsoft-com:office:office" xmlns:r="http://schemas.openxmlformats.org/officeDocument/2006/relationships" xmlns:m="http://schemas.openxmlformats.org/officeDocument/2006/math" xmlns:v="urn:schemas-microsoft-com:vml" xmlns:wp14="http://schemas.microsoft.com/office/word/2010/wordprocessingDrawing" xmlns:wp="http://schemas.openxmlformats.org/drawingml/2006/wordprocessingDrawing" xmlns:w10="urn:schemas-microsoft-com:office:word" xmlns:w="http://schemas.openxmlformats.org/wordprocessingml/2006/main" xmlns:w14="http://schemas.microsoft.com/office/word/2010/wordml" xmlns:w15="http://schemas.microsoft.com/office/word/2012/wordml" xmlns:wpg="http://schemas.microsoft.com/office/word/2010/wordprocessingGroup" xmlns:wpi="http://schemas.microsoft.com/office/word/2010/wordprocessingInk" xmlns:wne="http://schemas.microsoft.com/office/word/2006/wordml" xmlns:a="http://schemas.openxmlformats.org/drawingml/2006/main" xmlns:wps="http://schemas.microsoft.com/office/word/2010/wordprocessingShape" mc:Ignorable="w14 w15 wp14">
   <w:p>
     <w:pPr>
-      <w:pStyle w:val="809"/>
+      <w:pStyle w:val="977"/>
       <w:pBdr/>
       <w:spacing/>
       <w:ind/>
@@ -2155,7 +2251,7 @@
         <w:spacing/>
         <w:ind w:hanging="360" w:left="1080"/>
       </w:pPr>
-      <w:pStyle w:val="836"/>
+      <w:pStyle w:val="1004"/>
       <w:rPr/>
       <w:start w:val="1"/>
       <w:suff w:val="tab"/>
@@ -2288,7 +2384,7 @@
         <w:spacing/>
         <w:ind w:hanging="360" w:left="720"/>
       </w:pPr>
-      <w:pStyle w:val="835"/>
+      <w:pStyle w:val="1003"/>
       <w:rPr/>
       <w:start w:val="1"/>
       <w:suff w:val="tab"/>
@@ -2555,7 +2651,7 @@
         <w:spacing/>
         <w:ind w:hanging="360" w:left="1080"/>
       </w:pPr>
-      <w:pStyle w:val="833"/>
+      <w:pStyle w:val="1001"/>
       <w:rPr>
         <w:rFonts w:hint="default" w:ascii="Symbol" w:hAnsi="Symbol"/>
       </w:rPr>
@@ -2690,7 +2786,7 @@
         <w:spacing/>
         <w:ind w:hanging="360" w:left="720"/>
       </w:pPr>
-      <w:pStyle w:val="832"/>
+      <w:pStyle w:val="1000"/>
       <w:rPr>
         <w:rFonts w:hint="default" w:ascii="Symbol" w:hAnsi="Symbol"/>
       </w:rPr>
@@ -2825,7 +2921,7 @@
         <w:spacing/>
         <w:ind w:hanging="360" w:left="360"/>
       </w:pPr>
-      <w:pStyle w:val="834"/>
+      <w:pStyle w:val="1002"/>
       <w:rPr/>
       <w:start w:val="1"/>
       <w:suff w:val="tab"/>
@@ -2958,7 +3054,7 @@
         <w:spacing/>
         <w:ind w:hanging="360" w:left="360"/>
       </w:pPr>
-      <w:pStyle w:val="831"/>
+      <w:pStyle w:val="999"/>
       <w:rPr>
         <w:rFonts w:hint="default" w:ascii="Symbol" w:hAnsi="Symbol"/>
       </w:rPr>
@@ -5934,9 +6030,9 @@
     <w:lsdException w:name="Bibliography" w:uiPriority="37"/>
     <w:lsdException w:name="TOC Heading" w:uiPriority="39" w:qFormat="1"/>
   </w:latentStyles>
-  <w:style w:type="table" w:styleId="13">
+  <w:style w:type="table" w:styleId="821">
     <w:name w:val="Table Grid Light"/>
-    <w:basedOn w:val="807"/>
+    <w:basedOn w:val="975"/>
     <w:uiPriority w:val="59"/>
     <w:pPr>
       <w:pBdr/>
@@ -6133,9 +6229,9 @@
       </w:tcPr>
     </w:tblStylePr>
   </w:style>
-  <w:style w:type="table" w:styleId="14">
+  <w:style w:type="table" w:styleId="822">
     <w:name w:val="Plain Table 1"/>
-    <w:basedOn w:val="807"/>
+    <w:basedOn w:val="975"/>
     <w:uiPriority w:val="59"/>
     <w:pPr>
       <w:pBdr/>
@@ -6358,9 +6454,9 @@
       </w:tcPr>
     </w:tblStylePr>
   </w:style>
-  <w:style w:type="table" w:styleId="15">
+  <w:style w:type="table" w:styleId="823">
     <w:name w:val="Plain Table 2"/>
-    <w:basedOn w:val="807"/>
+    <w:basedOn w:val="975"/>
     <w:uiPriority w:val="59"/>
     <w:pPr>
       <w:pBdr/>
@@ -6591,9 +6687,9 @@
       </w:tcPr>
     </w:tblStylePr>
   </w:style>
-  <w:style w:type="table" w:styleId="16">
+  <w:style w:type="table" w:styleId="824">
     <w:name w:val="Plain Table 3"/>
-    <w:basedOn w:val="807"/>
+    <w:basedOn w:val="975"/>
     <w:uiPriority w:val="99"/>
     <w:pPr>
       <w:pBdr/>
@@ -6821,9 +6917,9 @@
       </w:tcPr>
     </w:tblStylePr>
   </w:style>
-  <w:style w:type="table" w:styleId="17">
+  <w:style w:type="table" w:styleId="825">
     <w:name w:val="Plain Table 4"/>
-    <w:basedOn w:val="807"/>
+    <w:basedOn w:val="975"/>
     <w:uiPriority w:val="99"/>
     <w:pPr>
       <w:pBdr/>
@@ -7037,9 +7133,9 @@
       </w:tcPr>
     </w:tblStylePr>
   </w:style>
-  <w:style w:type="table" w:styleId="18">
+  <w:style w:type="table" w:styleId="826">
     <w:name w:val="Plain Table 5"/>
-    <w:basedOn w:val="807"/>
+    <w:basedOn w:val="975"/>
     <w:uiPriority w:val="99"/>
     <w:pPr>
       <w:pBdr/>
@@ -7270,9 +7366,9 @@
       </w:tcPr>
     </w:tblStylePr>
   </w:style>
-  <w:style w:type="table" w:styleId="19">
+  <w:style w:type="table" w:styleId="827">
     <w:name w:val="Grid Table 1 Light"/>
-    <w:basedOn w:val="807"/>
+    <w:basedOn w:val="975"/>
     <w:uiPriority w:val="99"/>
     <w:pPr>
       <w:pBdr/>
@@ -7493,9 +7589,9 @@
       </w:tcPr>
     </w:tblStylePr>
   </w:style>
-  <w:style w:type="table" w:styleId="20">
+  <w:style w:type="table" w:styleId="828">
     <w:name w:val="Grid Table 1 Light - Accent 1"/>
-    <w:basedOn w:val="807"/>
+    <w:basedOn w:val="975"/>
     <w:uiPriority w:val="99"/>
     <w:pPr>
       <w:pBdr/>
@@ -7716,9 +7812,9 @@
       </w:tcPr>
     </w:tblStylePr>
   </w:style>
-  <w:style w:type="table" w:styleId="21">
+  <w:style w:type="table" w:styleId="829">
     <w:name w:val="Grid Table 1 Light - Accent 2"/>
-    <w:basedOn w:val="807"/>
+    <w:basedOn w:val="975"/>
     <w:uiPriority w:val="99"/>
     <w:pPr>
       <w:pBdr/>
@@ -7939,9 +8035,9 @@
       </w:tcPr>
     </w:tblStylePr>
   </w:style>
-  <w:style w:type="table" w:styleId="22">
+  <w:style w:type="table" w:styleId="830">
     <w:name w:val="Grid Table 1 Light - Accent 3"/>
-    <w:basedOn w:val="807"/>
+    <w:basedOn w:val="975"/>
     <w:uiPriority w:val="99"/>
     <w:pPr>
       <w:pBdr/>
@@ -8162,9 +8258,9 @@
       </w:tcPr>
     </w:tblStylePr>
   </w:style>
-  <w:style w:type="table" w:styleId="23">
+  <w:style w:type="table" w:styleId="831">
     <w:name w:val="Grid Table 1 Light - Accent 4"/>
-    <w:basedOn w:val="807"/>
+    <w:basedOn w:val="975"/>
     <w:uiPriority w:val="99"/>
     <w:pPr>
       <w:pBdr/>
@@ -8385,9 +8481,9 @@
       </w:tcPr>
     </w:tblStylePr>
   </w:style>
-  <w:style w:type="table" w:styleId="24">
+  <w:style w:type="table" w:styleId="832">
     <w:name w:val="Grid Table 1 Light - Accent 5"/>
-    <w:basedOn w:val="807"/>
+    <w:basedOn w:val="975"/>
     <w:uiPriority w:val="99"/>
     <w:pPr>
       <w:pBdr/>
@@ -8608,9 +8704,9 @@
       </w:tcPr>
     </w:tblStylePr>
   </w:style>
-  <w:style w:type="table" w:styleId="25">
+  <w:style w:type="table" w:styleId="833">
     <w:name w:val="Grid Table 1 Light - Accent 6"/>
-    <w:basedOn w:val="807"/>
+    <w:basedOn w:val="975"/>
     <w:uiPriority w:val="99"/>
     <w:pPr>
       <w:pBdr/>
@@ -8831,9 +8927,9 @@
       </w:tcPr>
     </w:tblStylePr>
   </w:style>
-  <w:style w:type="table" w:styleId="26">
+  <w:style w:type="table" w:styleId="834">
     <w:name w:val="Grid Table 2"/>
-    <w:basedOn w:val="807"/>
+    <w:basedOn w:val="975"/>
     <w:uiPriority w:val="99"/>
     <w:pPr>
       <w:pBdr/>
@@ -9063,9 +9159,9 @@
       </w:tcPr>
     </w:tblStylePr>
   </w:style>
-  <w:style w:type="table" w:styleId="27">
+  <w:style w:type="table" w:styleId="835">
     <w:name w:val="Grid Table 2 - Accent 1"/>
-    <w:basedOn w:val="807"/>
+    <w:basedOn w:val="975"/>
     <w:uiPriority w:val="99"/>
     <w:pPr>
       <w:pBdr/>
@@ -9295,9 +9391,9 @@
       </w:tcPr>
     </w:tblStylePr>
   </w:style>
-  <w:style w:type="table" w:styleId="28">
+  <w:style w:type="table" w:styleId="836">
     <w:name w:val="Grid Table 2 - Accent 2"/>
-    <w:basedOn w:val="807"/>
+    <w:basedOn w:val="975"/>
     <w:uiPriority w:val="99"/>
     <w:pPr>
       <w:pBdr/>
@@ -9527,9 +9623,9 @@
       </w:tcPr>
     </w:tblStylePr>
   </w:style>
-  <w:style w:type="table" w:styleId="29">
+  <w:style w:type="table" w:styleId="837">
     <w:name w:val="Grid Table 2 - Accent 3"/>
-    <w:basedOn w:val="807"/>
+    <w:basedOn w:val="975"/>
     <w:uiPriority w:val="99"/>
     <w:pPr>
       <w:pBdr/>
@@ -9759,9 +9855,9 @@
       </w:tcPr>
     </w:tblStylePr>
   </w:style>
-  <w:style w:type="table" w:styleId="30">
+  <w:style w:type="table" w:styleId="838">
     <w:name w:val="Grid Table 2 - Accent 4"/>
-    <w:basedOn w:val="807"/>
+    <w:basedOn w:val="975"/>
     <w:uiPriority w:val="99"/>
     <w:pPr>
       <w:pBdr/>
@@ -9991,9 +10087,9 @@
       </w:tcPr>
     </w:tblStylePr>
   </w:style>
-  <w:style w:type="table" w:styleId="31">
+  <w:style w:type="table" w:styleId="839">
     <w:name w:val="Grid Table 2 - Accent 5"/>
-    <w:basedOn w:val="807"/>
+    <w:basedOn w:val="975"/>
     <w:uiPriority w:val="99"/>
     <w:pPr>
       <w:pBdr/>
@@ -10223,9 +10319,9 @@
       </w:tcPr>
     </w:tblStylePr>
   </w:style>
-  <w:style w:type="table" w:styleId="32">
+  <w:style w:type="table" w:styleId="840">
     <w:name w:val="Grid Table 2 - Accent 6"/>
-    <w:basedOn w:val="807"/>
+    <w:basedOn w:val="975"/>
     <w:uiPriority w:val="99"/>
     <w:pPr>
       <w:pBdr/>
@@ -10455,9 +10551,9 @@
       </w:tcPr>
     </w:tblStylePr>
   </w:style>
-  <w:style w:type="table" w:styleId="33">
+  <w:style w:type="table" w:styleId="841">
     <w:name w:val="Grid Table 3"/>
-    <w:basedOn w:val="807"/>
+    <w:basedOn w:val="975"/>
     <w:uiPriority w:val="99"/>
     <w:pPr>
       <w:pBdr/>
@@ -10556,7 +10652,7 @@
         <w:tblBorders/>
       </w:tblPr>
       <w:tcPr>
-        <w:shd w:color="ffffff"/>
+        <w:shd w:val="clear" w:color="ffffff"/>
         <w:tcBorders>
           <w:top w:val="none" w:color="000000" w:sz="4" w:space="0"/>
           <w:left w:val="none" w:color="000000" w:sz="4" w:space="0"/>
@@ -10602,7 +10698,7 @@
         <w:tblBorders/>
       </w:tblPr>
       <w:tcPr>
-        <w:shd w:color="ffffff"/>
+        <w:shd w:val="clear" w:color="ffffff"/>
         <w:tcBorders>
           <w:top w:val="none" w:color="000000" w:sz="4" w:space="0"/>
           <w:left w:val="none" w:color="000000" w:sz="4" w:space="0"/>
@@ -10700,9 +10796,9 @@
       </w:tcPr>
     </w:tblStylePr>
   </w:style>
-  <w:style w:type="table" w:styleId="34">
+  <w:style w:type="table" w:styleId="842">
     <w:name w:val="Grid Table 3 - Accent 1"/>
-    <w:basedOn w:val="807"/>
+    <w:basedOn w:val="975"/>
     <w:uiPriority w:val="99"/>
     <w:pPr>
       <w:pBdr/>
@@ -10801,7 +10897,7 @@
         <w:tblBorders/>
       </w:tblPr>
       <w:tcPr>
-        <w:shd w:color="ffffff"/>
+        <w:shd w:val="clear" w:color="ffffff"/>
         <w:tcBorders>
           <w:top w:val="none" w:color="000000" w:sz="4" w:space="0"/>
           <w:left w:val="none" w:color="000000" w:sz="4" w:space="0"/>
@@ -10847,7 +10943,7 @@
         <w:tblBorders/>
       </w:tblPr>
       <w:tcPr>
-        <w:shd w:color="ffffff"/>
+        <w:shd w:val="clear" w:color="ffffff"/>
         <w:tcBorders>
           <w:top w:val="none" w:color="000000" w:sz="4" w:space="0"/>
           <w:left w:val="none" w:color="000000" w:sz="4" w:space="0"/>
@@ -10945,9 +11041,9 @@
       </w:tcPr>
     </w:tblStylePr>
   </w:style>
-  <w:style w:type="table" w:styleId="35">
+  <w:style w:type="table" w:styleId="843">
     <w:name w:val="Grid Table 3 - Accent 2"/>
-    <w:basedOn w:val="807"/>
+    <w:basedOn w:val="975"/>
     <w:uiPriority w:val="99"/>
     <w:pPr>
       <w:pBdr/>
@@ -11046,7 +11142,7 @@
         <w:tblBorders/>
       </w:tblPr>
       <w:tcPr>
-        <w:shd w:color="ffffff"/>
+        <w:shd w:val="clear" w:color="ffffff"/>
         <w:tcBorders>
           <w:top w:val="none" w:color="000000" w:sz="4" w:space="0"/>
           <w:left w:val="none" w:color="000000" w:sz="4" w:space="0"/>
@@ -11092,7 +11188,7 @@
         <w:tblBorders/>
       </w:tblPr>
       <w:tcPr>
-        <w:shd w:color="ffffff"/>
+        <w:shd w:val="clear" w:color="ffffff"/>
         <w:tcBorders>
           <w:top w:val="none" w:color="000000" w:sz="4" w:space="0"/>
           <w:left w:val="none" w:color="000000" w:sz="4" w:space="0"/>
@@ -11190,9 +11286,9 @@
       </w:tcPr>
     </w:tblStylePr>
   </w:style>
-  <w:style w:type="table" w:styleId="36">
+  <w:style w:type="table" w:styleId="844">
     <w:name w:val="Grid Table 3 - Accent 3"/>
-    <w:basedOn w:val="807"/>
+    <w:basedOn w:val="975"/>
     <w:uiPriority w:val="99"/>
     <w:pPr>
       <w:pBdr/>
@@ -11291,7 +11387,7 @@
         <w:tblBorders/>
       </w:tblPr>
       <w:tcPr>
-        <w:shd w:color="ffffff"/>
+        <w:shd w:val="clear" w:color="ffffff"/>
         <w:tcBorders>
           <w:top w:val="none" w:color="000000" w:sz="4" w:space="0"/>
           <w:left w:val="none" w:color="000000" w:sz="4" w:space="0"/>
@@ -11337,7 +11433,7 @@
         <w:tblBorders/>
       </w:tblPr>
       <w:tcPr>
-        <w:shd w:color="ffffff"/>
+        <w:shd w:val="clear" w:color="ffffff"/>
         <w:tcBorders>
           <w:top w:val="none" w:color="000000" w:sz="4" w:space="0"/>
           <w:left w:val="none" w:color="000000" w:sz="4" w:space="0"/>
@@ -11435,9 +11531,9 @@
       </w:tcPr>
     </w:tblStylePr>
   </w:style>
-  <w:style w:type="table" w:styleId="37">
+  <w:style w:type="table" w:styleId="845">
     <w:name w:val="Grid Table 3 - Accent 4"/>
-    <w:basedOn w:val="807"/>
+    <w:basedOn w:val="975"/>
     <w:uiPriority w:val="99"/>
     <w:pPr>
       <w:pBdr/>
@@ -11536,7 +11632,7 @@
         <w:tblBorders/>
       </w:tblPr>
       <w:tcPr>
-        <w:shd w:color="ffffff"/>
+        <w:shd w:val="clear" w:color="ffffff"/>
         <w:tcBorders>
           <w:top w:val="none" w:color="000000" w:sz="4" w:space="0"/>
           <w:left w:val="none" w:color="000000" w:sz="4" w:space="0"/>
@@ -11582,7 +11678,7 @@
         <w:tblBorders/>
       </w:tblPr>
       <w:tcPr>
-        <w:shd w:color="ffffff"/>
+        <w:shd w:val="clear" w:color="ffffff"/>
         <w:tcBorders>
           <w:top w:val="none" w:color="000000" w:sz="4" w:space="0"/>
           <w:left w:val="none" w:color="000000" w:sz="4" w:space="0"/>
@@ -11680,9 +11776,9 @@
       </w:tcPr>
     </w:tblStylePr>
   </w:style>
-  <w:style w:type="table" w:styleId="38">
+  <w:style w:type="table" w:styleId="846">
     <w:name w:val="Grid Table 3 - Accent 5"/>
-    <w:basedOn w:val="807"/>
+    <w:basedOn w:val="975"/>
     <w:uiPriority w:val="99"/>
     <w:pPr>
       <w:pBdr/>
@@ -11781,7 +11877,7 @@
         <w:tblBorders/>
       </w:tblPr>
       <w:tcPr>
-        <w:shd w:color="ffffff"/>
+        <w:shd w:val="clear" w:color="ffffff"/>
         <w:tcBorders>
           <w:top w:val="none" w:color="000000" w:sz="4" w:space="0"/>
           <w:left w:val="none" w:color="000000" w:sz="4" w:space="0"/>
@@ -11827,7 +11923,7 @@
         <w:tblBorders/>
       </w:tblPr>
       <w:tcPr>
-        <w:shd w:color="ffffff"/>
+        <w:shd w:val="clear" w:color="ffffff"/>
         <w:tcBorders>
           <w:top w:val="none" w:color="000000" w:sz="4" w:space="0"/>
           <w:left w:val="none" w:color="000000" w:sz="4" w:space="0"/>
@@ -11925,9 +12021,9 @@
       </w:tcPr>
     </w:tblStylePr>
   </w:style>
-  <w:style w:type="table" w:styleId="39">
+  <w:style w:type="table" w:styleId="847">
     <w:name w:val="Grid Table 3 - Accent 6"/>
-    <w:basedOn w:val="807"/>
+    <w:basedOn w:val="975"/>
     <w:uiPriority w:val="99"/>
     <w:pPr>
       <w:pBdr/>
@@ -12026,7 +12122,7 @@
         <w:tblBorders/>
       </w:tblPr>
       <w:tcPr>
-        <w:shd w:color="ffffff"/>
+        <w:shd w:val="clear" w:color="ffffff"/>
         <w:tcBorders>
           <w:top w:val="none" w:color="000000" w:sz="4" w:space="0"/>
           <w:left w:val="none" w:color="000000" w:sz="4" w:space="0"/>
@@ -12072,7 +12168,7 @@
         <w:tblBorders/>
       </w:tblPr>
       <w:tcPr>
-        <w:shd w:color="ffffff"/>
+        <w:shd w:val="clear" w:color="ffffff"/>
         <w:tcBorders>
           <w:top w:val="none" w:color="000000" w:sz="4" w:space="0"/>
           <w:left w:val="none" w:color="000000" w:sz="4" w:space="0"/>
@@ -12170,9 +12266,9 @@
       </w:tcPr>
     </w:tblStylePr>
   </w:style>
-  <w:style w:type="table" w:styleId="40">
+  <w:style w:type="table" w:styleId="848">
     <w:name w:val="Grid Table 4"/>
-    <w:basedOn w:val="807"/>
+    <w:basedOn w:val="975"/>
     <w:uiPriority w:val="59"/>
     <w:pPr>
       <w:pBdr/>
@@ -12403,9 +12499,9 @@
       </w:tcPr>
     </w:tblStylePr>
   </w:style>
-  <w:style w:type="table" w:styleId="41">
+  <w:style w:type="table" w:styleId="849">
     <w:name w:val="Grid Table 4 - Accent 1"/>
-    <w:basedOn w:val="807"/>
+    <w:basedOn w:val="975"/>
     <w:uiPriority w:val="59"/>
     <w:pPr>
       <w:pBdr/>
@@ -12636,9 +12732,9 @@
       </w:tcPr>
     </w:tblStylePr>
   </w:style>
-  <w:style w:type="table" w:styleId="42">
+  <w:style w:type="table" w:styleId="850">
     <w:name w:val="Grid Table 4 - Accent 2"/>
-    <w:basedOn w:val="807"/>
+    <w:basedOn w:val="975"/>
     <w:uiPriority w:val="59"/>
     <w:pPr>
       <w:pBdr/>
@@ -12869,9 +12965,9 @@
       </w:tcPr>
     </w:tblStylePr>
   </w:style>
-  <w:style w:type="table" w:styleId="43">
+  <w:style w:type="table" w:styleId="851">
     <w:name w:val="Grid Table 4 - Accent 3"/>
-    <w:basedOn w:val="807"/>
+    <w:basedOn w:val="975"/>
     <w:uiPriority w:val="59"/>
     <w:pPr>
       <w:pBdr/>
@@ -13102,9 +13198,9 @@
       </w:tcPr>
     </w:tblStylePr>
   </w:style>
-  <w:style w:type="table" w:styleId="44">
+  <w:style w:type="table" w:styleId="852">
     <w:name w:val="Grid Table 4 - Accent 4"/>
-    <w:basedOn w:val="807"/>
+    <w:basedOn w:val="975"/>
     <w:uiPriority w:val="59"/>
     <w:pPr>
       <w:pBdr/>
@@ -13335,9 +13431,9 @@
       </w:tcPr>
     </w:tblStylePr>
   </w:style>
-  <w:style w:type="table" w:styleId="45">
+  <w:style w:type="table" w:styleId="853">
     <w:name w:val="Grid Table 4 - Accent 5"/>
-    <w:basedOn w:val="807"/>
+    <w:basedOn w:val="975"/>
     <w:uiPriority w:val="59"/>
     <w:pPr>
       <w:pBdr/>
@@ -13568,9 +13664,9 @@
       </w:tcPr>
     </w:tblStylePr>
   </w:style>
-  <w:style w:type="table" w:styleId="46">
+  <w:style w:type="table" w:styleId="854">
     <w:name w:val="Grid Table 4 - Accent 6"/>
-    <w:basedOn w:val="807"/>
+    <w:basedOn w:val="975"/>
     <w:uiPriority w:val="59"/>
     <w:pPr>
       <w:pBdr/>
@@ -13801,9 +13897,9 @@
       </w:tcPr>
     </w:tblStylePr>
   </w:style>
-  <w:style w:type="table" w:styleId="47">
+  <w:style w:type="table" w:styleId="855">
     <w:name w:val="Grid Table 5 Dark"/>
-    <w:basedOn w:val="807"/>
+    <w:basedOn w:val="975"/>
     <w:uiPriority w:val="99"/>
     <w:pPr>
       <w:pBdr/>
@@ -14029,9 +14125,9 @@
       </w:tcPr>
     </w:tblStylePr>
   </w:style>
-  <w:style w:type="table" w:styleId="48">
+  <w:style w:type="table" w:styleId="856">
     <w:name w:val="Grid Table 5 Dark- Accent 1"/>
-    <w:basedOn w:val="807"/>
+    <w:basedOn w:val="975"/>
     <w:uiPriority w:val="99"/>
     <w:pPr>
       <w:pBdr/>
@@ -14257,9 +14353,9 @@
       </w:tcPr>
     </w:tblStylePr>
   </w:style>
-  <w:style w:type="table" w:styleId="49">
+  <w:style w:type="table" w:styleId="857">
     <w:name w:val="Grid Table 5 Dark - Accent 2"/>
-    <w:basedOn w:val="807"/>
+    <w:basedOn w:val="975"/>
     <w:uiPriority w:val="99"/>
     <w:pPr>
       <w:pBdr/>
@@ -14485,9 +14581,9 @@
       </w:tcPr>
     </w:tblStylePr>
   </w:style>
-  <w:style w:type="table" w:styleId="50">
+  <w:style w:type="table" w:styleId="858">
     <w:name w:val="Grid Table 5 Dark - Accent 3"/>
-    <w:basedOn w:val="807"/>
+    <w:basedOn w:val="975"/>
     <w:uiPriority w:val="99"/>
     <w:pPr>
       <w:pBdr/>
@@ -14713,9 +14809,9 @@
       </w:tcPr>
     </w:tblStylePr>
   </w:style>
-  <w:style w:type="table" w:styleId="51">
+  <w:style w:type="table" w:styleId="859">
     <w:name w:val="Grid Table 5 Dark- Accent 4"/>
-    <w:basedOn w:val="807"/>
+    <w:basedOn w:val="975"/>
     <w:uiPriority w:val="99"/>
     <w:pPr>
       <w:pBdr/>
@@ -14941,9 +15037,9 @@
       </w:tcPr>
     </w:tblStylePr>
   </w:style>
-  <w:style w:type="table" w:styleId="52">
+  <w:style w:type="table" w:styleId="860">
     <w:name w:val="Grid Table 5 Dark - Accent 5"/>
-    <w:basedOn w:val="807"/>
+    <w:basedOn w:val="975"/>
     <w:uiPriority w:val="99"/>
     <w:pPr>
       <w:pBdr/>
@@ -15169,9 +15265,9 @@
       </w:tcPr>
     </w:tblStylePr>
   </w:style>
-  <w:style w:type="table" w:styleId="53">
+  <w:style w:type="table" w:styleId="861">
     <w:name w:val="Grid Table 5 Dark - Accent 6"/>
-    <w:basedOn w:val="807"/>
+    <w:basedOn w:val="975"/>
     <w:uiPriority w:val="99"/>
     <w:pPr>
       <w:pBdr/>
@@ -15397,9 +15493,9 @@
       </w:tcPr>
     </w:tblStylePr>
   </w:style>
-  <w:style w:type="table" w:styleId="54">
+  <w:style w:type="table" w:styleId="862">
     <w:name w:val="Grid Table 6 Colorful"/>
-    <w:basedOn w:val="807"/>
+    <w:basedOn w:val="975"/>
     <w:uiPriority w:val="99"/>
     <w:pPr>
       <w:pBdr/>
@@ -15627,9 +15723,9 @@
       </w:tcPr>
     </w:tblStylePr>
   </w:style>
-  <w:style w:type="table" w:styleId="55">
+  <w:style w:type="table" w:styleId="863">
     <w:name w:val="Grid Table 6 Colorful - Accent 1"/>
-    <w:basedOn w:val="807"/>
+    <w:basedOn w:val="975"/>
     <w:uiPriority w:val="99"/>
     <w:pPr>
       <w:pBdr/>
@@ -15857,9 +15953,9 @@
       </w:tcPr>
     </w:tblStylePr>
   </w:style>
-  <w:style w:type="table" w:styleId="56">
+  <w:style w:type="table" w:styleId="864">
     <w:name w:val="Grid Table 6 Colorful - Accent 2"/>
-    <w:basedOn w:val="807"/>
+    <w:basedOn w:val="975"/>
     <w:uiPriority w:val="99"/>
     <w:pPr>
       <w:pBdr/>
@@ -16087,9 +16183,9 @@
       </w:tcPr>
     </w:tblStylePr>
   </w:style>
-  <w:style w:type="table" w:styleId="57">
+  <w:style w:type="table" w:styleId="865">
     <w:name w:val="Grid Table 6 Colorful - Accent 3"/>
-    <w:basedOn w:val="807"/>
+    <w:basedOn w:val="975"/>
     <w:uiPriority w:val="99"/>
     <w:pPr>
       <w:pBdr/>
@@ -16317,9 +16413,9 @@
       </w:tcPr>
     </w:tblStylePr>
   </w:style>
-  <w:style w:type="table" w:styleId="58">
+  <w:style w:type="table" w:styleId="866">
     <w:name w:val="Grid Table 6 Colorful - Accent 4"/>
-    <w:basedOn w:val="807"/>
+    <w:basedOn w:val="975"/>
     <w:uiPriority w:val="99"/>
     <w:pPr>
       <w:pBdr/>
@@ -16547,9 +16643,9 @@
       </w:tcPr>
     </w:tblStylePr>
   </w:style>
-  <w:style w:type="table" w:styleId="59">
+  <w:style w:type="table" w:styleId="867">
     <w:name w:val="Grid Table 6 Colorful - Accent 5"/>
-    <w:basedOn w:val="807"/>
+    <w:basedOn w:val="975"/>
     <w:uiPriority w:val="99"/>
     <w:pPr>
       <w:pBdr/>
@@ -16777,9 +16873,9 @@
       </w:tcPr>
     </w:tblStylePr>
   </w:style>
-  <w:style w:type="table" w:styleId="60">
+  <w:style w:type="table" w:styleId="868">
     <w:name w:val="Grid Table 6 Colorful - Accent 6"/>
-    <w:basedOn w:val="807"/>
+    <w:basedOn w:val="975"/>
     <w:uiPriority w:val="99"/>
     <w:pPr>
       <w:pBdr/>
@@ -17007,9 +17103,9 @@
       </w:tcPr>
     </w:tblStylePr>
   </w:style>
-  <w:style w:type="table" w:styleId="61">
+  <w:style w:type="table" w:styleId="869">
     <w:name w:val="Grid Table 7 Colorful"/>
-    <w:basedOn w:val="807"/>
+    <w:basedOn w:val="975"/>
     <w:uiPriority w:val="99"/>
     <w:pPr>
       <w:pBdr/>
@@ -17111,11 +17207,11 @@
         <w:tblBorders/>
       </w:tblPr>
       <w:tcPr>
-        <w:shd w:color="ffffff"/>
-        <w:tcBorders>
-          <w:top w:val="none"/>
-          <w:left w:val="none"/>
-          <w:bottom w:val="none"/>
+        <w:shd w:val="clear" w:color="ffffff"/>
+        <w:tcBorders>
+          <w:top w:val="none" w:color="000000" w:sz="4" w:space="0"/>
+          <w:left w:val="none" w:color="000000" w:sz="4" w:space="0"/>
+          <w:bottom w:val="none" w:color="000000" w:sz="4" w:space="0"/>
           <w:right w:val="single" w:color="000000" w:themeColor="text1" w:themeTint="80" w:sz="4" w:space="0"/>
         </w:tcBorders>
       </w:tcPr>
@@ -17138,10 +17234,10 @@
       <w:tcPr>
         <w:shd w:val="clear" w:color="ffffff" w:themeColor="light1" w:fill="ffffff" w:themeFill="light1"/>
         <w:tcBorders>
-          <w:top w:val="none"/>
-          <w:left w:val="none"/>
+          <w:top w:val="none" w:color="000000" w:sz="4" w:space="0"/>
+          <w:left w:val="none" w:color="000000" w:sz="4" w:space="0"/>
           <w:bottom w:val="single" w:color="000000" w:themeColor="text1" w:themeTint="80" w:sz="4" w:space="0"/>
-          <w:right w:val="none"/>
+          <w:right w:val="none" w:color="000000" w:sz="4" w:space="0"/>
         </w:tcBorders>
       </w:tcPr>
     </w:tblStylePr>
@@ -17161,12 +17257,12 @@
         <w:tblBorders/>
       </w:tblPr>
       <w:tcPr>
-        <w:shd w:color="ffffff"/>
-        <w:tcBorders>
-          <w:top w:val="none"/>
+        <w:shd w:val="clear" w:color="ffffff"/>
+        <w:tcBorders>
+          <w:top w:val="none" w:color="000000" w:sz="4" w:space="0"/>
           <w:left w:val="single" w:color="000000" w:themeColor="text1" w:themeTint="80" w:sz="4" w:space="0"/>
-          <w:bottom w:val="none"/>
-          <w:right w:val="none"/>
+          <w:bottom w:val="none" w:color="000000" w:sz="4" w:space="0"/>
+          <w:right w:val="none" w:color="000000" w:sz="4" w:space="0"/>
         </w:tcBorders>
       </w:tcPr>
     </w:tblStylePr>
@@ -17189,9 +17285,9 @@
         <w:shd w:val="clear" w:color="ffffff" w:themeColor="light1" w:fill="ffffff" w:themeFill="light1"/>
         <w:tcBorders>
           <w:top w:val="single" w:color="000000" w:themeColor="text1" w:themeTint="80" w:sz="4" w:space="0"/>
-          <w:left w:val="none"/>
-          <w:bottom w:val="none"/>
-          <w:right w:val="none"/>
+          <w:left w:val="none" w:color="000000" w:sz="4" w:space="0"/>
+          <w:bottom w:val="none" w:color="000000" w:sz="4" w:space="0"/>
+          <w:right w:val="none" w:color="000000" w:sz="4" w:space="0"/>
         </w:tcBorders>
       </w:tcPr>
     </w:tblStylePr>
@@ -17261,9 +17357,9 @@
       </w:tcPr>
     </w:tblStylePr>
   </w:style>
-  <w:style w:type="table" w:styleId="62">
+  <w:style w:type="table" w:styleId="870">
     <w:name w:val="Grid Table 7 Colorful - Accent 1"/>
-    <w:basedOn w:val="807"/>
+    <w:basedOn w:val="975"/>
     <w:uiPriority w:val="99"/>
     <w:pPr>
       <w:pBdr/>
@@ -17365,11 +17461,11 @@
         <w:tblBorders/>
       </w:tblPr>
       <w:tcPr>
-        <w:shd w:color="ffffff"/>
-        <w:tcBorders>
-          <w:top w:val="none"/>
-          <w:left w:val="none"/>
-          <w:bottom w:val="none"/>
+        <w:shd w:val="clear" w:color="ffffff"/>
+        <w:tcBorders>
+          <w:top w:val="none" w:color="000000" w:sz="4" w:space="0"/>
+          <w:left w:val="none" w:color="000000" w:sz="4" w:space="0"/>
+          <w:bottom w:val="none" w:color="000000" w:sz="4" w:space="0"/>
           <w:right w:val="single" w:color="000000" w:themeColor="accent1" w:themeTint="80" w:sz="4" w:space="0"/>
         </w:tcBorders>
       </w:tcPr>
@@ -17392,10 +17488,10 @@
       <w:tcPr>
         <w:shd w:val="clear" w:color="ffffff" w:themeColor="light1" w:fill="ffffff" w:themeFill="light1"/>
         <w:tcBorders>
-          <w:top w:val="none"/>
-          <w:left w:val="none"/>
+          <w:top w:val="none" w:color="000000" w:sz="4" w:space="0"/>
+          <w:left w:val="none" w:color="000000" w:sz="4" w:space="0"/>
           <w:bottom w:val="single" w:color="000000" w:themeColor="accent1" w:themeTint="80" w:sz="4" w:space="0"/>
-          <w:right w:val="none"/>
+          <w:right w:val="none" w:color="000000" w:sz="4" w:space="0"/>
         </w:tcBorders>
       </w:tcPr>
     </w:tblStylePr>
@@ -17415,12 +17511,12 @@
         <w:tblBorders/>
       </w:tblPr>
       <w:tcPr>
-        <w:shd w:color="ffffff"/>
-        <w:tcBorders>
-          <w:top w:val="none"/>
+        <w:shd w:val="clear" w:color="ffffff"/>
+        <w:tcBorders>
+          <w:top w:val="none" w:color="000000" w:sz="4" w:space="0"/>
           <w:left w:val="single" w:color="000000" w:themeColor="accent1" w:themeTint="80" w:sz="4" w:space="0"/>
-          <w:bottom w:val="none"/>
-          <w:right w:val="none"/>
+          <w:bottom w:val="none" w:color="000000" w:sz="4" w:space="0"/>
+          <w:right w:val="none" w:color="000000" w:sz="4" w:space="0"/>
         </w:tcBorders>
       </w:tcPr>
     </w:tblStylePr>
@@ -17443,9 +17539,9 @@
         <w:shd w:val="clear" w:color="ffffff" w:themeColor="light1" w:fill="ffffff" w:themeFill="light1"/>
         <w:tcBorders>
           <w:top w:val="single" w:color="000000" w:themeColor="accent1" w:themeTint="80" w:sz="4" w:space="0"/>
-          <w:left w:val="none"/>
-          <w:bottom w:val="none"/>
-          <w:right w:val="none"/>
+          <w:left w:val="none" w:color="000000" w:sz="4" w:space="0"/>
+          <w:bottom w:val="none" w:color="000000" w:sz="4" w:space="0"/>
+          <w:right w:val="none" w:color="000000" w:sz="4" w:space="0"/>
         </w:tcBorders>
       </w:tcPr>
     </w:tblStylePr>
@@ -17515,9 +17611,9 @@
       </w:tcPr>
     </w:tblStylePr>
   </w:style>
-  <w:style w:type="table" w:styleId="63">
+  <w:style w:type="table" w:styleId="871">
     <w:name w:val="Grid Table 7 Colorful - Accent 2"/>
-    <w:basedOn w:val="807"/>
+    <w:basedOn w:val="975"/>
     <w:uiPriority w:val="99"/>
     <w:pPr>
       <w:pBdr/>
@@ -17619,11 +17715,11 @@
         <w:tblBorders/>
       </w:tblPr>
       <w:tcPr>
-        <w:shd w:color="ffffff"/>
-        <w:tcBorders>
-          <w:top w:val="none"/>
-          <w:left w:val="none"/>
-          <w:bottom w:val="none"/>
+        <w:shd w:val="clear" w:color="ffffff"/>
+        <w:tcBorders>
+          <w:top w:val="none" w:color="000000" w:sz="4" w:space="0"/>
+          <w:left w:val="none" w:color="000000" w:sz="4" w:space="0"/>
+          <w:bottom w:val="none" w:color="000000" w:sz="4" w:space="0"/>
           <w:right w:val="single" w:color="000000" w:themeColor="accent2" w:themeTint="97" w:sz="4" w:space="0"/>
         </w:tcBorders>
       </w:tcPr>
@@ -17646,10 +17742,10 @@
       <w:tcPr>
         <w:shd w:val="clear" w:color="ffffff" w:themeColor="light1" w:fill="ffffff" w:themeFill="light1"/>
         <w:tcBorders>
-          <w:top w:val="none"/>
-          <w:left w:val="none"/>
+          <w:top w:val="none" w:color="000000" w:sz="4" w:space="0"/>
+          <w:left w:val="none" w:color="000000" w:sz="4" w:space="0"/>
           <w:bottom w:val="single" w:color="000000" w:themeColor="accent2" w:themeTint="97" w:sz="4" w:space="0"/>
-          <w:right w:val="none"/>
+          <w:right w:val="none" w:color="000000" w:sz="4" w:space="0"/>
         </w:tcBorders>
       </w:tcPr>
     </w:tblStylePr>
@@ -17669,12 +17765,12 @@
         <w:tblBorders/>
       </w:tblPr>
       <w:tcPr>
-        <w:shd w:color="ffffff"/>
-        <w:tcBorders>
-          <w:top w:val="none"/>
+        <w:shd w:val="clear" w:color="ffffff"/>
+        <w:tcBorders>
+          <w:top w:val="none" w:color="000000" w:sz="4" w:space="0"/>
           <w:left w:val="single" w:color="000000" w:themeColor="accent2" w:themeTint="97" w:sz="4" w:space="0"/>
-          <w:bottom w:val="none"/>
-          <w:right w:val="none"/>
+          <w:bottom w:val="none" w:color="000000" w:sz="4" w:space="0"/>
+          <w:right w:val="none" w:color="000000" w:sz="4" w:space="0"/>
         </w:tcBorders>
       </w:tcPr>
     </w:tblStylePr>
@@ -17697,9 +17793,9 @@
         <w:shd w:val="clear" w:color="ffffff" w:themeColor="light1" w:fill="ffffff" w:themeFill="light1"/>
         <w:tcBorders>
           <w:top w:val="single" w:color="000000" w:themeColor="accent2" w:themeTint="97" w:sz="4" w:space="0"/>
-          <w:left w:val="none"/>
-          <w:bottom w:val="none"/>
-          <w:right w:val="none"/>
+          <w:left w:val="none" w:color="000000" w:sz="4" w:space="0"/>
+          <w:bottom w:val="none" w:color="000000" w:sz="4" w:space="0"/>
+          <w:right w:val="none" w:color="000000" w:sz="4" w:space="0"/>
         </w:tcBorders>
       </w:tcPr>
     </w:tblStylePr>
@@ -17769,9 +17865,9 @@
       </w:tcPr>
     </w:tblStylePr>
   </w:style>
-  <w:style w:type="table" w:styleId="64">
+  <w:style w:type="table" w:styleId="872">
     <w:name w:val="Grid Table 7 Colorful - Accent 3"/>
-    <w:basedOn w:val="807"/>
+    <w:basedOn w:val="975"/>
     <w:uiPriority w:val="99"/>
     <w:pPr>
       <w:pBdr/>
@@ -17873,11 +17969,11 @@
         <w:tblBorders/>
       </w:tblPr>
       <w:tcPr>
-        <w:shd w:color="ffffff"/>
-        <w:tcBorders>
-          <w:top w:val="none"/>
-          <w:left w:val="none"/>
-          <w:bottom w:val="none"/>
+        <w:shd w:val="clear" w:color="ffffff"/>
+        <w:tcBorders>
+          <w:top w:val="none" w:color="000000" w:sz="4" w:space="0"/>
+          <w:left w:val="none" w:color="000000" w:sz="4" w:space="0"/>
+          <w:bottom w:val="none" w:color="000000" w:sz="4" w:space="0"/>
           <w:right w:val="single" w:color="000000" w:themeColor="accent3" w:themeTint="FE" w:sz="4" w:space="0"/>
         </w:tcBorders>
       </w:tcPr>
@@ -17900,10 +17996,10 @@
       <w:tcPr>
         <w:shd w:val="clear" w:color="ffffff" w:themeColor="light1" w:fill="ffffff" w:themeFill="light1"/>
         <w:tcBorders>
-          <w:top w:val="none"/>
-          <w:left w:val="none"/>
+          <w:top w:val="none" w:color="000000" w:sz="4" w:space="0"/>
+          <w:left w:val="none" w:color="000000" w:sz="4" w:space="0"/>
           <w:bottom w:val="single" w:color="000000" w:themeColor="accent3" w:themeTint="FE" w:sz="4" w:space="0"/>
-          <w:right w:val="none"/>
+          <w:right w:val="none" w:color="000000" w:sz="4" w:space="0"/>
         </w:tcBorders>
       </w:tcPr>
     </w:tblStylePr>
@@ -17923,12 +18019,12 @@
         <w:tblBorders/>
       </w:tblPr>
       <w:tcPr>
-        <w:shd w:color="ffffff"/>
-        <w:tcBorders>
-          <w:top w:val="none"/>
+        <w:shd w:val="clear" w:color="ffffff"/>
+        <w:tcBorders>
+          <w:top w:val="none" w:color="000000" w:sz="4" w:space="0"/>
           <w:left w:val="single" w:color="000000" w:themeColor="accent3" w:themeTint="FE" w:sz="4" w:space="0"/>
-          <w:bottom w:val="none"/>
-          <w:right w:val="none"/>
+          <w:bottom w:val="none" w:color="000000" w:sz="4" w:space="0"/>
+          <w:right w:val="none" w:color="000000" w:sz="4" w:space="0"/>
         </w:tcBorders>
       </w:tcPr>
     </w:tblStylePr>
@@ -17951,9 +18047,9 @@
         <w:shd w:val="clear" w:color="ffffff" w:themeColor="light1" w:fill="ffffff" w:themeFill="light1"/>
         <w:tcBorders>
           <w:top w:val="single" w:color="000000" w:themeColor="accent3" w:themeTint="FE" w:sz="4" w:space="0"/>
-          <w:left w:val="none"/>
-          <w:bottom w:val="none"/>
-          <w:right w:val="none"/>
+          <w:left w:val="none" w:color="000000" w:sz="4" w:space="0"/>
+          <w:bottom w:val="none" w:color="000000" w:sz="4" w:space="0"/>
+          <w:right w:val="none" w:color="000000" w:sz="4" w:space="0"/>
         </w:tcBorders>
       </w:tcPr>
     </w:tblStylePr>
@@ -18023,9 +18119,9 @@
       </w:tcPr>
     </w:tblStylePr>
   </w:style>
-  <w:style w:type="table" w:styleId="65">
+  <w:style w:type="table" w:styleId="873">
     <w:name w:val="Grid Table 7 Colorful - Accent 4"/>
-    <w:basedOn w:val="807"/>
+    <w:basedOn w:val="975"/>
     <w:uiPriority w:val="99"/>
     <w:pPr>
       <w:pBdr/>
@@ -18127,11 +18223,11 @@
         <w:tblBorders/>
       </w:tblPr>
       <w:tcPr>
-        <w:shd w:color="ffffff"/>
-        <w:tcBorders>
-          <w:top w:val="none"/>
-          <w:left w:val="none"/>
-          <w:bottom w:val="none"/>
+        <w:shd w:val="clear" w:color="ffffff"/>
+        <w:tcBorders>
+          <w:top w:val="none" w:color="000000" w:sz="4" w:space="0"/>
+          <w:left w:val="none" w:color="000000" w:sz="4" w:space="0"/>
+          <w:bottom w:val="none" w:color="000000" w:sz="4" w:space="0"/>
           <w:right w:val="single" w:color="000000" w:themeColor="accent4" w:themeTint="9A" w:sz="4" w:space="0"/>
         </w:tcBorders>
       </w:tcPr>
@@ -18154,10 +18250,10 @@
       <w:tcPr>
         <w:shd w:val="clear" w:color="ffffff" w:themeColor="light1" w:fill="ffffff" w:themeFill="light1"/>
         <w:tcBorders>
-          <w:top w:val="none"/>
-          <w:left w:val="none"/>
+          <w:top w:val="none" w:color="000000" w:sz="4" w:space="0"/>
+          <w:left w:val="none" w:color="000000" w:sz="4" w:space="0"/>
           <w:bottom w:val="single" w:color="000000" w:themeColor="accent4" w:themeTint="9A" w:sz="4" w:space="0"/>
-          <w:right w:val="none"/>
+          <w:right w:val="none" w:color="000000" w:sz="4" w:space="0"/>
         </w:tcBorders>
       </w:tcPr>
     </w:tblStylePr>
@@ -18177,12 +18273,12 @@
         <w:tblBorders/>
       </w:tblPr>
       <w:tcPr>
-        <w:shd w:color="ffffff"/>
-        <w:tcBorders>
-          <w:top w:val="none"/>
+        <w:shd w:val="clear" w:color="ffffff"/>
+        <w:tcBorders>
+          <w:top w:val="none" w:color="000000" w:sz="4" w:space="0"/>
           <w:left w:val="single" w:color="000000" w:themeColor="accent4" w:themeTint="9A" w:sz="4" w:space="0"/>
-          <w:bottom w:val="none"/>
-          <w:right w:val="none"/>
+          <w:bottom w:val="none" w:color="000000" w:sz="4" w:space="0"/>
+          <w:right w:val="none" w:color="000000" w:sz="4" w:space="0"/>
         </w:tcBorders>
       </w:tcPr>
     </w:tblStylePr>
@@ -18205,9 +18301,9 @@
         <w:shd w:val="clear" w:color="ffffff" w:themeColor="light1" w:fill="ffffff" w:themeFill="light1"/>
         <w:tcBorders>
           <w:top w:val="single" w:color="000000" w:themeColor="accent4" w:themeTint="9A" w:sz="4" w:space="0"/>
-          <w:left w:val="none"/>
-          <w:bottom w:val="none"/>
-          <w:right w:val="none"/>
+          <w:left w:val="none" w:color="000000" w:sz="4" w:space="0"/>
+          <w:bottom w:val="none" w:color="000000" w:sz="4" w:space="0"/>
+          <w:right w:val="none" w:color="000000" w:sz="4" w:space="0"/>
         </w:tcBorders>
       </w:tcPr>
     </w:tblStylePr>
@@ -18277,9 +18373,9 @@
       </w:tcPr>
     </w:tblStylePr>
   </w:style>
-  <w:style w:type="table" w:styleId="66">
+  <w:style w:type="table" w:styleId="874">
     <w:name w:val="Grid Table 7 Colorful - Accent 5"/>
-    <w:basedOn w:val="807"/>
+    <w:basedOn w:val="975"/>
     <w:uiPriority w:val="99"/>
     <w:pPr>
       <w:pBdr/>
@@ -18381,11 +18477,11 @@
         <w:tblBorders/>
       </w:tblPr>
       <w:tcPr>
-        <w:shd w:color="ffffff"/>
-        <w:tcBorders>
-          <w:top w:val="none"/>
-          <w:left w:val="none"/>
-          <w:bottom w:val="none"/>
+        <w:shd w:val="clear" w:color="ffffff"/>
+        <w:tcBorders>
+          <w:top w:val="none" w:color="000000" w:sz="4" w:space="0"/>
+          <w:left w:val="none" w:color="000000" w:sz="4" w:space="0"/>
+          <w:bottom w:val="none" w:color="000000" w:sz="4" w:space="0"/>
           <w:right w:val="single" w:color="000000" w:themeColor="accent5" w:themeTint="90" w:sz="4" w:space="0"/>
         </w:tcBorders>
       </w:tcPr>
@@ -18408,10 +18504,10 @@
       <w:tcPr>
         <w:shd w:val="clear" w:color="ffffff" w:themeColor="light1" w:fill="ffffff" w:themeFill="light1"/>
         <w:tcBorders>
-          <w:top w:val="none"/>
-          <w:left w:val="none"/>
+          <w:top w:val="none" w:color="000000" w:sz="4" w:space="0"/>
+          <w:left w:val="none" w:color="000000" w:sz="4" w:space="0"/>
           <w:bottom w:val="single" w:color="000000" w:themeColor="accent5" w:themeTint="90" w:sz="4" w:space="0"/>
-          <w:right w:val="none"/>
+          <w:right w:val="none" w:color="000000" w:sz="4" w:space="0"/>
         </w:tcBorders>
       </w:tcPr>
     </w:tblStylePr>
@@ -18431,12 +18527,12 @@
         <w:tblBorders/>
       </w:tblPr>
       <w:tcPr>
-        <w:shd w:color="ffffff"/>
-        <w:tcBorders>
-          <w:top w:val="none"/>
+        <w:shd w:val="clear" w:color="ffffff"/>
+        <w:tcBorders>
+          <w:top w:val="none" w:color="000000" w:sz="4" w:space="0"/>
           <w:left w:val="single" w:color="000000" w:themeColor="accent5" w:themeTint="90" w:sz="4" w:space="0"/>
-          <w:bottom w:val="none"/>
-          <w:right w:val="none"/>
+          <w:bottom w:val="none" w:color="000000" w:sz="4" w:space="0"/>
+          <w:right w:val="none" w:color="000000" w:sz="4" w:space="0"/>
         </w:tcBorders>
       </w:tcPr>
     </w:tblStylePr>
@@ -18459,9 +18555,9 @@
         <w:shd w:val="clear" w:color="ffffff" w:themeColor="light1" w:fill="ffffff" w:themeFill="light1"/>
         <w:tcBorders>
           <w:top w:val="single" w:color="000000" w:themeColor="accent5" w:themeTint="90" w:sz="4" w:space="0"/>
-          <w:left w:val="none"/>
-          <w:bottom w:val="none"/>
-          <w:right w:val="none"/>
+          <w:left w:val="none" w:color="000000" w:sz="4" w:space="0"/>
+          <w:bottom w:val="none" w:color="000000" w:sz="4" w:space="0"/>
+          <w:right w:val="none" w:color="000000" w:sz="4" w:space="0"/>
         </w:tcBorders>
       </w:tcPr>
     </w:tblStylePr>
@@ -18531,9 +18627,9 @@
       </w:tcPr>
     </w:tblStylePr>
   </w:style>
-  <w:style w:type="table" w:styleId="67">
+  <w:style w:type="table" w:styleId="875">
     <w:name w:val="Grid Table 7 Colorful - Accent 6"/>
-    <w:basedOn w:val="807"/>
+    <w:basedOn w:val="975"/>
     <w:uiPriority w:val="99"/>
     <w:pPr>
       <w:pBdr/>
@@ -18635,11 +18731,11 @@
         <w:tblBorders/>
       </w:tblPr>
       <w:tcPr>
-        <w:shd w:color="ffffff"/>
-        <w:tcBorders>
-          <w:top w:val="none"/>
-          <w:left w:val="none"/>
-          <w:bottom w:val="none"/>
+        <w:shd w:val="clear" w:color="ffffff"/>
+        <w:tcBorders>
+          <w:top w:val="none" w:color="000000" w:sz="4" w:space="0"/>
+          <w:left w:val="none" w:color="000000" w:sz="4" w:space="0"/>
+          <w:bottom w:val="none" w:color="000000" w:sz="4" w:space="0"/>
           <w:right w:val="single" w:color="000000" w:themeColor="accent6" w:themeTint="90" w:sz="4" w:space="0"/>
         </w:tcBorders>
       </w:tcPr>
@@ -18662,10 +18758,10 @@
       <w:tcPr>
         <w:shd w:val="clear" w:color="ffffff" w:themeColor="light1" w:fill="ffffff" w:themeFill="light1"/>
         <w:tcBorders>
-          <w:top w:val="none"/>
-          <w:left w:val="none"/>
+          <w:top w:val="none" w:color="000000" w:sz="4" w:space="0"/>
+          <w:left w:val="none" w:color="000000" w:sz="4" w:space="0"/>
           <w:bottom w:val="single" w:color="000000" w:themeColor="accent6" w:themeTint="90" w:sz="4" w:space="0"/>
-          <w:right w:val="none"/>
+          <w:right w:val="none" w:color="000000" w:sz="4" w:space="0"/>
         </w:tcBorders>
       </w:tcPr>
     </w:tblStylePr>
@@ -18685,12 +18781,12 @@
         <w:tblBorders/>
       </w:tblPr>
       <w:tcPr>
-        <w:shd w:color="ffffff"/>
-        <w:tcBorders>
-          <w:top w:val="none"/>
+        <w:shd w:val="clear" w:color="ffffff"/>
+        <w:tcBorders>
+          <w:top w:val="none" w:color="000000" w:sz="4" w:space="0"/>
           <w:left w:val="single" w:color="000000" w:themeColor="accent6" w:themeTint="90" w:sz="4" w:space="0"/>
-          <w:bottom w:val="none"/>
-          <w:right w:val="none"/>
+          <w:bottom w:val="none" w:color="000000" w:sz="4" w:space="0"/>
+          <w:right w:val="none" w:color="000000" w:sz="4" w:space="0"/>
         </w:tcBorders>
       </w:tcPr>
     </w:tblStylePr>
@@ -18713,9 +18809,9 @@
         <w:shd w:val="clear" w:color="ffffff" w:themeColor="light1" w:fill="ffffff" w:themeFill="light1"/>
         <w:tcBorders>
           <w:top w:val="single" w:color="000000" w:themeColor="accent6" w:themeTint="90" w:sz="4" w:space="0"/>
-          <w:left w:val="none"/>
-          <w:bottom w:val="none"/>
-          <w:right w:val="none"/>
+          <w:left w:val="none" w:color="000000" w:sz="4" w:space="0"/>
+          <w:bottom w:val="none" w:color="000000" w:sz="4" w:space="0"/>
+          <w:right w:val="none" w:color="000000" w:sz="4" w:space="0"/>
         </w:tcBorders>
       </w:tcPr>
     </w:tblStylePr>
@@ -18785,9 +18881,9 @@
       </w:tcPr>
     </w:tblStylePr>
   </w:style>
-  <w:style w:type="table" w:styleId="68">
+  <w:style w:type="table" w:styleId="876">
     <w:name w:val="List Table 1 Light"/>
-    <w:basedOn w:val="807"/>
+    <w:basedOn w:val="975"/>
     <w:uiPriority w:val="99"/>
     <w:pPr>
       <w:pBdr/>
@@ -19001,9 +19097,9 @@
       </w:tcPr>
     </w:tblStylePr>
   </w:style>
-  <w:style w:type="table" w:styleId="69">
+  <w:style w:type="table" w:styleId="877">
     <w:name w:val="List Table 1 Light - Accent 1"/>
-    <w:basedOn w:val="807"/>
+    <w:basedOn w:val="975"/>
     <w:uiPriority w:val="99"/>
     <w:pPr>
       <w:pBdr/>
@@ -19217,9 +19313,9 @@
       </w:tcPr>
     </w:tblStylePr>
   </w:style>
-  <w:style w:type="table" w:styleId="70">
+  <w:style w:type="table" w:styleId="878">
     <w:name w:val="List Table 1 Light - Accent 2"/>
-    <w:basedOn w:val="807"/>
+    <w:basedOn w:val="975"/>
     <w:uiPriority w:val="99"/>
     <w:pPr>
       <w:pBdr/>
@@ -19433,9 +19529,9 @@
       </w:tcPr>
     </w:tblStylePr>
   </w:style>
-  <w:style w:type="table" w:styleId="71">
+  <w:style w:type="table" w:styleId="879">
     <w:name w:val="List Table 1 Light - Accent 3"/>
-    <w:basedOn w:val="807"/>
+    <w:basedOn w:val="975"/>
     <w:uiPriority w:val="99"/>
     <w:pPr>
       <w:pBdr/>
@@ -19649,9 +19745,9 @@
       </w:tcPr>
     </w:tblStylePr>
   </w:style>
-  <w:style w:type="table" w:styleId="72">
+  <w:style w:type="table" w:styleId="880">
     <w:name w:val="List Table 1 Light - Accent 4"/>
-    <w:basedOn w:val="807"/>
+    <w:basedOn w:val="975"/>
     <w:uiPriority w:val="99"/>
     <w:pPr>
       <w:pBdr/>
@@ -19865,9 +19961,9 @@
       </w:tcPr>
     </w:tblStylePr>
   </w:style>
-  <w:style w:type="table" w:styleId="73">
+  <w:style w:type="table" w:styleId="881">
     <w:name w:val="List Table 1 Light - Accent 5"/>
-    <w:basedOn w:val="807"/>
+    <w:basedOn w:val="975"/>
     <w:uiPriority w:val="99"/>
     <w:pPr>
       <w:pBdr/>
@@ -20081,9 +20177,9 @@
       </w:tcPr>
     </w:tblStylePr>
   </w:style>
-  <w:style w:type="table" w:styleId="74">
+  <w:style w:type="table" w:styleId="882">
     <w:name w:val="List Table 1 Light - Accent 6"/>
-    <w:basedOn w:val="807"/>
+    <w:basedOn w:val="975"/>
     <w:uiPriority w:val="99"/>
     <w:pPr>
       <w:pBdr/>
@@ -20297,9 +20393,9 @@
       </w:tcPr>
     </w:tblStylePr>
   </w:style>
-  <w:style w:type="table" w:styleId="75">
+  <w:style w:type="table" w:styleId="883">
     <w:name w:val="List Table 2"/>
-    <w:basedOn w:val="807"/>
+    <w:basedOn w:val="975"/>
     <w:uiPriority w:val="99"/>
     <w:pPr>
       <w:pBdr/>
@@ -20535,9 +20631,9 @@
       </w:tcPr>
     </w:tblStylePr>
   </w:style>
-  <w:style w:type="table" w:styleId="76">
+  <w:style w:type="table" w:styleId="884">
     <w:name w:val="List Table 2 - Accent 1"/>
-    <w:basedOn w:val="807"/>
+    <w:basedOn w:val="975"/>
     <w:uiPriority w:val="99"/>
     <w:pPr>
       <w:pBdr/>
@@ -20773,9 +20869,9 @@
       </w:tcPr>
     </w:tblStylePr>
   </w:style>
-  <w:style w:type="table" w:styleId="77">
+  <w:style w:type="table" w:styleId="885">
     <w:name w:val="List Table 2 - Accent 2"/>
-    <w:basedOn w:val="807"/>
+    <w:basedOn w:val="975"/>
     <w:uiPriority w:val="99"/>
     <w:pPr>
       <w:pBdr/>
@@ -21011,9 +21107,9 @@
       </w:tcPr>
     </w:tblStylePr>
   </w:style>
-  <w:style w:type="table" w:styleId="78">
+  <w:style w:type="table" w:styleId="886">
     <w:name w:val="List Table 2 - Accent 3"/>
-    <w:basedOn w:val="807"/>
+    <w:basedOn w:val="975"/>
     <w:uiPriority w:val="99"/>
     <w:pPr>
       <w:pBdr/>
@@ -21249,9 +21345,9 @@
       </w:tcPr>
     </w:tblStylePr>
   </w:style>
-  <w:style w:type="table" w:styleId="79">
+  <w:style w:type="table" w:styleId="887">
     <w:name w:val="List Table 2 - Accent 4"/>
-    <w:basedOn w:val="807"/>
+    <w:basedOn w:val="975"/>
     <w:uiPriority w:val="99"/>
     <w:pPr>
       <w:pBdr/>
@@ -21487,9 +21583,9 @@
       </w:tcPr>
     </w:tblStylePr>
   </w:style>
-  <w:style w:type="table" w:styleId="80">
+  <w:style w:type="table" w:styleId="888">
     <w:name w:val="List Table 2 - Accent 5"/>
-    <w:basedOn w:val="807"/>
+    <w:basedOn w:val="975"/>
     <w:uiPriority w:val="99"/>
     <w:pPr>
       <w:pBdr/>
@@ -21725,9 +21821,9 @@
       </w:tcPr>
     </w:tblStylePr>
   </w:style>
-  <w:style w:type="table" w:styleId="81">
+  <w:style w:type="table" w:styleId="889">
     <w:name w:val="List Table 2 - Accent 6"/>
-    <w:basedOn w:val="807"/>
+    <w:basedOn w:val="975"/>
     <w:uiPriority w:val="99"/>
     <w:pPr>
       <w:pBdr/>
@@ -21963,9 +22059,9 @@
       </w:tcPr>
     </w:tblStylePr>
   </w:style>
-  <w:style w:type="table" w:styleId="82">
+  <w:style w:type="table" w:styleId="890">
     <w:name w:val="List Table 3"/>
-    <w:basedOn w:val="807"/>
+    <w:basedOn w:val="975"/>
     <w:uiPriority w:val="99"/>
     <w:pPr>
       <w:pBdr/>
@@ -22191,9 +22287,9 @@
       </w:tcPr>
     </w:tblStylePr>
   </w:style>
-  <w:style w:type="table" w:styleId="83">
+  <w:style w:type="table" w:styleId="891">
     <w:name w:val="List Table 3 - Accent 1"/>
-    <w:basedOn w:val="807"/>
+    <w:basedOn w:val="975"/>
     <w:uiPriority w:val="99"/>
     <w:pPr>
       <w:pBdr/>
@@ -22419,9 +22515,9 @@
       </w:tcPr>
     </w:tblStylePr>
   </w:style>
-  <w:style w:type="table" w:styleId="84">
+  <w:style w:type="table" w:styleId="892">
     <w:name w:val="List Table 3 - Accent 2"/>
-    <w:basedOn w:val="807"/>
+    <w:basedOn w:val="975"/>
     <w:uiPriority w:val="99"/>
     <w:pPr>
       <w:pBdr/>
@@ -22647,9 +22743,9 @@
       </w:tcPr>
     </w:tblStylePr>
   </w:style>
-  <w:style w:type="table" w:styleId="85">
+  <w:style w:type="table" w:styleId="893">
     <w:name w:val="List Table 3 - Accent 3"/>
-    <w:basedOn w:val="807"/>
+    <w:basedOn w:val="975"/>
     <w:uiPriority w:val="99"/>
     <w:pPr>
       <w:pBdr/>
@@ -22875,9 +22971,9 @@
       </w:tcPr>
     </w:tblStylePr>
   </w:style>
-  <w:style w:type="table" w:styleId="86">
+  <w:style w:type="table" w:styleId="894">
     <w:name w:val="List Table 3 - Accent 4"/>
-    <w:basedOn w:val="807"/>
+    <w:basedOn w:val="975"/>
     <w:uiPriority w:val="99"/>
     <w:pPr>
       <w:pBdr/>
@@ -23103,9 +23199,9 @@
       </w:tcPr>
     </w:tblStylePr>
   </w:style>
-  <w:style w:type="table" w:styleId="87">
+  <w:style w:type="table" w:styleId="895">
     <w:name w:val="List Table 3 - Accent 5"/>
-    <w:basedOn w:val="807"/>
+    <w:basedOn w:val="975"/>
     <w:uiPriority w:val="99"/>
     <w:pPr>
       <w:pBdr/>
@@ -23331,9 +23427,9 @@
       </w:tcPr>
     </w:tblStylePr>
   </w:style>
-  <w:style w:type="table" w:styleId="88">
+  <w:style w:type="table" w:styleId="896">
     <w:name w:val="List Table 3 - Accent 6"/>
-    <w:basedOn w:val="807"/>
+    <w:basedOn w:val="975"/>
     <w:uiPriority w:val="99"/>
     <w:pPr>
       <w:pBdr/>
@@ -23559,9 +23655,9 @@
       </w:tcPr>
     </w:tblStylePr>
   </w:style>
-  <w:style w:type="table" w:styleId="89">
+  <w:style w:type="table" w:styleId="897">
     <w:name w:val="List Table 4"/>
-    <w:basedOn w:val="807"/>
+    <w:basedOn w:val="975"/>
     <w:uiPriority w:val="99"/>
     <w:pPr>
       <w:pBdr/>
@@ -23784,9 +23880,9 @@
       </w:tcPr>
     </w:tblStylePr>
   </w:style>
-  <w:style w:type="table" w:styleId="90">
+  <w:style w:type="table" w:styleId="898">
     <w:name w:val="List Table 4 - Accent 1"/>
-    <w:basedOn w:val="807"/>
+    <w:basedOn w:val="975"/>
     <w:uiPriority w:val="99"/>
     <w:pPr>
       <w:pBdr/>
@@ -24009,9 +24105,9 @@
       </w:tcPr>
     </w:tblStylePr>
   </w:style>
-  <w:style w:type="table" w:styleId="91">
+  <w:style w:type="table" w:styleId="899">
     <w:name w:val="List Table 4 - Accent 2"/>
-    <w:basedOn w:val="807"/>
+    <w:basedOn w:val="975"/>
     <w:uiPriority w:val="99"/>
     <w:pPr>
       <w:pBdr/>
@@ -24234,9 +24330,9 @@
       </w:tcPr>
     </w:tblStylePr>
   </w:style>
-  <w:style w:type="table" w:styleId="92">
+  <w:style w:type="table" w:styleId="900">
     <w:name w:val="List Table 4 - Accent 3"/>
-    <w:basedOn w:val="807"/>
+    <w:basedOn w:val="975"/>
     <w:uiPriority w:val="99"/>
     <w:pPr>
       <w:pBdr/>
@@ -24459,9 +24555,9 @@
       </w:tcPr>
     </w:tblStylePr>
   </w:style>
-  <w:style w:type="table" w:styleId="93">
+  <w:style w:type="table" w:styleId="901">
     <w:name w:val="List Table 4 - Accent 4"/>
-    <w:basedOn w:val="807"/>
+    <w:basedOn w:val="975"/>
     <w:uiPriority w:val="99"/>
     <w:pPr>
       <w:pBdr/>
@@ -24684,9 +24780,9 @@
       </w:tcPr>
     </w:tblStylePr>
   </w:style>
-  <w:style w:type="table" w:styleId="94">
+  <w:style w:type="table" w:styleId="902">
     <w:name w:val="List Table 4 - Accent 5"/>
-    <w:basedOn w:val="807"/>
+    <w:basedOn w:val="975"/>
     <w:uiPriority w:val="99"/>
     <w:pPr>
       <w:pBdr/>
@@ -24909,9 +25005,9 @@
       </w:tcPr>
     </w:tblStylePr>
   </w:style>
-  <w:style w:type="table" w:styleId="95">
+  <w:style w:type="table" w:styleId="903">
     <w:name w:val="List Table 4 - Accent 6"/>
-    <w:basedOn w:val="807"/>
+    <w:basedOn w:val="975"/>
     <w:uiPriority w:val="99"/>
     <w:pPr>
       <w:pBdr/>
@@ -25134,9 +25230,9 @@
       </w:tcPr>
     </w:tblStylePr>
   </w:style>
-  <w:style w:type="table" w:styleId="96">
+  <w:style w:type="table" w:styleId="904">
     <w:name w:val="List Table 5 Dark"/>
-    <w:basedOn w:val="807"/>
+    <w:basedOn w:val="975"/>
     <w:uiPriority w:val="99"/>
     <w:pPr>
       <w:pBdr/>
@@ -25376,9 +25472,9 @@
       </w:tcPr>
     </w:tblStylePr>
   </w:style>
-  <w:style w:type="table" w:styleId="97">
+  <w:style w:type="table" w:styleId="905">
     <w:name w:val="List Table 5 Dark - Accent 1"/>
-    <w:basedOn w:val="807"/>
+    <w:basedOn w:val="975"/>
     <w:uiPriority w:val="99"/>
     <w:pPr>
       <w:pBdr/>
@@ -25618,9 +25714,9 @@
       </w:tcPr>
     </w:tblStylePr>
   </w:style>
-  <w:style w:type="table" w:styleId="98">
+  <w:style w:type="table" w:styleId="906">
     <w:name w:val="List Table 5 Dark - Accent 2"/>
-    <w:basedOn w:val="807"/>
+    <w:basedOn w:val="975"/>
     <w:uiPriority w:val="99"/>
     <w:pPr>
       <w:pBdr/>
@@ -25860,9 +25956,9 @@
       </w:tcPr>
     </w:tblStylePr>
   </w:style>
-  <w:style w:type="table" w:styleId="99">
+  <w:style w:type="table" w:styleId="907">
     <w:name w:val="List Table 5 Dark - Accent 3"/>
-    <w:basedOn w:val="807"/>
+    <w:basedOn w:val="975"/>
     <w:uiPriority w:val="99"/>
     <w:pPr>
       <w:pBdr/>
@@ -26102,9 +26198,9 @@
       </w:tcPr>
     </w:tblStylePr>
   </w:style>
-  <w:style w:type="table" w:styleId="100">
+  <w:style w:type="table" w:styleId="908">
     <w:name w:val="List Table 5 Dark - Accent 4"/>
-    <w:basedOn w:val="807"/>
+    <w:basedOn w:val="975"/>
     <w:uiPriority w:val="99"/>
     <w:pPr>
       <w:pBdr/>
@@ -26344,9 +26440,9 @@
       </w:tcPr>
     </w:tblStylePr>
   </w:style>
-  <w:style w:type="table" w:styleId="101">
+  <w:style w:type="table" w:styleId="909">
     <w:name w:val="List Table 5 Dark - Accent 5"/>
-    <w:basedOn w:val="807"/>
+    <w:basedOn w:val="975"/>
     <w:uiPriority w:val="99"/>
     <w:pPr>
       <w:pBdr/>
@@ -26586,9 +26682,9 @@
       </w:tcPr>
     </w:tblStylePr>
   </w:style>
-  <w:style w:type="table" w:styleId="102">
+  <w:style w:type="table" w:styleId="910">
     <w:name w:val="List Table 5 Dark - Accent 6"/>
-    <w:basedOn w:val="807"/>
+    <w:basedOn w:val="975"/>
     <w:uiPriority w:val="99"/>
     <w:pPr>
       <w:pBdr/>
@@ -26828,9 +26924,9 @@
       </w:tcPr>
     </w:tblStylePr>
   </w:style>
-  <w:style w:type="table" w:styleId="103">
+  <w:style w:type="table" w:styleId="911">
     <w:name w:val="List Table 6 Colorful"/>
-    <w:basedOn w:val="807"/>
+    <w:basedOn w:val="975"/>
     <w:uiPriority w:val="99"/>
     <w:pPr>
       <w:pBdr/>
@@ -27051,9 +27147,9 @@
       </w:tcPr>
     </w:tblStylePr>
   </w:style>
-  <w:style w:type="table" w:styleId="104">
+  <w:style w:type="table" w:styleId="912">
     <w:name w:val="List Table 6 Colorful - Accent 1"/>
-    <w:basedOn w:val="807"/>
+    <w:basedOn w:val="975"/>
     <w:uiPriority w:val="99"/>
     <w:pPr>
       <w:pBdr/>
@@ -27274,9 +27370,9 @@
       </w:tcPr>
     </w:tblStylePr>
   </w:style>
-  <w:style w:type="table" w:styleId="105">
+  <w:style w:type="table" w:styleId="913">
     <w:name w:val="List Table 6 Colorful - Accent 2"/>
-    <w:basedOn w:val="807"/>
+    <w:basedOn w:val="975"/>
     <w:uiPriority w:val="99"/>
     <w:pPr>
       <w:pBdr/>
@@ -27497,9 +27593,9 @@
       </w:tcPr>
     </w:tblStylePr>
   </w:style>
-  <w:style w:type="table" w:styleId="106">
+  <w:style w:type="table" w:styleId="914">
     <w:name w:val="List Table 6 Colorful - Accent 3"/>
-    <w:basedOn w:val="807"/>
+    <w:basedOn w:val="975"/>
     <w:uiPriority w:val="99"/>
     <w:pPr>
       <w:pBdr/>
@@ -27720,9 +27816,9 @@
       </w:tcPr>
     </w:tblStylePr>
   </w:style>
-  <w:style w:type="table" w:styleId="107">
+  <w:style w:type="table" w:styleId="915">
     <w:name w:val="List Table 6 Colorful - Accent 4"/>
-    <w:basedOn w:val="807"/>
+    <w:basedOn w:val="975"/>
     <w:uiPriority w:val="99"/>
     <w:pPr>
       <w:pBdr/>
@@ -27943,9 +28039,9 @@
       </w:tcPr>
     </w:tblStylePr>
   </w:style>
-  <w:style w:type="table" w:styleId="108">
+  <w:style w:type="table" w:styleId="916">
     <w:name w:val="List Table 6 Colorful - Accent 5"/>
-    <w:basedOn w:val="807"/>
+    <w:basedOn w:val="975"/>
     <w:uiPriority w:val="99"/>
     <w:pPr>
       <w:pBdr/>
@@ -28166,9 +28262,9 @@
       </w:tcPr>
     </w:tblStylePr>
   </w:style>
-  <w:style w:type="table" w:styleId="109">
+  <w:style w:type="table" w:styleId="917">
     <w:name w:val="List Table 6 Colorful - Accent 6"/>
-    <w:basedOn w:val="807"/>
+    <w:basedOn w:val="975"/>
     <w:uiPriority w:val="99"/>
     <w:pPr>
       <w:pBdr/>
@@ -28389,9 +28485,9 @@
       </w:tcPr>
     </w:tblStylePr>
   </w:style>
-  <w:style w:type="table" w:styleId="110">
+  <w:style w:type="table" w:styleId="918">
     <w:name w:val="List Table 7 Colorful"/>
-    <w:basedOn w:val="807"/>
+    <w:basedOn w:val="975"/>
     <w:uiPriority w:val="99"/>
     <w:pPr>
       <w:pBdr/>
@@ -28490,11 +28586,11 @@
         <w:tblBorders/>
       </w:tblPr>
       <w:tcPr>
-        <w:shd w:color="ffffff"/>
-        <w:tcBorders>
-          <w:top w:val="none"/>
-          <w:left w:val="none"/>
-          <w:bottom w:val="none"/>
+        <w:shd w:val="clear" w:color="ffffff"/>
+        <w:tcBorders>
+          <w:top w:val="none" w:color="000000" w:sz="4" w:space="0"/>
+          <w:left w:val="none" w:color="000000" w:sz="4" w:space="0"/>
+          <w:bottom w:val="none" w:color="000000" w:sz="4" w:space="0"/>
           <w:right w:val="single" w:color="000000" w:themeColor="text1" w:themeTint="80" w:sz="4" w:space="0"/>
         </w:tcBorders>
       </w:tcPr>
@@ -28517,10 +28613,10 @@
       <w:tcPr>
         <w:shd w:val="clear" w:color="ffffff" w:themeColor="light1" w:fill="ffffff" w:themeFill="light1"/>
         <w:tcBorders>
-          <w:top w:val="none"/>
-          <w:left w:val="none"/>
+          <w:top w:val="none" w:color="000000" w:sz="4" w:space="0"/>
+          <w:left w:val="none" w:color="000000" w:sz="4" w:space="0"/>
           <w:bottom w:val="single" w:color="000000" w:themeColor="text1" w:themeTint="80" w:sz="4" w:space="0"/>
-          <w:right w:val="none"/>
+          <w:right w:val="none" w:color="000000" w:sz="4" w:space="0"/>
         </w:tcBorders>
       </w:tcPr>
     </w:tblStylePr>
@@ -28540,12 +28636,12 @@
         <w:tblBorders/>
       </w:tblPr>
       <w:tcPr>
-        <w:shd w:color="ffffff"/>
-        <w:tcBorders>
-          <w:top w:val="none"/>
+        <w:shd w:val="clear" w:color="ffffff"/>
+        <w:tcBorders>
+          <w:top w:val="none" w:color="000000" w:sz="4" w:space="0"/>
           <w:left w:val="single" w:color="000000" w:themeColor="text1" w:themeTint="80" w:sz="4" w:space="0"/>
-          <w:bottom w:val="none"/>
-          <w:right w:val="none"/>
+          <w:bottom w:val="none" w:color="000000" w:sz="4" w:space="0"/>
+          <w:right w:val="none" w:color="000000" w:sz="4" w:space="0"/>
         </w:tcBorders>
       </w:tcPr>
     </w:tblStylePr>
@@ -28568,9 +28664,9 @@
         <w:shd w:val="clear" w:color="ffffff" w:themeColor="light1" w:fill="ffffff" w:themeFill="light1"/>
         <w:tcBorders>
           <w:top w:val="single" w:color="000000" w:themeColor="text1" w:themeTint="80" w:sz="4" w:space="0"/>
-          <w:left w:val="none"/>
-          <w:bottom w:val="none"/>
-          <w:right w:val="none"/>
+          <w:left w:val="none" w:color="000000" w:sz="4" w:space="0"/>
+          <w:bottom w:val="none" w:color="000000" w:sz="4" w:space="0"/>
+          <w:right w:val="none" w:color="000000" w:sz="4" w:space="0"/>
         </w:tcBorders>
       </w:tcPr>
     </w:tblStylePr>
@@ -28645,9 +28741,9 @@
       </w:tcPr>
     </w:tblStylePr>
   </w:style>
-  <w:style w:type="table" w:styleId="111">
+  <w:style w:type="table" w:styleId="919">
     <w:name w:val="List Table 7 Colorful - Accent 1"/>
-    <w:basedOn w:val="807"/>
+    <w:basedOn w:val="975"/>
     <w:uiPriority w:val="99"/>
     <w:pPr>
       <w:pBdr/>
@@ -28746,11 +28842,11 @@
         <w:tblBorders/>
       </w:tblPr>
       <w:tcPr>
-        <w:shd w:color="ffffff"/>
-        <w:tcBorders>
-          <w:top w:val="none"/>
-          <w:left w:val="none"/>
-          <w:bottom w:val="none"/>
+        <w:shd w:val="clear" w:color="ffffff"/>
+        <w:tcBorders>
+          <w:top w:val="none" w:color="000000" w:sz="4" w:space="0"/>
+          <w:left w:val="none" w:color="000000" w:sz="4" w:space="0"/>
+          <w:bottom w:val="none" w:color="000000" w:sz="4" w:space="0"/>
           <w:right w:val="single" w:color="000000" w:themeColor="accent1" w:sz="4" w:space="0"/>
         </w:tcBorders>
       </w:tcPr>
@@ -28773,10 +28869,10 @@
       <w:tcPr>
         <w:shd w:val="clear" w:color="ffffff" w:themeColor="light1" w:fill="ffffff" w:themeFill="light1"/>
         <w:tcBorders>
-          <w:top w:val="none"/>
-          <w:left w:val="none"/>
+          <w:top w:val="none" w:color="000000" w:sz="4" w:space="0"/>
+          <w:left w:val="none" w:color="000000" w:sz="4" w:space="0"/>
           <w:bottom w:val="single" w:color="000000" w:themeColor="accent1" w:sz="4" w:space="0"/>
-          <w:right w:val="none"/>
+          <w:right w:val="none" w:color="000000" w:sz="4" w:space="0"/>
         </w:tcBorders>
       </w:tcPr>
     </w:tblStylePr>
@@ -28796,12 +28892,12 @@
         <w:tblBorders/>
       </w:tblPr>
       <w:tcPr>
-        <w:shd w:color="ffffff"/>
-        <w:tcBorders>
-          <w:top w:val="none"/>
+        <w:shd w:val="clear" w:color="ffffff"/>
+        <w:tcBorders>
+          <w:top w:val="none" w:color="000000" w:sz="4" w:space="0"/>
           <w:left w:val="single" w:color="000000" w:themeColor="accent1" w:sz="4" w:space="0"/>
-          <w:bottom w:val="none"/>
-          <w:right w:val="none"/>
+          <w:bottom w:val="none" w:color="000000" w:sz="4" w:space="0"/>
+          <w:right w:val="none" w:color="000000" w:sz="4" w:space="0"/>
         </w:tcBorders>
       </w:tcPr>
     </w:tblStylePr>
@@ -28824,9 +28920,9 @@
         <w:shd w:val="clear" w:color="ffffff" w:themeColor="light1" w:fill="ffffff" w:themeFill="light1"/>
         <w:tcBorders>
           <w:top w:val="single" w:color="000000" w:themeColor="accent1" w:sz="4" w:space="0"/>
-          <w:left w:val="none"/>
-          <w:bottom w:val="none"/>
-          <w:right w:val="none"/>
+          <w:left w:val="none" w:color="000000" w:sz="4" w:space="0"/>
+          <w:bottom w:val="none" w:color="000000" w:sz="4" w:space="0"/>
+          <w:right w:val="none" w:color="000000" w:sz="4" w:space="0"/>
         </w:tcBorders>
       </w:tcPr>
     </w:tblStylePr>
@@ -28901,9 +28997,9 @@
       </w:tcPr>
     </w:tblStylePr>
   </w:style>
-  <w:style w:type="table" w:styleId="112">
+  <w:style w:type="table" w:styleId="920">
     <w:name w:val="List Table 7 Colorful - Accent 2"/>
-    <w:basedOn w:val="807"/>
+    <w:basedOn w:val="975"/>
     <w:uiPriority w:val="99"/>
     <w:pPr>
       <w:pBdr/>
@@ -29002,11 +29098,11 @@
         <w:tblBorders/>
       </w:tblPr>
       <w:tcPr>
-        <w:shd w:color="ffffff"/>
-        <w:tcBorders>
-          <w:top w:val="none"/>
-          <w:left w:val="none"/>
-          <w:bottom w:val="none"/>
+        <w:shd w:val="clear" w:color="ffffff"/>
+        <w:tcBorders>
+          <w:top w:val="none" w:color="000000" w:sz="4" w:space="0"/>
+          <w:left w:val="none" w:color="000000" w:sz="4" w:space="0"/>
+          <w:bottom w:val="none" w:color="000000" w:sz="4" w:space="0"/>
           <w:right w:val="single" w:color="000000" w:themeColor="accent2" w:themeTint="97" w:sz="4" w:space="0"/>
         </w:tcBorders>
       </w:tcPr>
@@ -29029,10 +29125,10 @@
       <w:tcPr>
         <w:shd w:val="clear" w:color="ffffff" w:themeColor="light1" w:fill="ffffff" w:themeFill="light1"/>
         <w:tcBorders>
-          <w:top w:val="none"/>
-          <w:left w:val="none"/>
+          <w:top w:val="none" w:color="000000" w:sz="4" w:space="0"/>
+          <w:left w:val="none" w:color="000000" w:sz="4" w:space="0"/>
           <w:bottom w:val="single" w:color="000000" w:themeColor="accent2" w:themeTint="97" w:sz="4" w:space="0"/>
-          <w:right w:val="none"/>
+          <w:right w:val="none" w:color="000000" w:sz="4" w:space="0"/>
         </w:tcBorders>
       </w:tcPr>
     </w:tblStylePr>
@@ -29052,12 +29148,12 @@
         <w:tblBorders/>
       </w:tblPr>
       <w:tcPr>
-        <w:shd w:color="ffffff"/>
-        <w:tcBorders>
-          <w:top w:val="none"/>
+        <w:shd w:val="clear" w:color="ffffff"/>
+        <w:tcBorders>
+          <w:top w:val="none" w:color="000000" w:sz="4" w:space="0"/>
           <w:left w:val="single" w:color="000000" w:themeColor="accent2" w:themeTint="97" w:sz="4" w:space="0"/>
-          <w:bottom w:val="none"/>
-          <w:right w:val="none"/>
+          <w:bottom w:val="none" w:color="000000" w:sz="4" w:space="0"/>
+          <w:right w:val="none" w:color="000000" w:sz="4" w:space="0"/>
         </w:tcBorders>
       </w:tcPr>
     </w:tblStylePr>
@@ -29080,9 +29176,9 @@
         <w:shd w:val="clear" w:color="ffffff" w:themeColor="light1" w:fill="ffffff" w:themeFill="light1"/>
         <w:tcBorders>
           <w:top w:val="single" w:color="000000" w:themeColor="accent2" w:themeTint="97" w:sz="4" w:space="0"/>
-          <w:left w:val="none"/>
-          <w:bottom w:val="none"/>
-          <w:right w:val="none"/>
+          <w:left w:val="none" w:color="000000" w:sz="4" w:space="0"/>
+          <w:bottom w:val="none" w:color="000000" w:sz="4" w:space="0"/>
+          <w:right w:val="none" w:color="000000" w:sz="4" w:space="0"/>
         </w:tcBorders>
       </w:tcPr>
     </w:tblStylePr>
@@ -29157,9 +29253,9 @@
       </w:tcPr>
     </w:tblStylePr>
   </w:style>
-  <w:style w:type="table" w:styleId="113">
+  <w:style w:type="table" w:styleId="921">
     <w:name w:val="List Table 7 Colorful - Accent 3"/>
-    <w:basedOn w:val="807"/>
+    <w:basedOn w:val="975"/>
     <w:uiPriority w:val="99"/>
     <w:pPr>
       <w:pBdr/>
@@ -29258,11 +29354,11 @@
         <w:tblBorders/>
       </w:tblPr>
       <w:tcPr>
-        <w:shd w:color="ffffff"/>
-        <w:tcBorders>
-          <w:top w:val="none"/>
-          <w:left w:val="none"/>
-          <w:bottom w:val="none"/>
+        <w:shd w:val="clear" w:color="ffffff"/>
+        <w:tcBorders>
+          <w:top w:val="none" w:color="000000" w:sz="4" w:space="0"/>
+          <w:left w:val="none" w:color="000000" w:sz="4" w:space="0"/>
+          <w:bottom w:val="none" w:color="000000" w:sz="4" w:space="0"/>
           <w:right w:val="single" w:color="000000" w:themeColor="accent3" w:themeTint="98" w:sz="4" w:space="0"/>
         </w:tcBorders>
       </w:tcPr>
@@ -29285,10 +29381,10 @@
       <w:tcPr>
         <w:shd w:val="clear" w:color="ffffff" w:themeColor="light1" w:fill="ffffff" w:themeFill="light1"/>
         <w:tcBorders>
-          <w:top w:val="none"/>
-          <w:left w:val="none"/>
+          <w:top w:val="none" w:color="000000" w:sz="4" w:space="0"/>
+          <w:left w:val="none" w:color="000000" w:sz="4" w:space="0"/>
           <w:bottom w:val="single" w:color="000000" w:themeColor="accent3" w:themeTint="98" w:sz="4" w:space="0"/>
-          <w:right w:val="none"/>
+          <w:right w:val="none" w:color="000000" w:sz="4" w:space="0"/>
         </w:tcBorders>
       </w:tcPr>
     </w:tblStylePr>
@@ -29308,12 +29404,12 @@
         <w:tblBorders/>
       </w:tblPr>
       <w:tcPr>
-        <w:shd w:color="ffffff"/>
-        <w:tcBorders>
-          <w:top w:val="none"/>
+        <w:shd w:val="clear" w:color="ffffff"/>
+        <w:tcBorders>
+          <w:top w:val="none" w:color="000000" w:sz="4" w:space="0"/>
           <w:left w:val="single" w:color="000000" w:themeColor="accent3" w:themeTint="98" w:sz="4" w:space="0"/>
-          <w:bottom w:val="none"/>
-          <w:right w:val="none"/>
+          <w:bottom w:val="none" w:color="000000" w:sz="4" w:space="0"/>
+          <w:right w:val="none" w:color="000000" w:sz="4" w:space="0"/>
         </w:tcBorders>
       </w:tcPr>
     </w:tblStylePr>
@@ -29336,9 +29432,9 @@
         <w:shd w:val="clear" w:color="ffffff" w:themeColor="light1" w:fill="ffffff" w:themeFill="light1"/>
         <w:tcBorders>
           <w:top w:val="single" w:color="000000" w:themeColor="accent3" w:themeTint="98" w:sz="4" w:space="0"/>
-          <w:left w:val="none"/>
-          <w:bottom w:val="none"/>
-          <w:right w:val="none"/>
+          <w:left w:val="none" w:color="000000" w:sz="4" w:space="0"/>
+          <w:bottom w:val="none" w:color="000000" w:sz="4" w:space="0"/>
+          <w:right w:val="none" w:color="000000" w:sz="4" w:space="0"/>
         </w:tcBorders>
       </w:tcPr>
     </w:tblStylePr>
@@ -29413,9 +29509,9 @@
       </w:tcPr>
     </w:tblStylePr>
   </w:style>
-  <w:style w:type="table" w:styleId="114">
+  <w:style w:type="table" w:styleId="922">
     <w:name w:val="List Table 7 Colorful - Accent 4"/>
-    <w:basedOn w:val="807"/>
+    <w:basedOn w:val="975"/>
     <w:uiPriority w:val="99"/>
     <w:pPr>
       <w:pBdr/>
@@ -29514,11 +29610,11 @@
         <w:tblBorders/>
       </w:tblPr>
       <w:tcPr>
-        <w:shd w:color="ffffff"/>
-        <w:tcBorders>
-          <w:top w:val="none"/>
-          <w:left w:val="none"/>
-          <w:bottom w:val="none"/>
+        <w:shd w:val="clear" w:color="ffffff"/>
+        <w:tcBorders>
+          <w:top w:val="none" w:color="000000" w:sz="4" w:space="0"/>
+          <w:left w:val="none" w:color="000000" w:sz="4" w:space="0"/>
+          <w:bottom w:val="none" w:color="000000" w:sz="4" w:space="0"/>
           <w:right w:val="single" w:color="000000" w:themeColor="accent4" w:themeTint="9A" w:sz="4" w:space="0"/>
         </w:tcBorders>
       </w:tcPr>
@@ -29541,10 +29637,10 @@
       <w:tcPr>
         <w:shd w:val="clear" w:color="ffffff" w:themeColor="light1" w:fill="ffffff" w:themeFill="light1"/>
         <w:tcBorders>
-          <w:top w:val="none"/>
-          <w:left w:val="none"/>
+          <w:top w:val="none" w:color="000000" w:sz="4" w:space="0"/>
+          <w:left w:val="none" w:color="000000" w:sz="4" w:space="0"/>
           <w:bottom w:val="single" w:color="000000" w:themeColor="accent4" w:themeTint="9A" w:sz="4" w:space="0"/>
-          <w:right w:val="none"/>
+          <w:right w:val="none" w:color="000000" w:sz="4" w:space="0"/>
         </w:tcBorders>
       </w:tcPr>
     </w:tblStylePr>
@@ -29564,12 +29660,12 @@
         <w:tblBorders/>
       </w:tblPr>
       <w:tcPr>
-        <w:shd w:color="ffffff"/>
-        <w:tcBorders>
-          <w:top w:val="none"/>
+        <w:shd w:val="clear" w:color="ffffff"/>
+        <w:tcBorders>
+          <w:top w:val="none" w:color="000000" w:sz="4" w:space="0"/>
           <w:left w:val="single" w:color="000000" w:themeColor="accent4" w:themeTint="9A" w:sz="4" w:space="0"/>
-          <w:bottom w:val="none"/>
-          <w:right w:val="none"/>
+          <w:bottom w:val="none" w:color="000000" w:sz="4" w:space="0"/>
+          <w:right w:val="none" w:color="000000" w:sz="4" w:space="0"/>
         </w:tcBorders>
       </w:tcPr>
     </w:tblStylePr>
@@ -29592,9 +29688,9 @@
         <w:shd w:val="clear" w:color="ffffff" w:themeColor="light1" w:fill="ffffff" w:themeFill="light1"/>
         <w:tcBorders>
           <w:top w:val="single" w:color="000000" w:themeColor="accent4" w:themeTint="9A" w:sz="4" w:space="0"/>
-          <w:left w:val="none"/>
-          <w:bottom w:val="none"/>
-          <w:right w:val="none"/>
+          <w:left w:val="none" w:color="000000" w:sz="4" w:space="0"/>
+          <w:bottom w:val="none" w:color="000000" w:sz="4" w:space="0"/>
+          <w:right w:val="none" w:color="000000" w:sz="4" w:space="0"/>
         </w:tcBorders>
       </w:tcPr>
     </w:tblStylePr>
@@ -29669,9 +29765,9 @@
       </w:tcPr>
     </w:tblStylePr>
   </w:style>
-  <w:style w:type="table" w:styleId="115">
+  <w:style w:type="table" w:styleId="923">
     <w:name w:val="List Table 7 Colorful - Accent 5"/>
-    <w:basedOn w:val="807"/>
+    <w:basedOn w:val="975"/>
     <w:uiPriority w:val="99"/>
     <w:pPr>
       <w:pBdr/>
@@ -29770,11 +29866,11 @@
         <w:tblBorders/>
       </w:tblPr>
       <w:tcPr>
-        <w:shd w:color="ffffff"/>
-        <w:tcBorders>
-          <w:top w:val="none"/>
-          <w:left w:val="none"/>
-          <w:bottom w:val="none"/>
+        <w:shd w:val="clear" w:color="ffffff"/>
+        <w:tcBorders>
+          <w:top w:val="none" w:color="000000" w:sz="4" w:space="0"/>
+          <w:left w:val="none" w:color="000000" w:sz="4" w:space="0"/>
+          <w:bottom w:val="none" w:color="000000" w:sz="4" w:space="0"/>
           <w:right w:val="single" w:color="000000" w:themeColor="accent5" w:themeTint="9A" w:sz="4" w:space="0"/>
         </w:tcBorders>
       </w:tcPr>
@@ -29797,10 +29893,10 @@
       <w:tcPr>
         <w:shd w:val="clear" w:color="ffffff" w:themeColor="light1" w:fill="ffffff" w:themeFill="light1"/>
         <w:tcBorders>
-          <w:top w:val="none"/>
-          <w:left w:val="none"/>
+          <w:top w:val="none" w:color="000000" w:sz="4" w:space="0"/>
+          <w:left w:val="none" w:color="000000" w:sz="4" w:space="0"/>
           <w:bottom w:val="single" w:color="000000" w:themeColor="accent5" w:themeTint="9A" w:sz="4" w:space="0"/>
-          <w:right w:val="none"/>
+          <w:right w:val="none" w:color="000000" w:sz="4" w:space="0"/>
         </w:tcBorders>
       </w:tcPr>
     </w:tblStylePr>
@@ -29820,12 +29916,12 @@
         <w:tblBorders/>
       </w:tblPr>
       <w:tcPr>
-        <w:shd w:color="ffffff"/>
-        <w:tcBorders>
-          <w:top w:val="none"/>
+        <w:shd w:val="clear" w:color="ffffff"/>
+        <w:tcBorders>
+          <w:top w:val="none" w:color="000000" w:sz="4" w:space="0"/>
           <w:left w:val="single" w:color="000000" w:themeColor="accent5" w:themeTint="9A" w:sz="4" w:space="0"/>
-          <w:bottom w:val="none"/>
-          <w:right w:val="none"/>
+          <w:bottom w:val="none" w:color="000000" w:sz="4" w:space="0"/>
+          <w:right w:val="none" w:color="000000" w:sz="4" w:space="0"/>
         </w:tcBorders>
       </w:tcPr>
     </w:tblStylePr>
@@ -29848,9 +29944,9 @@
         <w:shd w:val="clear" w:color="ffffff" w:themeColor="light1" w:fill="ffffff" w:themeFill="light1"/>
         <w:tcBorders>
           <w:top w:val="single" w:color="000000" w:themeColor="accent5" w:themeTint="9A" w:sz="4" w:space="0"/>
-          <w:left w:val="none"/>
-          <w:bottom w:val="none"/>
-          <w:right w:val="none"/>
+          <w:left w:val="none" w:color="000000" w:sz="4" w:space="0"/>
+          <w:bottom w:val="none" w:color="000000" w:sz="4" w:space="0"/>
+          <w:right w:val="none" w:color="000000" w:sz="4" w:space="0"/>
         </w:tcBorders>
       </w:tcPr>
     </w:tblStylePr>
@@ -29925,9 +30021,9 @@
       </w:tcPr>
     </w:tblStylePr>
   </w:style>
-  <w:style w:type="table" w:styleId="116">
+  <w:style w:type="table" w:styleId="924">
     <w:name w:val="List Table 7 Colorful - Accent 6"/>
-    <w:basedOn w:val="807"/>
+    <w:basedOn w:val="975"/>
     <w:uiPriority w:val="99"/>
     <w:pPr>
       <w:pBdr/>
@@ -30026,11 +30122,11 @@
         <w:tblBorders/>
       </w:tblPr>
       <w:tcPr>
-        <w:shd w:color="ffffff"/>
-        <w:tcBorders>
-          <w:top w:val="none"/>
-          <w:left w:val="none"/>
-          <w:bottom w:val="none"/>
+        <w:shd w:val="clear" w:color="ffffff"/>
+        <w:tcBorders>
+          <w:top w:val="none" w:color="000000" w:sz="4" w:space="0"/>
+          <w:left w:val="none" w:color="000000" w:sz="4" w:space="0"/>
+          <w:bottom w:val="none" w:color="000000" w:sz="4" w:space="0"/>
           <w:right w:val="single" w:color="000000" w:themeColor="accent6" w:themeTint="98" w:sz="4" w:space="0"/>
         </w:tcBorders>
       </w:tcPr>
@@ -30053,10 +30149,10 @@
       <w:tcPr>
         <w:shd w:val="clear" w:color="ffffff" w:themeColor="light1" w:fill="ffffff" w:themeFill="light1"/>
         <w:tcBorders>
-          <w:top w:val="none"/>
-          <w:left w:val="none"/>
+          <w:top w:val="none" w:color="000000" w:sz="4" w:space="0"/>
+          <w:left w:val="none" w:color="000000" w:sz="4" w:space="0"/>
           <w:bottom w:val="single" w:color="000000" w:themeColor="accent6" w:themeTint="98" w:sz="4" w:space="0"/>
-          <w:right w:val="none"/>
+          <w:right w:val="none" w:color="000000" w:sz="4" w:space="0"/>
         </w:tcBorders>
       </w:tcPr>
     </w:tblStylePr>
@@ -30076,12 +30172,12 @@
         <w:tblBorders/>
       </w:tblPr>
       <w:tcPr>
-        <w:shd w:color="ffffff"/>
-        <w:tcBorders>
-          <w:top w:val="none"/>
+        <w:shd w:val="clear" w:color="ffffff"/>
+        <w:tcBorders>
+          <w:top w:val="none" w:color="000000" w:sz="4" w:space="0"/>
           <w:left w:val="single" w:color="000000" w:themeColor="accent6" w:themeTint="98" w:sz="4" w:space="0"/>
-          <w:bottom w:val="none"/>
-          <w:right w:val="none"/>
+          <w:bottom w:val="none" w:color="000000" w:sz="4" w:space="0"/>
+          <w:right w:val="none" w:color="000000" w:sz="4" w:space="0"/>
         </w:tcBorders>
       </w:tcPr>
     </w:tblStylePr>
@@ -30104,9 +30200,9 @@
         <w:shd w:val="clear" w:color="ffffff" w:themeColor="light1" w:fill="ffffff" w:themeFill="light1"/>
         <w:tcBorders>
           <w:top w:val="single" w:color="000000" w:themeColor="accent6" w:themeTint="98" w:sz="4" w:space="0"/>
-          <w:left w:val="none"/>
-          <w:bottom w:val="none"/>
-          <w:right w:val="none"/>
+          <w:left w:val="none" w:color="000000" w:sz="4" w:space="0"/>
+          <w:bottom w:val="none" w:color="000000" w:sz="4" w:space="0"/>
+          <w:right w:val="none" w:color="000000" w:sz="4" w:space="0"/>
         </w:tcBorders>
       </w:tcPr>
     </w:tblStylePr>
@@ -30181,9 +30277,9 @@
       </w:tcPr>
     </w:tblStylePr>
   </w:style>
-  <w:style w:type="table" w:styleId="117">
+  <w:style w:type="table" w:styleId="925">
     <w:name w:val="Lined - Accent"/>
-    <w:basedOn w:val="807"/>
+    <w:basedOn w:val="975"/>
     <w:uiPriority w:val="99"/>
     <w:pPr>
       <w:pBdr/>
@@ -30418,9 +30514,9 @@
       </w:tcPr>
     </w:tblStylePr>
   </w:style>
-  <w:style w:type="table" w:styleId="118">
+  <w:style w:type="table" w:styleId="926">
     <w:name w:val="Lined - Accent 1"/>
-    <w:basedOn w:val="807"/>
+    <w:basedOn w:val="975"/>
     <w:uiPriority w:val="99"/>
     <w:pPr>
       <w:pBdr/>
@@ -30655,9 +30751,9 @@
       </w:tcPr>
     </w:tblStylePr>
   </w:style>
-  <w:style w:type="table" w:styleId="119">
+  <w:style w:type="table" w:styleId="927">
     <w:name w:val="Lined - Accent 2"/>
-    <w:basedOn w:val="807"/>
+    <w:basedOn w:val="975"/>
     <w:uiPriority w:val="99"/>
     <w:pPr>
       <w:pBdr/>
@@ -30892,9 +30988,9 @@
       </w:tcPr>
     </w:tblStylePr>
   </w:style>
-  <w:style w:type="table" w:styleId="120">
+  <w:style w:type="table" w:styleId="928">
     <w:name w:val="Lined - Accent 3"/>
-    <w:basedOn w:val="807"/>
+    <w:basedOn w:val="975"/>
     <w:uiPriority w:val="99"/>
     <w:pPr>
       <w:pBdr/>
@@ -31129,9 +31225,9 @@
       </w:tcPr>
     </w:tblStylePr>
   </w:style>
-  <w:style w:type="table" w:styleId="121">
+  <w:style w:type="table" w:styleId="929">
     <w:name w:val="Lined - Accent 4"/>
-    <w:basedOn w:val="807"/>
+    <w:basedOn w:val="975"/>
     <w:uiPriority w:val="99"/>
     <w:pPr>
       <w:pBdr/>
@@ -31366,9 +31462,9 @@
       </w:tcPr>
     </w:tblStylePr>
   </w:style>
-  <w:style w:type="table" w:styleId="122">
+  <w:style w:type="table" w:styleId="930">
     <w:name w:val="Lined - Accent 5"/>
-    <w:basedOn w:val="807"/>
+    <w:basedOn w:val="975"/>
     <w:uiPriority w:val="99"/>
     <w:pPr>
       <w:pBdr/>
@@ -31603,9 +31699,9 @@
       </w:tcPr>
     </w:tblStylePr>
   </w:style>
-  <w:style w:type="table" w:styleId="123">
+  <w:style w:type="table" w:styleId="931">
     <w:name w:val="Lined - Accent 6"/>
-    <w:basedOn w:val="807"/>
+    <w:basedOn w:val="975"/>
     <w:uiPriority w:val="99"/>
     <w:pPr>
       <w:pBdr/>
@@ -31840,9 +31936,9 @@
       </w:tcPr>
     </w:tblStylePr>
   </w:style>
-  <w:style w:type="table" w:styleId="124">
+  <w:style w:type="table" w:styleId="932">
     <w:name w:val="Bordered &amp; Lined - Accent"/>
-    <w:basedOn w:val="807"/>
+    <w:basedOn w:val="975"/>
     <w:uiPriority w:val="99"/>
     <w:pPr>
       <w:pBdr/>
@@ -32084,9 +32180,9 @@
       </w:tcPr>
     </w:tblStylePr>
   </w:style>
-  <w:style w:type="table" w:styleId="125">
+  <w:style w:type="table" w:styleId="933">
     <w:name w:val="Bordered &amp; Lined - Accent 1"/>
-    <w:basedOn w:val="807"/>
+    <w:basedOn w:val="975"/>
     <w:uiPriority w:val="99"/>
     <w:pPr>
       <w:pBdr/>
@@ -32328,9 +32424,9 @@
       </w:tcPr>
     </w:tblStylePr>
   </w:style>
-  <w:style w:type="table" w:styleId="126">
+  <w:style w:type="table" w:styleId="934">
     <w:name w:val="Bordered &amp; Lined - Accent 2"/>
-    <w:basedOn w:val="807"/>
+    <w:basedOn w:val="975"/>
     <w:uiPriority w:val="99"/>
     <w:pPr>
       <w:pBdr/>
@@ -32572,9 +32668,9 @@
       </w:tcPr>
     </w:tblStylePr>
   </w:style>
-  <w:style w:type="table" w:styleId="127">
+  <w:style w:type="table" w:styleId="935">
     <w:name w:val="Bordered &amp; Lined - Accent 3"/>
-    <w:basedOn w:val="807"/>
+    <w:basedOn w:val="975"/>
     <w:uiPriority w:val="99"/>
     <w:pPr>
       <w:pBdr/>
@@ -32816,9 +32912,9 @@
       </w:tcPr>
     </w:tblStylePr>
   </w:style>
-  <w:style w:type="table" w:styleId="128">
+  <w:style w:type="table" w:styleId="936">
     <w:name w:val="Bordered &amp; Lined - Accent 4"/>
-    <w:basedOn w:val="807"/>
+    <w:basedOn w:val="975"/>
     <w:uiPriority w:val="99"/>
     <w:pPr>
       <w:pBdr/>
@@ -33060,9 +33156,9 @@
       </w:tcPr>
     </w:tblStylePr>
   </w:style>
-  <w:style w:type="table" w:styleId="129">
+  <w:style w:type="table" w:styleId="937">
     <w:name w:val="Bordered &amp; Lined - Accent 5"/>
-    <w:basedOn w:val="807"/>
+    <w:basedOn w:val="975"/>
     <w:uiPriority w:val="99"/>
     <w:pPr>
       <w:pBdr/>
@@ -33304,9 +33400,9 @@
       </w:tcPr>
     </w:tblStylePr>
   </w:style>
-  <w:style w:type="table" w:styleId="130">
+  <w:style w:type="table" w:styleId="938">
     <w:name w:val="Bordered &amp; Lined - Accent 6"/>
-    <w:basedOn w:val="807"/>
+    <w:basedOn w:val="975"/>
     <w:uiPriority w:val="99"/>
     <w:pPr>
       <w:pBdr/>
@@ -33548,9 +33644,9 @@
       </w:tcPr>
     </w:tblStylePr>
   </w:style>
-  <w:style w:type="table" w:styleId="131">
+  <w:style w:type="table" w:styleId="939">
     <w:name w:val="Bordered"/>
-    <w:basedOn w:val="807"/>
+    <w:basedOn w:val="975"/>
     <w:uiPriority w:val="99"/>
     <w:pPr>
       <w:pBdr/>
@@ -33779,9 +33875,9 @@
       </w:tcPr>
     </w:tblStylePr>
   </w:style>
-  <w:style w:type="table" w:styleId="132">
+  <w:style w:type="table" w:styleId="940">
     <w:name w:val="Bordered - Accent 1"/>
-    <w:basedOn w:val="807"/>
+    <w:basedOn w:val="975"/>
     <w:uiPriority w:val="99"/>
     <w:pPr>
       <w:pBdr/>
@@ -34010,9 +34106,9 @@
       </w:tcPr>
     </w:tblStylePr>
   </w:style>
-  <w:style w:type="table" w:styleId="133">
+  <w:style w:type="table" w:styleId="941">
     <w:name w:val="Bordered - Accent 2"/>
-    <w:basedOn w:val="807"/>
+    <w:basedOn w:val="975"/>
     <w:uiPriority w:val="99"/>
     <w:pPr>
       <w:pBdr/>
@@ -34241,9 +34337,9 @@
       </w:tcPr>
     </w:tblStylePr>
   </w:style>
-  <w:style w:type="table" w:styleId="134">
+  <w:style w:type="table" w:styleId="942">
     <w:name w:val="Bordered - Accent 3"/>
-    <w:basedOn w:val="807"/>
+    <w:basedOn w:val="975"/>
     <w:uiPriority w:val="99"/>
     <w:pPr>
       <w:pBdr/>
@@ -34472,9 +34568,9 @@
       </w:tcPr>
     </w:tblStylePr>
   </w:style>
-  <w:style w:type="table" w:styleId="135">
+  <w:style w:type="table" w:styleId="943">
     <w:name w:val="Bordered - Accent 4"/>
-    <w:basedOn w:val="807"/>
+    <w:basedOn w:val="975"/>
     <w:uiPriority w:val="99"/>
     <w:pPr>
       <w:pBdr/>
@@ -34703,9 +34799,9 @@
       </w:tcPr>
     </w:tblStylePr>
   </w:style>
-  <w:style w:type="table" w:styleId="136">
+  <w:style w:type="table" w:styleId="944">
     <w:name w:val="Bordered - Accent 5"/>
-    <w:basedOn w:val="807"/>
+    <w:basedOn w:val="975"/>
     <w:uiPriority w:val="99"/>
     <w:pPr>
       <w:pBdr/>
@@ -34934,9 +35030,9 @@
       </w:tcPr>
     </w:tblStylePr>
   </w:style>
-  <w:style w:type="table" w:styleId="137">
+  <w:style w:type="table" w:styleId="945">
     <w:name w:val="Bordered - Accent 6"/>
-    <w:basedOn w:val="807"/>
+    <w:basedOn w:val="975"/>
     <w:uiPriority w:val="99"/>
     <w:pPr>
       <w:pBdr/>
@@ -35165,10 +35261,10 @@
       </w:tcPr>
     </w:tblStylePr>
   </w:style>
-  <w:style w:type="paragraph" w:styleId="181">
+  <w:style w:type="paragraph" w:styleId="946">
     <w:name w:val="footnote text"/>
-    <w:basedOn w:val="796"/>
-    <w:link w:val="182"/>
+    <w:basedOn w:val="964"/>
+    <w:link w:val="947"/>
     <w:uiPriority w:val="99"/>
     <w:semiHidden/>
     <w:unhideWhenUsed/>
@@ -35182,10 +35278,10 @@
       <w:szCs w:val="20"/>
     </w:rPr>
   </w:style>
-  <w:style w:type="character" w:styleId="182">
+  <w:style w:type="character" w:styleId="947">
     <w:name w:val="Footnote Text Char"/>
-    <w:basedOn w:val="806"/>
-    <w:link w:val="181"/>
+    <w:basedOn w:val="974"/>
+    <w:link w:val="946"/>
     <w:uiPriority w:val="99"/>
     <w:semiHidden/>
     <w:pPr>
@@ -35198,9 +35294,9 @@
       <w:szCs w:val="20"/>
     </w:rPr>
   </w:style>
-  <w:style w:type="character" w:styleId="183">
+  <w:style w:type="character" w:styleId="948">
     <w:name w:val="footnote reference"/>
-    <w:basedOn w:val="806"/>
+    <w:basedOn w:val="974"/>
     <w:uiPriority w:val="99"/>
     <w:semiHidden/>
     <w:unhideWhenUsed/>
@@ -35213,10 +35309,10 @@
       <w:vertAlign w:val="superscript"/>
     </w:rPr>
   </w:style>
-  <w:style w:type="paragraph" w:styleId="184">
+  <w:style w:type="paragraph" w:styleId="949">
     <w:name w:val="endnote text"/>
-    <w:basedOn w:val="796"/>
-    <w:link w:val="185"/>
+    <w:basedOn w:val="964"/>
+    <w:link w:val="950"/>
     <w:uiPriority w:val="99"/>
     <w:semiHidden/>
     <w:unhideWhenUsed/>
@@ -35230,10 +35326,10 @@
       <w:szCs w:val="20"/>
     </w:rPr>
   </w:style>
-  <w:style w:type="character" w:styleId="185">
+  <w:style w:type="character" w:styleId="950">
     <w:name w:val="Endnote Text Char"/>
-    <w:basedOn w:val="806"/>
-    <w:link w:val="184"/>
+    <w:basedOn w:val="974"/>
+    <w:link w:val="949"/>
     <w:uiPriority w:val="99"/>
     <w:semiHidden/>
     <w:pPr>
@@ -35246,9 +35342,9 @@
       <w:szCs w:val="20"/>
     </w:rPr>
   </w:style>
-  <w:style w:type="character" w:styleId="186">
+  <w:style w:type="character" w:styleId="951">
     <w:name w:val="endnote reference"/>
-    <w:basedOn w:val="806"/>
+    <w:basedOn w:val="974"/>
     <w:uiPriority w:val="99"/>
     <w:semiHidden/>
     <w:unhideWhenUsed/>
@@ -35261,9 +35357,9 @@
       <w:vertAlign w:val="superscript"/>
     </w:rPr>
   </w:style>
-  <w:style w:type="character" w:styleId="188">
+  <w:style w:type="character" w:styleId="952">
     <w:name w:val="FollowedHyperlink"/>
-    <w:basedOn w:val="806"/>
+    <w:basedOn w:val="974"/>
     <w:uiPriority w:val="99"/>
     <w:semiHidden/>
     <w:unhideWhenUsed/>
@@ -35277,10 +35373,10 @@
       <w:u w:val="single"/>
     </w:rPr>
   </w:style>
-  <w:style w:type="paragraph" w:styleId="189">
+  <w:style w:type="paragraph" w:styleId="953">
     <w:name w:val="toc 1"/>
-    <w:basedOn w:val="796"/>
-    <w:next w:val="796"/>
+    <w:basedOn w:val="964"/>
+    <w:next w:val="964"/>
     <w:uiPriority w:val="39"/>
     <w:unhideWhenUsed/>
     <w:pPr>
@@ -35289,10 +35385,10 @@
       <w:ind/>
     </w:pPr>
   </w:style>
-  <w:style w:type="paragraph" w:styleId="190">
+  <w:style w:type="paragraph" w:styleId="954">
     <w:name w:val="toc 2"/>
-    <w:basedOn w:val="796"/>
-    <w:next w:val="796"/>
+    <w:basedOn w:val="964"/>
+    <w:next w:val="964"/>
     <w:uiPriority w:val="39"/>
     <w:unhideWhenUsed/>
     <w:pPr>
@@ -35301,10 +35397,10 @@
       <w:ind w:left="220"/>
     </w:pPr>
   </w:style>
-  <w:style w:type="paragraph" w:styleId="191">
+  <w:style w:type="paragraph" w:styleId="955">
     <w:name w:val="toc 3"/>
-    <w:basedOn w:val="796"/>
-    <w:next w:val="796"/>
+    <w:basedOn w:val="964"/>
+    <w:next w:val="964"/>
     <w:uiPriority w:val="39"/>
     <w:unhideWhenUsed/>
     <w:pPr>
@@ -35313,10 +35409,10 @@
       <w:ind w:left="440"/>
     </w:pPr>
   </w:style>
-  <w:style w:type="paragraph" w:styleId="192">
+  <w:style w:type="paragraph" w:styleId="956">
     <w:name w:val="toc 4"/>
-    <w:basedOn w:val="796"/>
-    <w:next w:val="796"/>
+    <w:basedOn w:val="964"/>
+    <w:next w:val="964"/>
     <w:uiPriority w:val="39"/>
     <w:unhideWhenUsed/>
     <w:pPr>
@@ -35325,10 +35421,10 @@
       <w:ind w:left="660"/>
     </w:pPr>
   </w:style>
-  <w:style w:type="paragraph" w:styleId="193">
+  <w:style w:type="paragraph" w:styleId="957">
     <w:name w:val="toc 5"/>
-    <w:basedOn w:val="796"/>
-    <w:next w:val="796"/>
+    <w:basedOn w:val="964"/>
+    <w:next w:val="964"/>
     <w:uiPriority w:val="39"/>
     <w:unhideWhenUsed/>
     <w:pPr>
@@ -35337,10 +35433,10 @@
       <w:ind w:left="880"/>
     </w:pPr>
   </w:style>
-  <w:style w:type="paragraph" w:styleId="194">
+  <w:style w:type="paragraph" w:styleId="958">
     <w:name w:val="toc 6"/>
-    <w:basedOn w:val="796"/>
-    <w:next w:val="796"/>
+    <w:basedOn w:val="964"/>
+    <w:next w:val="964"/>
     <w:uiPriority w:val="39"/>
     <w:unhideWhenUsed/>
     <w:pPr>
@@ -35349,10 +35445,10 @@
       <w:ind w:left="1100"/>
     </w:pPr>
   </w:style>
-  <w:style w:type="paragraph" w:styleId="195">
+  <w:style w:type="paragraph" w:styleId="959">
     <w:name w:val="toc 7"/>
-    <w:basedOn w:val="796"/>
-    <w:next w:val="796"/>
+    <w:basedOn w:val="964"/>
+    <w:next w:val="964"/>
     <w:uiPriority w:val="39"/>
     <w:unhideWhenUsed/>
     <w:pPr>
@@ -35361,10 +35457,10 @@
       <w:ind w:left="1320"/>
     </w:pPr>
   </w:style>
-  <w:style w:type="paragraph" w:styleId="196">
+  <w:style w:type="paragraph" w:styleId="960">
     <w:name w:val="toc 8"/>
-    <w:basedOn w:val="796"/>
-    <w:next w:val="796"/>
+    <w:basedOn w:val="964"/>
+    <w:next w:val="964"/>
     <w:uiPriority w:val="39"/>
     <w:unhideWhenUsed/>
     <w:pPr>
@@ -35373,10 +35469,10 @@
       <w:ind w:left="1540"/>
     </w:pPr>
   </w:style>
-  <w:style w:type="paragraph" w:styleId="197">
+  <w:style w:type="paragraph" w:styleId="961">
     <w:name w:val="toc 9"/>
-    <w:basedOn w:val="796"/>
-    <w:next w:val="796"/>
+    <w:basedOn w:val="964"/>
+    <w:next w:val="964"/>
     <w:uiPriority w:val="39"/>
     <w:unhideWhenUsed/>
     <w:pPr>
@@ -35385,9 +35481,9 @@
       <w:ind w:left="1760"/>
     </w:pPr>
   </w:style>
-  <w:style w:type="character" w:styleId="198">
+  <w:style w:type="character" w:styleId="962">
     <w:name w:val="Placeholder Text"/>
-    <w:basedOn w:val="806"/>
+    <w:basedOn w:val="974"/>
     <w:uiPriority w:val="99"/>
     <w:semiHidden/>
     <w:pPr>
@@ -35399,10 +35495,10 @@
       <w:color w:val="666666"/>
     </w:rPr>
   </w:style>
-  <w:style w:type="paragraph" w:styleId="209">
+  <w:style w:type="paragraph" w:styleId="963">
     <w:name w:val="table of figures"/>
-    <w:basedOn w:val="796"/>
-    <w:next w:val="796"/>
+    <w:basedOn w:val="964"/>
+    <w:next w:val="964"/>
     <w:uiPriority w:val="99"/>
     <w:unhideWhenUsed/>
     <w:pPr>
@@ -35411,7 +35507,7 @@
       <w:ind/>
     </w:pPr>
   </w:style>
-  <w:style w:type="paragraph" w:styleId="796" w:default="1">
+  <w:style w:type="paragraph" w:styleId="964" w:default="1">
     <w:name w:val="Normal"/>
     <w:qFormat/>
     <w:pPr>
@@ -35420,11 +35516,11 @@
       <w:ind/>
     </w:pPr>
   </w:style>
-  <w:style w:type="paragraph" w:styleId="797">
+  <w:style w:type="paragraph" w:styleId="965">
     <w:name w:val="Heading 1"/>
-    <w:basedOn w:val="796"/>
-    <w:next w:val="796"/>
-    <w:link w:val="814"/>
+    <w:basedOn w:val="964"/>
+    <w:next w:val="964"/>
+    <w:link w:val="982"/>
     <w:uiPriority w:val="9"/>
     <w:qFormat/>
     <w:pPr>
@@ -35444,11 +35540,11 @@
       <w:szCs w:val="28"/>
     </w:rPr>
   </w:style>
-  <w:style w:type="paragraph" w:styleId="798">
+  <w:style w:type="paragraph" w:styleId="966">
     <w:name w:val="Heading 2"/>
-    <w:basedOn w:val="796"/>
-    <w:next w:val="796"/>
-    <w:link w:val="815"/>
+    <w:basedOn w:val="964"/>
+    <w:next w:val="964"/>
+    <w:link w:val="983"/>
     <w:uiPriority w:val="9"/>
     <w:unhideWhenUsed/>
     <w:qFormat/>
@@ -35469,11 +35565,11 @@
       <w:szCs w:val="26"/>
     </w:rPr>
   </w:style>
-  <w:style w:type="paragraph" w:styleId="799">
+  <w:style w:type="paragraph" w:styleId="967">
     <w:name w:val="Heading 3"/>
-    <w:basedOn w:val="796"/>
-    <w:next w:val="796"/>
-    <w:link w:val="816"/>
+    <w:basedOn w:val="964"/>
+    <w:next w:val="964"/>
+    <w:link w:val="984"/>
     <w:uiPriority w:val="9"/>
     <w:unhideWhenUsed/>
     <w:qFormat/>
@@ -35492,11 +35588,11 @@
       <w:color w:val="4f81bd" w:themeColor="accent1"/>
     </w:rPr>
   </w:style>
-  <w:style w:type="paragraph" w:styleId="800">
+  <w:style w:type="paragraph" w:styleId="968">
     <w:name w:val="Heading 4"/>
-    <w:basedOn w:val="796"/>
-    <w:next w:val="796"/>
-    <w:link w:val="844"/>
+    <w:basedOn w:val="964"/>
+    <w:next w:val="964"/>
+    <w:link w:val="1012"/>
     <w:uiPriority w:val="9"/>
     <w:semiHidden/>
     <w:unhideWhenUsed/>
@@ -35518,11 +35614,11 @@
       <w:color w:val="4f81bd" w:themeColor="accent1"/>
     </w:rPr>
   </w:style>
-  <w:style w:type="paragraph" w:styleId="801">
+  <w:style w:type="paragraph" w:styleId="969">
     <w:name w:val="Heading 5"/>
-    <w:basedOn w:val="796"/>
-    <w:next w:val="796"/>
-    <w:link w:val="845"/>
+    <w:basedOn w:val="964"/>
+    <w:next w:val="964"/>
+    <w:link w:val="1013"/>
     <w:uiPriority w:val="9"/>
     <w:semiHidden/>
     <w:unhideWhenUsed/>
@@ -35540,11 +35636,11 @@
       <w:color w:val="243f60" w:themeColor="accent1" w:themeShade="7F"/>
     </w:rPr>
   </w:style>
-  <w:style w:type="paragraph" w:styleId="802">
+  <w:style w:type="paragraph" w:styleId="970">
     <w:name w:val="Heading 6"/>
-    <w:basedOn w:val="796"/>
-    <w:next w:val="796"/>
-    <w:link w:val="846"/>
+    <w:basedOn w:val="964"/>
+    <w:next w:val="964"/>
+    <w:link w:val="1014"/>
     <w:uiPriority w:val="9"/>
     <w:semiHidden/>
     <w:unhideWhenUsed/>
@@ -35564,11 +35660,11 @@
       <w:color w:val="243f60" w:themeColor="accent1" w:themeShade="7F"/>
     </w:rPr>
   </w:style>
-  <w:style w:type="paragraph" w:styleId="803">
+  <w:style w:type="paragraph" w:styleId="971">
     <w:name w:val="Heading 7"/>
-    <w:basedOn w:val="796"/>
-    <w:next w:val="796"/>
-    <w:link w:val="847"/>
+    <w:basedOn w:val="964"/>
+    <w:next w:val="964"/>
+    <w:link w:val="1015"/>
     <w:uiPriority w:val="9"/>
     <w:semiHidden/>
     <w:unhideWhenUsed/>
@@ -35588,11 +35684,11 @@
       <w:color w:val="404040" w:themeColor="text1" w:themeTint="BF"/>
     </w:rPr>
   </w:style>
-  <w:style w:type="paragraph" w:styleId="804">
+  <w:style w:type="paragraph" w:styleId="972">
     <w:name w:val="Heading 8"/>
-    <w:basedOn w:val="796"/>
-    <w:next w:val="796"/>
-    <w:link w:val="848"/>
+    <w:basedOn w:val="964"/>
+    <w:next w:val="964"/>
+    <w:link w:val="1016"/>
     <w:uiPriority w:val="9"/>
     <w:semiHidden/>
     <w:unhideWhenUsed/>
@@ -35612,11 +35708,11 @@
       <w:szCs w:val="20"/>
     </w:rPr>
   </w:style>
-  <w:style w:type="paragraph" w:styleId="805">
+  <w:style w:type="paragraph" w:styleId="973">
     <w:name w:val="Heading 9"/>
-    <w:basedOn w:val="796"/>
-    <w:next w:val="796"/>
-    <w:link w:val="849"/>
+    <w:basedOn w:val="964"/>
+    <w:next w:val="964"/>
+    <w:link w:val="1017"/>
     <w:uiPriority w:val="9"/>
     <w:semiHidden/>
     <w:unhideWhenUsed/>
@@ -35638,7 +35734,7 @@
       <w:szCs w:val="20"/>
     </w:rPr>
   </w:style>
-  <w:style w:type="character" w:styleId="806" w:default="1">
+  <w:style w:type="character" w:styleId="974" w:default="1">
     <w:name w:val="Default Paragraph Font"/>
     <w:uiPriority w:val="1"/>
     <w:unhideWhenUsed/>
@@ -35648,7 +35744,7 @@
       <w:ind/>
     </w:pPr>
   </w:style>
-  <w:style w:type="table" w:styleId="807" w:default="1">
+  <w:style w:type="table" w:styleId="975" w:default="1">
     <w:name w:val="Normal Table"/>
     <w:uiPriority w:val="99"/>
     <w:semiHidden/>
@@ -35841,7 +35937,7 @@
       </w:tcPr>
     </w:tblStylePr>
   </w:style>
-  <w:style w:type="numbering" w:styleId="808" w:default="1">
+  <w:style w:type="numbering" w:styleId="976" w:default="1">
     <w:name w:val="No List"/>
     <w:uiPriority w:val="99"/>
     <w:semiHidden/>
@@ -35852,10 +35948,10 @@
       <w:ind/>
     </w:pPr>
   </w:style>
-  <w:style w:type="paragraph" w:styleId="809">
+  <w:style w:type="paragraph" w:styleId="977">
     <w:name w:val="Header"/>
-    <w:basedOn w:val="796"/>
-    <w:link w:val="810"/>
+    <w:basedOn w:val="964"/>
+    <w:link w:val="978"/>
     <w:uiPriority w:val="99"/>
     <w:unhideWhenUsed/>
     <w:pPr>
@@ -35868,10 +35964,10 @@
       <w:ind/>
     </w:pPr>
   </w:style>
-  <w:style w:type="character" w:styleId="810" w:customStyle="1">
+  <w:style w:type="character" w:styleId="978" w:customStyle="1">
     <w:name w:val="Header Char"/>
-    <w:basedOn w:val="806"/>
-    <w:link w:val="809"/>
+    <w:basedOn w:val="974"/>
+    <w:link w:val="977"/>
     <w:uiPriority w:val="99"/>
     <w:pPr>
       <w:pBdr/>
@@ -35879,10 +35975,10 @@
       <w:ind/>
     </w:pPr>
   </w:style>
-  <w:style w:type="paragraph" w:styleId="811">
+  <w:style w:type="paragraph" w:styleId="979">
     <w:name w:val="Footer"/>
-    <w:basedOn w:val="796"/>
-    <w:link w:val="812"/>
+    <w:basedOn w:val="964"/>
+    <w:link w:val="980"/>
     <w:uiPriority w:val="99"/>
     <w:unhideWhenUsed/>
     <w:pPr>
@@ -35895,10 +35991,10 @@
       <w:ind/>
     </w:pPr>
   </w:style>
-  <w:style w:type="character" w:styleId="812" w:customStyle="1">
+  <w:style w:type="character" w:styleId="980" w:customStyle="1">
     <w:name w:val="Footer Char"/>
-    <w:basedOn w:val="806"/>
-    <w:link w:val="811"/>
+    <w:basedOn w:val="974"/>
+    <w:link w:val="979"/>
     <w:uiPriority w:val="99"/>
     <w:pPr>
       <w:pBdr/>
@@ -35906,7 +36002,7 @@
       <w:ind/>
     </w:pPr>
   </w:style>
-  <w:style w:type="paragraph" w:styleId="813">
+  <w:style w:type="paragraph" w:styleId="981">
     <w:name w:val="No Spacing"/>
     <w:uiPriority w:val="1"/>
     <w:qFormat/>
@@ -35916,10 +36012,10 @@
       <w:ind/>
     </w:pPr>
   </w:style>
-  <w:style w:type="character" w:styleId="814" w:customStyle="1">
+  <w:style w:type="character" w:styleId="982" w:customStyle="1">
     <w:name w:val="Heading 1 Char"/>
-    <w:basedOn w:val="806"/>
-    <w:link w:val="797"/>
+    <w:basedOn w:val="974"/>
+    <w:link w:val="965"/>
     <w:uiPriority w:val="9"/>
     <w:pPr>
       <w:pBdr/>
@@ -35935,10 +36031,10 @@
       <w:szCs w:val="28"/>
     </w:rPr>
   </w:style>
-  <w:style w:type="character" w:styleId="815" w:customStyle="1">
+  <w:style w:type="character" w:styleId="983" w:customStyle="1">
     <w:name w:val="Heading 2 Char"/>
-    <w:basedOn w:val="806"/>
-    <w:link w:val="798"/>
+    <w:basedOn w:val="974"/>
+    <w:link w:val="966"/>
     <w:uiPriority w:val="9"/>
     <w:pPr>
       <w:pBdr/>
@@ -35954,10 +36050,10 @@
       <w:szCs w:val="26"/>
     </w:rPr>
   </w:style>
-  <w:style w:type="character" w:styleId="816" w:customStyle="1">
+  <w:style w:type="character" w:styleId="984" w:customStyle="1">
     <w:name w:val="Heading 3 Char"/>
-    <w:basedOn w:val="806"/>
-    <w:link w:val="799"/>
+    <w:basedOn w:val="974"/>
+    <w:link w:val="967"/>
     <w:uiPriority w:val="9"/>
     <w:pPr>
       <w:pBdr/>
@@ -35971,11 +36067,11 @@
       <w:color w:val="4f81bd" w:themeColor="accent1"/>
     </w:rPr>
   </w:style>
-  <w:style w:type="paragraph" w:styleId="817">
+  <w:style w:type="paragraph" w:styleId="985">
     <w:name w:val="Title"/>
-    <w:basedOn w:val="796"/>
-    <w:next w:val="796"/>
-    <w:link w:val="818"/>
+    <w:basedOn w:val="964"/>
+    <w:next w:val="964"/>
+    <w:link w:val="986"/>
     <w:uiPriority w:val="10"/>
     <w:qFormat/>
     <w:pPr>
@@ -35994,10 +36090,10 @@
       <w:szCs w:val="52"/>
     </w:rPr>
   </w:style>
-  <w:style w:type="character" w:styleId="818" w:customStyle="1">
+  <w:style w:type="character" w:styleId="986" w:customStyle="1">
     <w:name w:val="Title Char"/>
-    <w:basedOn w:val="806"/>
-    <w:link w:val="817"/>
+    <w:basedOn w:val="974"/>
+    <w:link w:val="985"/>
     <w:uiPriority w:val="10"/>
     <w:pPr>
       <w:pBdr/>
@@ -36012,11 +36108,11 @@
       <w:szCs w:val="52"/>
     </w:rPr>
   </w:style>
-  <w:style w:type="paragraph" w:styleId="819">
+  <w:style w:type="paragraph" w:styleId="987">
     <w:name w:val="Subtitle"/>
-    <w:basedOn w:val="796"/>
-    <w:next w:val="796"/>
-    <w:link w:val="820"/>
+    <w:basedOn w:val="964"/>
+    <w:next w:val="964"/>
+    <w:link w:val="988"/>
     <w:uiPriority w:val="11"/>
     <w:qFormat/>
     <w:pPr>
@@ -36037,10 +36133,10 @@
       <w:szCs w:val="24"/>
     </w:rPr>
   </w:style>
-  <w:style w:type="character" w:styleId="820" w:customStyle="1">
+  <w:style w:type="character" w:styleId="988" w:customStyle="1">
     <w:name w:val="Subtitle Char"/>
-    <w:basedOn w:val="806"/>
-    <w:link w:val="819"/>
+    <w:basedOn w:val="974"/>
+    <w:link w:val="987"/>
     <w:uiPriority w:val="11"/>
     <w:pPr>
       <w:pBdr/>
@@ -36057,9 +36153,9 @@
       <w:szCs w:val="24"/>
     </w:rPr>
   </w:style>
-  <w:style w:type="paragraph" w:styleId="821">
+  <w:style w:type="paragraph" w:styleId="989">
     <w:name w:val="List Paragraph"/>
-    <w:basedOn w:val="796"/>
+    <w:basedOn w:val="964"/>
     <w:uiPriority w:val="34"/>
     <w:qFormat/>
     <w:pPr>
@@ -36069,10 +36165,10 @@
       <w:contextualSpacing w:val="true"/>
     </w:pPr>
   </w:style>
-  <w:style w:type="paragraph" w:styleId="822">
+  <w:style w:type="paragraph" w:styleId="990">
     <w:name w:val="Body Text"/>
-    <w:basedOn w:val="796"/>
-    <w:link w:val="823"/>
+    <w:basedOn w:val="964"/>
+    <w:link w:val="991"/>
     <w:uiPriority w:val="99"/>
     <w:unhideWhenUsed/>
     <w:pPr>
@@ -36081,10 +36177,10 @@
       <w:ind/>
     </w:pPr>
   </w:style>
-  <w:style w:type="character" w:styleId="823" w:customStyle="1">
+  <w:style w:type="character" w:styleId="991" w:customStyle="1">
     <w:name w:val="Body Text Char"/>
-    <w:basedOn w:val="806"/>
-    <w:link w:val="822"/>
+    <w:basedOn w:val="974"/>
+    <w:link w:val="990"/>
     <w:uiPriority w:val="99"/>
     <w:pPr>
       <w:pBdr/>
@@ -36092,10 +36188,10 @@
       <w:ind/>
     </w:pPr>
   </w:style>
-  <w:style w:type="paragraph" w:styleId="824">
+  <w:style w:type="paragraph" w:styleId="992">
     <w:name w:val="Body Text 2"/>
-    <w:basedOn w:val="796"/>
-    <w:link w:val="825"/>
+    <w:basedOn w:val="964"/>
+    <w:link w:val="993"/>
     <w:uiPriority w:val="99"/>
     <w:unhideWhenUsed/>
     <w:pPr>
@@ -36104,10 +36200,10 @@
       <w:ind/>
     </w:pPr>
   </w:style>
-  <w:style w:type="character" w:styleId="825" w:customStyle="1">
+  <w:style w:type="character" w:styleId="993" w:customStyle="1">
     <w:name w:val="Body Text 2 Char"/>
-    <w:basedOn w:val="806"/>
-    <w:link w:val="824"/>
+    <w:basedOn w:val="974"/>
+    <w:link w:val="992"/>
     <w:uiPriority w:val="99"/>
     <w:pPr>
       <w:pBdr/>
@@ -36115,10 +36211,10 @@
       <w:ind/>
     </w:pPr>
   </w:style>
-  <w:style w:type="paragraph" w:styleId="826">
+  <w:style w:type="paragraph" w:styleId="994">
     <w:name w:val="Body Text 3"/>
-    <w:basedOn w:val="796"/>
-    <w:link w:val="827"/>
+    <w:basedOn w:val="964"/>
+    <w:link w:val="995"/>
     <w:uiPriority w:val="99"/>
     <w:unhideWhenUsed/>
     <w:pPr>
@@ -36131,10 +36227,10 @@
       <w:szCs w:val="16"/>
     </w:rPr>
   </w:style>
-  <w:style w:type="character" w:styleId="827" w:customStyle="1">
+  <w:style w:type="character" w:styleId="995" w:customStyle="1">
     <w:name w:val="Body Text 3 Char"/>
-    <w:basedOn w:val="806"/>
-    <w:link w:val="826"/>
+    <w:basedOn w:val="974"/>
+    <w:link w:val="994"/>
     <w:uiPriority w:val="99"/>
     <w:pPr>
       <w:pBdr/>
@@ -36146,9 +36242,9 @@
       <w:szCs w:val="16"/>
     </w:rPr>
   </w:style>
-  <w:style w:type="paragraph" w:styleId="828">
+  <w:style w:type="paragraph" w:styleId="996">
     <w:name w:val="List"/>
-    <w:basedOn w:val="796"/>
+    <w:basedOn w:val="964"/>
     <w:uiPriority w:val="99"/>
     <w:unhideWhenUsed/>
     <w:pPr>
@@ -36158,9 +36254,9 @@
       <w:contextualSpacing w:val="true"/>
     </w:pPr>
   </w:style>
-  <w:style w:type="paragraph" w:styleId="829">
+  <w:style w:type="paragraph" w:styleId="997">
     <w:name w:val="List 2"/>
-    <w:basedOn w:val="796"/>
+    <w:basedOn w:val="964"/>
     <w:uiPriority w:val="99"/>
     <w:unhideWhenUsed/>
     <w:pPr>
@@ -36170,9 +36266,9 @@
       <w:contextualSpacing w:val="true"/>
     </w:pPr>
   </w:style>
-  <w:style w:type="paragraph" w:styleId="830">
+  <w:style w:type="paragraph" w:styleId="998">
     <w:name w:val="List 3"/>
-    <w:basedOn w:val="796"/>
+    <w:basedOn w:val="964"/>
     <w:uiPriority w:val="99"/>
     <w:unhideWhenUsed/>
     <w:pPr>
@@ -36182,9 +36278,9 @@
       <w:contextualSpacing w:val="true"/>
     </w:pPr>
   </w:style>
-  <w:style w:type="paragraph" w:styleId="831">
+  <w:style w:type="paragraph" w:styleId="999">
     <w:name w:val="List Bullet"/>
-    <w:basedOn w:val="796"/>
+    <w:basedOn w:val="964"/>
     <w:uiPriority w:val="99"/>
     <w:unhideWhenUsed/>
     <w:pPr>
@@ -36197,9 +36293,9 @@
       <w:contextualSpacing w:val="true"/>
     </w:pPr>
   </w:style>
-  <w:style w:type="paragraph" w:styleId="832">
+  <w:style w:type="paragraph" w:styleId="1000">
     <w:name w:val="List Bullet 2"/>
-    <w:basedOn w:val="796"/>
+    <w:basedOn w:val="964"/>
     <w:uiPriority w:val="99"/>
     <w:unhideWhenUsed/>
     <w:pPr>
@@ -36212,9 +36308,9 @@
       <w:contextualSpacing w:val="true"/>
     </w:pPr>
   </w:style>
-  <w:style w:type="paragraph" w:styleId="833">
+  <w:style w:type="paragraph" w:styleId="1001">
     <w:name w:val="List Bullet 3"/>
-    <w:basedOn w:val="796"/>
+    <w:basedOn w:val="964"/>
     <w:uiPriority w:val="99"/>
     <w:unhideWhenUsed/>
     <w:pPr>
@@ -36227,9 +36323,9 @@
       <w:contextualSpacing w:val="true"/>
     </w:pPr>
   </w:style>
-  <w:style w:type="paragraph" w:styleId="834">
+  <w:style w:type="paragraph" w:styleId="1002">
     <w:name w:val="List Number"/>
-    <w:basedOn w:val="796"/>
+    <w:basedOn w:val="964"/>
     <w:uiPriority w:val="99"/>
     <w:unhideWhenUsed/>
     <w:pPr>
@@ -36242,9 +36338,9 @@
       <w:contextualSpacing w:val="true"/>
     </w:pPr>
   </w:style>
-  <w:style w:type="paragraph" w:styleId="835">
+  <w:style w:type="paragraph" w:styleId="1003">
     <w:name w:val="List Number 2"/>
-    <w:basedOn w:val="796"/>
+    <w:basedOn w:val="964"/>
     <w:uiPriority w:val="99"/>
     <w:unhideWhenUsed/>
     <w:pPr>
@@ -36257,9 +36353,9 @@
       <w:contextualSpacing w:val="true"/>
     </w:pPr>
   </w:style>
-  <w:style w:type="paragraph" w:styleId="836">
+  <w:style w:type="paragraph" w:styleId="1004">
     <w:name w:val="List Number 3"/>
-    <w:basedOn w:val="796"/>
+    <w:basedOn w:val="964"/>
     <w:uiPriority w:val="99"/>
     <w:unhideWhenUsed/>
     <w:pPr>
@@ -36272,9 +36368,9 @@
       <w:contextualSpacing w:val="true"/>
     </w:pPr>
   </w:style>
-  <w:style w:type="paragraph" w:styleId="837">
+  <w:style w:type="paragraph" w:styleId="1005">
     <w:name w:val="List Continue"/>
-    <w:basedOn w:val="796"/>
+    <w:basedOn w:val="964"/>
     <w:uiPriority w:val="99"/>
     <w:unhideWhenUsed/>
     <w:pPr>
@@ -36284,9 +36380,9 @@
       <w:contextualSpacing w:val="true"/>
     </w:pPr>
   </w:style>
-  <w:style w:type="paragraph" w:styleId="838">
+  <w:style w:type="paragraph" w:styleId="1006">
     <w:name w:val="List Continue 2"/>
-    <w:basedOn w:val="796"/>
+    <w:basedOn w:val="964"/>
     <w:uiPriority w:val="99"/>
     <w:unhideWhenUsed/>
     <w:pPr>
@@ -36296,9 +36392,9 @@
       <w:contextualSpacing w:val="true"/>
     </w:pPr>
   </w:style>
-  <w:style w:type="paragraph" w:styleId="839">
+  <w:style w:type="paragraph" w:styleId="1007">
     <w:name w:val="List Continue 3"/>
-    <w:basedOn w:val="796"/>
+    <w:basedOn w:val="964"/>
     <w:uiPriority w:val="99"/>
     <w:unhideWhenUsed/>
     <w:pPr>
@@ -36308,9 +36404,9 @@
       <w:contextualSpacing w:val="true"/>
     </w:pPr>
   </w:style>
-  <w:style w:type="paragraph" w:styleId="840">
+  <w:style w:type="paragraph" w:styleId="1008">
     <w:name w:val="macro"/>
-    <w:link w:val="841"/>
+    <w:link w:val="1009"/>
     <w:uiPriority w:val="99"/>
     <w:unhideWhenUsed/>
     <w:pPr>
@@ -36333,10 +36429,10 @@
       <w:szCs w:val="20"/>
     </w:rPr>
   </w:style>
-  <w:style w:type="character" w:styleId="841" w:customStyle="1">
+  <w:style w:type="character" w:styleId="1009" w:customStyle="1">
     <w:name w:val="Macro Text Char"/>
-    <w:basedOn w:val="806"/>
-    <w:link w:val="840"/>
+    <w:basedOn w:val="974"/>
+    <w:link w:val="1008"/>
     <w:uiPriority w:val="99"/>
     <w:pPr>
       <w:pBdr/>
@@ -36349,11 +36445,11 @@
       <w:szCs w:val="20"/>
     </w:rPr>
   </w:style>
-  <w:style w:type="paragraph" w:styleId="842">
+  <w:style w:type="paragraph" w:styleId="1010">
     <w:name w:val="Quote"/>
-    <w:basedOn w:val="796"/>
-    <w:next w:val="796"/>
-    <w:link w:val="843"/>
+    <w:basedOn w:val="964"/>
+    <w:next w:val="964"/>
+    <w:link w:val="1011"/>
     <w:uiPriority w:val="29"/>
     <w:qFormat/>
     <w:pPr>
@@ -36367,10 +36463,10 @@
       <w:color w:val="000000" w:themeColor="text1"/>
     </w:rPr>
   </w:style>
-  <w:style w:type="character" w:styleId="843" w:customStyle="1">
+  <w:style w:type="character" w:styleId="1011" w:customStyle="1">
     <w:name w:val="Quote Char"/>
-    <w:basedOn w:val="806"/>
-    <w:link w:val="842"/>
+    <w:basedOn w:val="974"/>
+    <w:link w:val="1010"/>
     <w:uiPriority w:val="29"/>
     <w:pPr>
       <w:pBdr/>
@@ -36383,10 +36479,10 @@
       <w:color w:val="000000" w:themeColor="text1"/>
     </w:rPr>
   </w:style>
-  <w:style w:type="character" w:styleId="844" w:customStyle="1">
+  <w:style w:type="character" w:styleId="1012" w:customStyle="1">
     <w:name w:val="Heading 4 Char"/>
-    <w:basedOn w:val="806"/>
-    <w:link w:val="800"/>
+    <w:basedOn w:val="974"/>
+    <w:link w:val="968"/>
     <w:uiPriority w:val="9"/>
     <w:semiHidden/>
     <w:pPr>
@@ -36403,10 +36499,10 @@
       <w:color w:val="4f81bd" w:themeColor="accent1"/>
     </w:rPr>
   </w:style>
-  <w:style w:type="character" w:styleId="845" w:customStyle="1">
+  <w:style w:type="character" w:styleId="1013" w:customStyle="1">
     <w:name w:val="Heading 5 Char"/>
-    <w:basedOn w:val="806"/>
-    <w:link w:val="801"/>
+    <w:basedOn w:val="974"/>
+    <w:link w:val="969"/>
     <w:uiPriority w:val="9"/>
     <w:semiHidden/>
     <w:pPr>
@@ -36419,10 +36515,10 @@
       <w:color w:val="243f60" w:themeColor="accent1" w:themeShade="7F"/>
     </w:rPr>
   </w:style>
-  <w:style w:type="character" w:styleId="846" w:customStyle="1">
+  <w:style w:type="character" w:styleId="1014" w:customStyle="1">
     <w:name w:val="Heading 6 Char"/>
-    <w:basedOn w:val="806"/>
-    <w:link w:val="802"/>
+    <w:basedOn w:val="974"/>
+    <w:link w:val="970"/>
     <w:uiPriority w:val="9"/>
     <w:semiHidden/>
     <w:pPr>
@@ -36437,10 +36533,10 @@
       <w:color w:val="243f60" w:themeColor="accent1" w:themeShade="7F"/>
     </w:rPr>
   </w:style>
-  <w:style w:type="character" w:styleId="847" w:customStyle="1">
+  <w:style w:type="character" w:styleId="1015" w:customStyle="1">
     <w:name w:val="Heading 7 Char"/>
-    <w:basedOn w:val="806"/>
-    <w:link w:val="803"/>
+    <w:basedOn w:val="974"/>
+    <w:link w:val="971"/>
     <w:uiPriority w:val="9"/>
     <w:semiHidden/>
     <w:pPr>
@@ -36455,10 +36551,10 @@
       <w:color w:val="404040" w:themeColor="text1" w:themeTint="BF"/>
     </w:rPr>
   </w:style>
-  <w:style w:type="character" w:styleId="848" w:customStyle="1">
+  <w:style w:type="character" w:styleId="1016" w:customStyle="1">
     <w:name w:val="Heading 8 Char"/>
-    <w:basedOn w:val="806"/>
-    <w:link w:val="804"/>
+    <w:basedOn w:val="974"/>
+    <w:link w:val="972"/>
     <w:uiPriority w:val="9"/>
     <w:semiHidden/>
     <w:pPr>
@@ -36473,10 +36569,10 @@
       <w:szCs w:val="20"/>
     </w:rPr>
   </w:style>
-  <w:style w:type="character" w:styleId="849" w:customStyle="1">
+  <w:style w:type="character" w:styleId="1017" w:customStyle="1">
     <w:name w:val="Heading 9 Char"/>
-    <w:basedOn w:val="806"/>
-    <w:link w:val="805"/>
+    <w:basedOn w:val="974"/>
+    <w:link w:val="973"/>
     <w:uiPriority w:val="9"/>
     <w:semiHidden/>
     <w:pPr>
@@ -36493,10 +36589,10 @@
       <w:szCs w:val="20"/>
     </w:rPr>
   </w:style>
-  <w:style w:type="paragraph" w:styleId="850">
+  <w:style w:type="paragraph" w:styleId="1018">
     <w:name w:val="Caption"/>
-    <w:basedOn w:val="796"/>
-    <w:next w:val="796"/>
+    <w:basedOn w:val="964"/>
+    <w:next w:val="964"/>
     <w:uiPriority w:val="35"/>
     <w:semiHidden/>
     <w:unhideWhenUsed/>
@@ -36514,9 +36610,9 @@
       <w:szCs w:val="18"/>
     </w:rPr>
   </w:style>
-  <w:style w:type="character" w:styleId="851">
+  <w:style w:type="character" w:styleId="1019">
     <w:name w:val="Strong"/>
-    <w:basedOn w:val="806"/>
+    <w:basedOn w:val="974"/>
     <w:uiPriority w:val="22"/>
     <w:qFormat/>
     <w:pPr>
@@ -36529,9 +36625,9 @@
       <w:bCs/>
     </w:rPr>
   </w:style>
-  <w:style w:type="character" w:styleId="852">
+  <w:style w:type="character" w:styleId="1020">
     <w:name w:val="Emphasis"/>
-    <w:basedOn w:val="806"/>
+    <w:basedOn w:val="974"/>
     <w:uiPriority w:val="20"/>
     <w:qFormat/>
     <w:pPr>
@@ -36544,11 +36640,11 @@
       <w:iCs/>
     </w:rPr>
   </w:style>
-  <w:style w:type="paragraph" w:styleId="853">
+  <w:style w:type="paragraph" w:styleId="1021">
     <w:name w:val="Intense Quote"/>
-    <w:basedOn w:val="796"/>
-    <w:next w:val="796"/>
-    <w:link w:val="854"/>
+    <w:basedOn w:val="964"/>
+    <w:next w:val="964"/>
+    <w:link w:val="1022"/>
     <w:uiPriority w:val="30"/>
     <w:qFormat/>
     <w:pPr>
@@ -36566,10 +36662,10 @@
       <w:color w:val="4f81bd" w:themeColor="accent1"/>
     </w:rPr>
   </w:style>
-  <w:style w:type="character" w:styleId="854" w:customStyle="1">
+  <w:style w:type="character" w:styleId="1022" w:customStyle="1">
     <w:name w:val="Intense Quote Char"/>
-    <w:basedOn w:val="806"/>
-    <w:link w:val="853"/>
+    <w:basedOn w:val="974"/>
+    <w:link w:val="1021"/>
     <w:uiPriority w:val="30"/>
     <w:pPr>
       <w:pBdr/>
@@ -36584,9 +36680,9 @@
       <w:color w:val="4f81bd" w:themeColor="accent1"/>
     </w:rPr>
   </w:style>
-  <w:style w:type="character" w:styleId="855">
+  <w:style w:type="character" w:styleId="1023">
     <w:name w:val="Subtle Emphasis"/>
-    <w:basedOn w:val="806"/>
+    <w:basedOn w:val="974"/>
     <w:uiPriority w:val="19"/>
     <w:qFormat/>
     <w:pPr>
@@ -36600,9 +36696,9 @@
       <w:color w:val="808080" w:themeColor="text1" w:themeTint="7F"/>
     </w:rPr>
   </w:style>
-  <w:style w:type="character" w:styleId="856">
+  <w:style w:type="character" w:styleId="1024">
     <w:name w:val="Intense Emphasis"/>
-    <w:basedOn w:val="806"/>
+    <w:basedOn w:val="974"/>
     <w:uiPriority w:val="21"/>
     <w:qFormat/>
     <w:pPr>
@@ -36618,9 +36714,9 @@
       <w:color w:val="4f81bd" w:themeColor="accent1"/>
     </w:rPr>
   </w:style>
-  <w:style w:type="character" w:styleId="857">
+  <w:style w:type="character" w:styleId="1025">
     <w:name w:val="Subtle Reference"/>
-    <w:basedOn w:val="806"/>
+    <w:basedOn w:val="974"/>
     <w:uiPriority w:val="31"/>
     <w:qFormat/>
     <w:pPr>
@@ -36634,9 +36730,9 @@
       <w:u w:val="single"/>
     </w:rPr>
   </w:style>
-  <w:style w:type="character" w:styleId="858">
+  <w:style w:type="character" w:styleId="1026">
     <w:name w:val="Intense Reference"/>
-    <w:basedOn w:val="806"/>
+    <w:basedOn w:val="974"/>
     <w:uiPriority w:val="32"/>
     <w:qFormat/>
     <w:pPr>
@@ -36653,9 +36749,9 @@
       <w:u w:val="single"/>
     </w:rPr>
   </w:style>
-  <w:style w:type="character" w:styleId="859">
+  <w:style w:type="character" w:styleId="1027">
     <w:name w:val="Book Title"/>
-    <w:basedOn w:val="806"/>
+    <w:basedOn w:val="974"/>
     <w:uiPriority w:val="33"/>
     <w:qFormat/>
     <w:pPr>
@@ -36670,10 +36766,10 @@
       <w:spacing w:val="5"/>
     </w:rPr>
   </w:style>
-  <w:style w:type="paragraph" w:styleId="860">
+  <w:style w:type="paragraph" w:styleId="1028">
     <w:name w:val="TOC Heading"/>
-    <w:basedOn w:val="797"/>
-    <w:next w:val="796"/>
+    <w:basedOn w:val="965"/>
+    <w:next w:val="964"/>
     <w:uiPriority w:val="39"/>
     <w:semiHidden/>
     <w:unhideWhenUsed/>
@@ -36685,9 +36781,9 @@
       <w:outlineLvl w:val="9"/>
     </w:pPr>
   </w:style>
-  <w:style w:type="table" w:styleId="861">
+  <w:style w:type="table" w:styleId="1029">
     <w:name w:val="Table Grid"/>
-    <w:basedOn w:val="807"/>
+    <w:basedOn w:val="975"/>
     <w:uiPriority w:val="59"/>
     <w:pPr>
       <w:pBdr/>
@@ -36877,9 +36973,9 @@
       </w:tcPr>
     </w:tblStylePr>
   </w:style>
-  <w:style w:type="table" w:styleId="862">
+  <w:style w:type="table" w:styleId="1030">
     <w:name w:val="Light Shading"/>
-    <w:basedOn w:val="807"/>
+    <w:basedOn w:val="975"/>
     <w:uiPriority w:val="60"/>
     <w:pPr>
       <w:pBdr/>
@@ -37104,9 +37200,9 @@
       </w:tcPr>
     </w:tblStylePr>
   </w:style>
-  <w:style w:type="table" w:styleId="863">
+  <w:style w:type="table" w:styleId="1031">
     <w:name w:val="Light Shading Accent 1"/>
-    <w:basedOn w:val="807"/>
+    <w:basedOn w:val="975"/>
     <w:uiPriority w:val="60"/>
     <w:pPr>
       <w:pBdr/>
@@ -37331,9 +37427,9 @@
       </w:tcPr>
     </w:tblStylePr>
   </w:style>
-  <w:style w:type="table" w:styleId="864">
+  <w:style w:type="table" w:styleId="1032">
     <w:name w:val="Light Shading Accent 2"/>
-    <w:basedOn w:val="807"/>
+    <w:basedOn w:val="975"/>
     <w:uiPriority w:val="60"/>
     <w:pPr>
       <w:pBdr/>
@@ -37558,9 +37654,9 @@
       </w:tcPr>
     </w:tblStylePr>
   </w:style>
-  <w:style w:type="table" w:styleId="865">
+  <w:style w:type="table" w:styleId="1033">
     <w:name w:val="Light Shading Accent 3"/>
-    <w:basedOn w:val="807"/>
+    <w:basedOn w:val="975"/>
     <w:uiPriority w:val="60"/>
     <w:pPr>
       <w:pBdr/>
@@ -37785,9 +37881,9 @@
       </w:tcPr>
     </w:tblStylePr>
   </w:style>
-  <w:style w:type="table" w:styleId="866">
+  <w:style w:type="table" w:styleId="1034">
     <w:name w:val="Light Shading Accent 4"/>
-    <w:basedOn w:val="807"/>
+    <w:basedOn w:val="975"/>
     <w:uiPriority w:val="60"/>
     <w:pPr>
       <w:pBdr/>
@@ -38012,9 +38108,9 @@
       </w:tcPr>
     </w:tblStylePr>
   </w:style>
-  <w:style w:type="table" w:styleId="867">
+  <w:style w:type="table" w:styleId="1035">
     <w:name w:val="Light Shading Accent 5"/>
-    <w:basedOn w:val="807"/>
+    <w:basedOn w:val="975"/>
     <w:uiPriority w:val="60"/>
     <w:pPr>
       <w:pBdr/>
@@ -38239,9 +38335,9 @@
       </w:tcPr>
     </w:tblStylePr>
   </w:style>
-  <w:style w:type="table" w:styleId="868">
+  <w:style w:type="table" w:styleId="1036">
     <w:name w:val="Light Shading Accent 6"/>
-    <w:basedOn w:val="807"/>
+    <w:basedOn w:val="975"/>
     <w:uiPriority w:val="60"/>
     <w:pPr>
       <w:pBdr/>
@@ -38466,9 +38562,9 @@
       </w:tcPr>
     </w:tblStylePr>
   </w:style>
-  <w:style w:type="table" w:styleId="869">
+  <w:style w:type="table" w:styleId="1037">
     <w:name w:val="Light List"/>
-    <w:basedOn w:val="807"/>
+    <w:basedOn w:val="975"/>
     <w:uiPriority w:val="61"/>
     <w:pPr>
       <w:pBdr/>
@@ -38691,9 +38787,9 @@
       </w:tcPr>
     </w:tblStylePr>
   </w:style>
-  <w:style w:type="table" w:styleId="870">
+  <w:style w:type="table" w:styleId="1038">
     <w:name w:val="Light List Accent 1"/>
-    <w:basedOn w:val="807"/>
+    <w:basedOn w:val="975"/>
     <w:uiPriority w:val="61"/>
     <w:pPr>
       <w:pBdr/>
@@ -38916,9 +39012,9 @@
       </w:tcPr>
     </w:tblStylePr>
   </w:style>
-  <w:style w:type="table" w:styleId="871">
+  <w:style w:type="table" w:styleId="1039">
     <w:name w:val="Light List Accent 2"/>
-    <w:basedOn w:val="807"/>
+    <w:basedOn w:val="975"/>
     <w:uiPriority w:val="61"/>
     <w:pPr>
       <w:pBdr/>
@@ -39141,9 +39237,9 @@
       </w:tcPr>
     </w:tblStylePr>
   </w:style>
-  <w:style w:type="table" w:styleId="872">
+  <w:style w:type="table" w:styleId="1040">
     <w:name w:val="Light List Accent 3"/>
-    <w:basedOn w:val="807"/>
+    <w:basedOn w:val="975"/>
     <w:uiPriority w:val="61"/>
     <w:pPr>
       <w:pBdr/>
@@ -39366,9 +39462,9 @@
       </w:tcPr>
     </w:tblStylePr>
   </w:style>
-  <w:style w:type="table" w:styleId="873">
+  <w:style w:type="table" w:styleId="1041">
     <w:name w:val="Light List Accent 4"/>
-    <w:basedOn w:val="807"/>
+    <w:basedOn w:val="975"/>
     <w:uiPriority w:val="61"/>
     <w:pPr>
       <w:pBdr/>
@@ -39591,9 +39687,9 @@
       </w:tcPr>
     </w:tblStylePr>
   </w:style>
-  <w:style w:type="table" w:styleId="874">
+  <w:style w:type="table" w:styleId="1042">
     <w:name w:val="Light List Accent 5"/>
-    <w:basedOn w:val="807"/>
+    <w:basedOn w:val="975"/>
     <w:uiPriority w:val="61"/>
     <w:pPr>
       <w:pBdr/>
@@ -39816,9 +39912,9 @@
       </w:tcPr>
     </w:tblStylePr>
   </w:style>
-  <w:style w:type="table" w:styleId="875">
+  <w:style w:type="table" w:styleId="1043">
     <w:name w:val="Light List Accent 6"/>
-    <w:basedOn w:val="807"/>
+    <w:basedOn w:val="975"/>
     <w:uiPriority w:val="61"/>
     <w:pPr>
       <w:pBdr/>
@@ -40041,9 +40137,9 @@
       </w:tcPr>
     </w:tblStylePr>
   </w:style>
-  <w:style w:type="table" w:styleId="876">
+  <w:style w:type="table" w:styleId="1044">
     <w:name w:val="Light Grid"/>
-    <w:basedOn w:val="807"/>
+    <w:basedOn w:val="975"/>
     <w:uiPriority w:val="62"/>
     <w:pPr>
       <w:pBdr/>
@@ -40287,9 +40383,9 @@
       </w:tcPr>
     </w:tblStylePr>
   </w:style>
-  <w:style w:type="table" w:styleId="877">
+  <w:style w:type="table" w:styleId="1045">
     <w:name w:val="Light Grid Accent 1"/>
-    <w:basedOn w:val="807"/>
+    <w:basedOn w:val="975"/>
     <w:uiPriority w:val="62"/>
     <w:pPr>
       <w:pBdr/>
@@ -40533,9 +40629,9 @@
       </w:tcPr>
     </w:tblStylePr>
   </w:style>
-  <w:style w:type="table" w:styleId="878">
+  <w:style w:type="table" w:styleId="1046">
     <w:name w:val="Light Grid Accent 2"/>
-    <w:basedOn w:val="807"/>
+    <w:basedOn w:val="975"/>
     <w:uiPriority w:val="62"/>
     <w:pPr>
       <w:pBdr/>
@@ -40779,9 +40875,9 @@
       </w:tcPr>
     </w:tblStylePr>
   </w:style>
-  <w:style w:type="table" w:styleId="879">
+  <w:style w:type="table" w:styleId="1047">
     <w:name w:val="Light Grid Accent 3"/>
-    <w:basedOn w:val="807"/>
+    <w:basedOn w:val="975"/>
     <w:uiPriority w:val="62"/>
     <w:pPr>
       <w:pBdr/>
@@ -41025,9 +41121,9 @@
       </w:tcPr>
     </w:tblStylePr>
   </w:style>
-  <w:style w:type="table" w:styleId="880">
+  <w:style w:type="table" w:styleId="1048">
     <w:name w:val="Light Grid Accent 4"/>
-    <w:basedOn w:val="807"/>
+    <w:basedOn w:val="975"/>
     <w:uiPriority w:val="62"/>
     <w:pPr>
       <w:pBdr/>
@@ -41271,9 +41367,9 @@
       </w:tcPr>
     </w:tblStylePr>
   </w:style>
-  <w:style w:type="table" w:styleId="881">
+  <w:style w:type="table" w:styleId="1049">
     <w:name w:val="Light Grid Accent 5"/>
-    <w:basedOn w:val="807"/>
+    <w:basedOn w:val="975"/>
     <w:uiPriority w:val="62"/>
     <w:pPr>
       <w:pBdr/>
@@ -41517,9 +41613,9 @@
       </w:tcPr>
     </w:tblStylePr>
   </w:style>
-  <w:style w:type="table" w:styleId="882">
+  <w:style w:type="table" w:styleId="1050">
     <w:name w:val="Light Grid Accent 6"/>
-    <w:basedOn w:val="807"/>
+    <w:basedOn w:val="975"/>
     <w:uiPriority w:val="62"/>
     <w:pPr>
       <w:pBdr/>
@@ -41763,9 +41859,9 @@
       </w:tcPr>
     </w:tblStylePr>
   </w:style>
-  <w:style w:type="table" w:styleId="883">
+  <w:style w:type="table" w:styleId="1051">
     <w:name w:val="Medium Shading 1"/>
-    <w:basedOn w:val="807"/>
+    <w:basedOn w:val="975"/>
     <w:uiPriority w:val="63"/>
     <w:pPr>
       <w:pBdr/>
@@ -41986,9 +42082,9 @@
       </w:tcPr>
     </w:tblStylePr>
   </w:style>
-  <w:style w:type="table" w:styleId="884">
+  <w:style w:type="table" w:styleId="1052">
     <w:name w:val="Medium Shading 1 Accent 1"/>
-    <w:basedOn w:val="807"/>
+    <w:basedOn w:val="975"/>
     <w:uiPriority w:val="63"/>
     <w:pPr>
       <w:pBdr/>
@@ -42209,9 +42305,9 @@
       </w:tcPr>
     </w:tblStylePr>
   </w:style>
-  <w:style w:type="table" w:styleId="885">
+  <w:style w:type="table" w:styleId="1053">
     <w:name w:val="Medium Shading 1 Accent 2"/>
-    <w:basedOn w:val="807"/>
+    <w:basedOn w:val="975"/>
     <w:uiPriority w:val="63"/>
     <w:pPr>
       <w:pBdr/>
@@ -42432,9 +42528,9 @@
       </w:tcPr>
     </w:tblStylePr>
   </w:style>
-  <w:style w:type="table" w:styleId="886">
+  <w:style w:type="table" w:styleId="1054">
     <w:name w:val="Medium Shading 1 Accent 3"/>
-    <w:basedOn w:val="807"/>
+    <w:basedOn w:val="975"/>
     <w:uiPriority w:val="63"/>
     <w:pPr>
       <w:pBdr/>
@@ -42655,9 +42751,9 @@
       </w:tcPr>
     </w:tblStylePr>
   </w:style>
-  <w:style w:type="table" w:styleId="887">
+  <w:style w:type="table" w:styleId="1055">
     <w:name w:val="Medium Shading 1 Accent 4"/>
-    <w:basedOn w:val="807"/>
+    <w:basedOn w:val="975"/>
     <w:uiPriority w:val="63"/>
     <w:pPr>
       <w:pBdr/>
@@ -42878,9 +42974,9 @@
       </w:tcPr>
     </w:tblStylePr>
   </w:style>
-  <w:style w:type="table" w:styleId="888">
+  <w:style w:type="table" w:styleId="1056">
     <w:name w:val="Medium Shading 1 Accent 5"/>
-    <w:basedOn w:val="807"/>
+    <w:basedOn w:val="975"/>
     <w:uiPriority w:val="63"/>
     <w:pPr>
       <w:pBdr/>
@@ -43101,9 +43197,9 @@
       </w:tcPr>
     </w:tblStylePr>
   </w:style>
-  <w:style w:type="table" w:styleId="889">
+  <w:style w:type="table" w:styleId="1057">
     <w:name w:val="Medium Shading 1 Accent 6"/>
-    <w:basedOn w:val="807"/>
+    <w:basedOn w:val="975"/>
     <w:uiPriority w:val="63"/>
     <w:pPr>
       <w:pBdr/>
@@ -43324,9 +43420,9 @@
       </w:tcPr>
     </w:tblStylePr>
   </w:style>
-  <w:style w:type="table" w:styleId="890">
+  <w:style w:type="table" w:styleId="1058">
     <w:name w:val="Medium Shading 2"/>
-    <w:basedOn w:val="807"/>
+    <w:basedOn w:val="975"/>
     <w:uiPriority w:val="64"/>
     <w:pPr>
       <w:pBdr/>
@@ -43572,9 +43668,9 @@
       </w:tcPr>
     </w:tblStylePr>
   </w:style>
-  <w:style w:type="table" w:styleId="891">
+  <w:style w:type="table" w:styleId="1059">
     <w:name w:val="Medium Shading 2 Accent 1"/>
-    <w:basedOn w:val="807"/>
+    <w:basedOn w:val="975"/>
     <w:uiPriority w:val="64"/>
     <w:pPr>
       <w:pBdr/>
@@ -43820,9 +43916,9 @@
       </w:tcPr>
     </w:tblStylePr>
   </w:style>
-  <w:style w:type="table" w:styleId="892">
+  <w:style w:type="table" w:styleId="1060">
     <w:name w:val="Medium Shading 2 Accent 2"/>
-    <w:basedOn w:val="807"/>
+    <w:basedOn w:val="975"/>
     <w:uiPriority w:val="64"/>
     <w:pPr>
       <w:pBdr/>
@@ -44068,9 +44164,9 @@
       </w:tcPr>
     </w:tblStylePr>
   </w:style>
-  <w:style w:type="table" w:styleId="893">
+  <w:style w:type="table" w:styleId="1061">
     <w:name w:val="Medium Shading 2 Accent 3"/>
-    <w:basedOn w:val="807"/>
+    <w:basedOn w:val="975"/>
     <w:uiPriority w:val="64"/>
     <w:pPr>
       <w:pBdr/>
@@ -44316,9 +44412,9 @@
       </w:tcPr>
     </w:tblStylePr>
   </w:style>
-  <w:style w:type="table" w:styleId="894">
+  <w:style w:type="table" w:styleId="1062">
     <w:name w:val="Medium Shading 2 Accent 4"/>
-    <w:basedOn w:val="807"/>
+    <w:basedOn w:val="975"/>
     <w:uiPriority w:val="64"/>
     <w:pPr>
       <w:pBdr/>
@@ -44564,9 +44660,9 @@
       </w:tcPr>
     </w:tblStylePr>
   </w:style>
-  <w:style w:type="table" w:styleId="895">
+  <w:style w:type="table" w:styleId="1063">
     <w:name w:val="Medium Shading 2 Accent 5"/>
-    <w:basedOn w:val="807"/>
+    <w:basedOn w:val="975"/>
     <w:uiPriority w:val="64"/>
     <w:pPr>
       <w:pBdr/>
@@ -44812,9 +44908,9 @@
       </w:tcPr>
     </w:tblStylePr>
   </w:style>
-  <w:style w:type="table" w:styleId="896">
+  <w:style w:type="table" w:styleId="1064">
     <w:name w:val="Medium Shading 2 Accent 6"/>
-    <w:basedOn w:val="807"/>
+    <w:basedOn w:val="975"/>
     <w:uiPriority w:val="64"/>
     <w:pPr>
       <w:pBdr/>
@@ -45060,9 +45156,9 @@
       </w:tcPr>
     </w:tblStylePr>
   </w:style>
-  <w:style w:type="table" w:styleId="897">
+  <w:style w:type="table" w:styleId="1065">
     <w:name w:val="Medium List 1"/>
-    <w:basedOn w:val="807"/>
+    <w:basedOn w:val="975"/>
     <w:uiPriority w:val="65"/>
     <w:pPr>
       <w:pBdr/>
@@ -45280,9 +45376,9 @@
       </w:tcPr>
     </w:tblStylePr>
   </w:style>
-  <w:style w:type="table" w:styleId="898">
+  <w:style w:type="table" w:styleId="1066">
     <w:name w:val="Medium List 1 Accent 1"/>
-    <w:basedOn w:val="807"/>
+    <w:basedOn w:val="975"/>
     <w:uiPriority w:val="65"/>
     <w:pPr>
       <w:pBdr/>
@@ -45500,9 +45596,9 @@
       </w:tcPr>
     </w:tblStylePr>
   </w:style>
-  <w:style w:type="table" w:styleId="899">
+  <w:style w:type="table" w:styleId="1067">
     <w:name w:val="Medium List 1 Accent 2"/>
-    <w:basedOn w:val="807"/>
+    <w:basedOn w:val="975"/>
     <w:uiPriority w:val="65"/>
     <w:pPr>
       <w:pBdr/>
@@ -45720,9 +45816,9 @@
       </w:tcPr>
     </w:tblStylePr>
   </w:style>
-  <w:style w:type="table" w:styleId="900">
+  <w:style w:type="table" w:styleId="1068">
     <w:name w:val="Medium List 1 Accent 3"/>
-    <w:basedOn w:val="807"/>
+    <w:basedOn w:val="975"/>
     <w:uiPriority w:val="65"/>
     <w:pPr>
       <w:pBdr/>
@@ -45940,9 +46036,9 @@
       </w:tcPr>
     </w:tblStylePr>
   </w:style>
-  <w:style w:type="table" w:styleId="901">
+  <w:style w:type="table" w:styleId="1069">
     <w:name w:val="Medium List 1 Accent 4"/>
-    <w:basedOn w:val="807"/>
+    <w:basedOn w:val="975"/>
     <w:uiPriority w:val="65"/>
     <w:pPr>
       <w:pBdr/>
@@ -46160,9 +46256,9 @@
       </w:tcPr>
     </w:tblStylePr>
   </w:style>
-  <w:style w:type="table" w:styleId="902">
+  <w:style w:type="table" w:styleId="1070">
     <w:name w:val="Medium List 1 Accent 5"/>
-    <w:basedOn w:val="807"/>
+    <w:basedOn w:val="975"/>
     <w:uiPriority w:val="65"/>
     <w:pPr>
       <w:pBdr/>
@@ -46380,9 +46476,9 @@
       </w:tcPr>
     </w:tblStylePr>
   </w:style>
-  <w:style w:type="table" w:styleId="903">
+  <w:style w:type="table" w:styleId="1071">
     <w:name w:val="Medium List 1 Accent 6"/>
-    <w:basedOn w:val="807"/>
+    <w:basedOn w:val="975"/>
     <w:uiPriority w:val="65"/>
     <w:pPr>
       <w:pBdr/>
@@ -46600,9 +46696,9 @@
       </w:tcPr>
     </w:tblStylePr>
   </w:style>
-  <w:style w:type="table" w:styleId="904">
+  <w:style w:type="table" w:styleId="1072">
     <w:name w:val="Medium List 2"/>
-    <w:basedOn w:val="807"/>
+    <w:basedOn w:val="975"/>
     <w:uiPriority w:val="66"/>
     <w:pPr>
       <w:pBdr/>
@@ -46835,9 +46931,9 @@
       </w:tcPr>
     </w:tblStylePr>
   </w:style>
-  <w:style w:type="table" w:styleId="905">
+  <w:style w:type="table" w:styleId="1073">
     <w:name w:val="Medium List 2 Accent 1"/>
-    <w:basedOn w:val="807"/>
+    <w:basedOn w:val="975"/>
     <w:uiPriority w:val="66"/>
     <w:pPr>
       <w:pBdr/>
@@ -47070,9 +47166,9 @@
       </w:tcPr>
     </w:tblStylePr>
   </w:style>
-  <w:style w:type="table" w:styleId="906">
+  <w:style w:type="table" w:styleId="1074">
     <w:name w:val="Medium List 2 Accent 2"/>
-    <w:basedOn w:val="807"/>
+    <w:basedOn w:val="975"/>
     <w:uiPriority w:val="66"/>
     <w:pPr>
       <w:pBdr/>
@@ -47305,9 +47401,9 @@
       </w:tcPr>
     </w:tblStylePr>
   </w:style>
-  <w:style w:type="table" w:styleId="907">
+  <w:style w:type="table" w:styleId="1075">
     <w:name w:val="Medium List 2 Accent 3"/>
-    <w:basedOn w:val="807"/>
+    <w:basedOn w:val="975"/>
     <w:uiPriority w:val="66"/>
     <w:pPr>
       <w:pBdr/>
@@ -47540,9 +47636,9 @@
       </w:tcPr>
     </w:tblStylePr>
   </w:style>
-  <w:style w:type="table" w:styleId="908">
+  <w:style w:type="table" w:styleId="1076">
     <w:name w:val="Medium List 2 Accent 4"/>
-    <w:basedOn w:val="807"/>
+    <w:basedOn w:val="975"/>
     <w:uiPriority w:val="66"/>
     <w:pPr>
       <w:pBdr/>
@@ -47775,9 +47871,9 @@
       </w:tcPr>
     </w:tblStylePr>
   </w:style>
-  <w:style w:type="table" w:styleId="909">
+  <w:style w:type="table" w:styleId="1077">
     <w:name w:val="Medium List 2 Accent 5"/>
-    <w:basedOn w:val="807"/>
+    <w:basedOn w:val="975"/>
     <w:uiPriority w:val="66"/>
     <w:pPr>
       <w:pBdr/>
@@ -48010,9 +48106,9 @@
       </w:tcPr>
     </w:tblStylePr>
   </w:style>
-  <w:style w:type="table" w:styleId="910">
+  <w:style w:type="table" w:styleId="1078">
     <w:name w:val="Medium List 2 Accent 6"/>
-    <w:basedOn w:val="807"/>
+    <w:basedOn w:val="975"/>
     <w:uiPriority w:val="66"/>
     <w:pPr>
       <w:pBdr/>
@@ -48245,9 +48341,9 @@
       </w:tcPr>
     </w:tblStylePr>
   </w:style>
-  <w:style w:type="table" w:styleId="911">
+  <w:style w:type="table" w:styleId="1079">
     <w:name w:val="Medium Grid 1"/>
-    <w:basedOn w:val="807"/>
+    <w:basedOn w:val="975"/>
     <w:uiPriority w:val="67"/>
     <w:pPr>
       <w:pBdr/>
@@ -48460,9 +48556,9 @@
       </w:tcPr>
     </w:tblStylePr>
   </w:style>
-  <w:style w:type="table" w:styleId="912">
+  <w:style w:type="table" w:styleId="1080">
     <w:name w:val="Medium Grid 1 Accent 1"/>
-    <w:basedOn w:val="807"/>
+    <w:basedOn w:val="975"/>
     <w:uiPriority w:val="67"/>
     <w:pPr>
       <w:pBdr/>
@@ -48675,9 +48771,9 @@
       </w:tcPr>
     </w:tblStylePr>
   </w:style>
-  <w:style w:type="table" w:styleId="913">
+  <w:style w:type="table" w:styleId="1081">
     <w:name w:val="Medium Grid 1 Accent 2"/>
-    <w:basedOn w:val="807"/>
+    <w:basedOn w:val="975"/>
     <w:uiPriority w:val="67"/>
     <w:pPr>
       <w:pBdr/>
@@ -48890,9 +48986,9 @@
       </w:tcPr>
     </w:tblStylePr>
   </w:style>
-  <w:style w:type="table" w:styleId="914">
+  <w:style w:type="table" w:styleId="1082">
     <w:name w:val="Medium Grid 1 Accent 3"/>
-    <w:basedOn w:val="807"/>
+    <w:basedOn w:val="975"/>
     <w:uiPriority w:val="67"/>
     <w:pPr>
       <w:pBdr/>
@@ -49105,9 +49201,9 @@
       </w:tcPr>
     </w:tblStylePr>
   </w:style>
-  <w:style w:type="table" w:styleId="915">
+  <w:style w:type="table" w:styleId="1083">
     <w:name w:val="Medium Grid 1 Accent 4"/>
-    <w:basedOn w:val="807"/>
+    <w:basedOn w:val="975"/>
     <w:uiPriority w:val="67"/>
     <w:pPr>
       <w:pBdr/>
@@ -49320,9 +49416,9 @@
       </w:tcPr>
     </w:tblStylePr>
   </w:style>
-  <w:style w:type="table" w:styleId="916">
+  <w:style w:type="table" w:styleId="1084">
     <w:name w:val="Medium Grid 1 Accent 5"/>
-    <w:basedOn w:val="807"/>
+    <w:basedOn w:val="975"/>
     <w:uiPriority w:val="67"/>
     <w:pPr>
       <w:pBdr/>
@@ -49535,9 +49631,9 @@
       </w:tcPr>
     </w:tblStylePr>
   </w:style>
-  <w:style w:type="table" w:styleId="917">
+  <w:style w:type="table" w:styleId="1085">
     <w:name w:val="Medium Grid 1 Accent 6"/>
-    <w:basedOn w:val="807"/>
+    <w:basedOn w:val="975"/>
     <w:uiPriority w:val="67"/>
     <w:pPr>
       <w:pBdr/>
@@ -49750,9 +49846,9 @@
       </w:tcPr>
     </w:tblStylePr>
   </w:style>
-  <w:style w:type="table" w:styleId="918">
+  <w:style w:type="table" w:styleId="1086">
     <w:name w:val="Medium Grid 2"/>
-    <w:basedOn w:val="807"/>
+    <w:basedOn w:val="975"/>
     <w:uiPriority w:val="68"/>
     <w:pPr>
       <w:pBdr/>
@@ -49991,9 +50087,9 @@
       </w:tcPr>
     </w:tblStylePr>
   </w:style>
-  <w:style w:type="table" w:styleId="919">
+  <w:style w:type="table" w:styleId="1087">
     <w:name w:val="Medium Grid 2 Accent 1"/>
-    <w:basedOn w:val="807"/>
+    <w:basedOn w:val="975"/>
     <w:uiPriority w:val="68"/>
     <w:pPr>
       <w:pBdr/>
@@ -50232,9 +50328,9 @@
       </w:tcPr>
     </w:tblStylePr>
   </w:style>
-  <w:style w:type="table" w:styleId="920">
+  <w:style w:type="table" w:styleId="1088">
     <w:name w:val="Medium Grid 2 Accent 2"/>
-    <w:basedOn w:val="807"/>
+    <w:basedOn w:val="975"/>
     <w:uiPriority w:val="68"/>
     <w:pPr>
       <w:pBdr/>
@@ -50473,9 +50569,9 @@
       </w:tcPr>
     </w:tblStylePr>
   </w:style>
-  <w:style w:type="table" w:styleId="921">
+  <w:style w:type="table" w:styleId="1089">
     <w:name w:val="Medium Grid 2 Accent 3"/>
-    <w:basedOn w:val="807"/>
+    <w:basedOn w:val="975"/>
     <w:uiPriority w:val="68"/>
     <w:pPr>
       <w:pBdr/>
@@ -50714,9 +50810,9 @@
       </w:tcPr>
     </w:tblStylePr>
   </w:style>
-  <w:style w:type="table" w:styleId="922">
+  <w:style w:type="table" w:styleId="1090">
     <w:name w:val="Medium Grid 2 Accent 4"/>
-    <w:basedOn w:val="807"/>
+    <w:basedOn w:val="975"/>
     <w:uiPriority w:val="68"/>
     <w:pPr>
       <w:pBdr/>
@@ -50955,9 +51051,9 @@
       </w:tcPr>
     </w:tblStylePr>
   </w:style>
-  <w:style w:type="table" w:styleId="923">
+  <w:style w:type="table" w:styleId="1091">
     <w:name w:val="Medium Grid 2 Accent 5"/>
-    <w:basedOn w:val="807"/>
+    <w:basedOn w:val="975"/>
     <w:uiPriority w:val="68"/>
     <w:pPr>
       <w:pBdr/>
@@ -51196,9 +51292,9 @@
       </w:tcPr>
     </w:tblStylePr>
   </w:style>
-  <w:style w:type="table" w:styleId="924">
+  <w:style w:type="table" w:styleId="1092">
     <w:name w:val="Medium Grid 2 Accent 6"/>
-    <w:basedOn w:val="807"/>
+    <w:basedOn w:val="975"/>
     <w:uiPriority w:val="68"/>
     <w:pPr>
       <w:pBdr/>
@@ -51437,9 +51533,9 @@
       </w:tcPr>
     </w:tblStylePr>
   </w:style>
-  <w:style w:type="table" w:styleId="925">
+  <w:style w:type="table" w:styleId="1093">
     <w:name w:val="Medium Grid 3"/>
-    <w:basedOn w:val="807"/>
+    <w:basedOn w:val="975"/>
     <w:uiPriority w:val="69"/>
     <w:pPr>
       <w:pBdr/>
@@ -51694,9 +51790,9 @@
       </w:tcPr>
     </w:tblStylePr>
   </w:style>
-  <w:style w:type="table" w:styleId="926">
+  <w:style w:type="table" w:styleId="1094">
     <w:name w:val="Medium Grid 3 Accent 1"/>
-    <w:basedOn w:val="807"/>
+    <w:basedOn w:val="975"/>
     <w:uiPriority w:val="69"/>
     <w:pPr>
       <w:pBdr/>
@@ -51951,9 +52047,9 @@
       </w:tcPr>
     </w:tblStylePr>
   </w:style>
-  <w:style w:type="table" w:styleId="927">
+  <w:style w:type="table" w:styleId="1095">
     <w:name w:val="Medium Grid 3 Accent 2"/>
-    <w:basedOn w:val="807"/>
+    <w:basedOn w:val="975"/>
     <w:uiPriority w:val="69"/>
     <w:pPr>
       <w:pBdr/>
@@ -52208,9 +52304,9 @@
       </w:tcPr>
     </w:tblStylePr>
   </w:style>
-  <w:style w:type="table" w:styleId="928">
+  <w:style w:type="table" w:styleId="1096">
     <w:name w:val="Medium Grid 3 Accent 3"/>
-    <w:basedOn w:val="807"/>
+    <w:basedOn w:val="975"/>
     <w:uiPriority w:val="69"/>
     <w:pPr>
       <w:pBdr/>
@@ -52465,9 +52561,9 @@
       </w:tcPr>
     </w:tblStylePr>
   </w:style>
-  <w:style w:type="table" w:styleId="929">
+  <w:style w:type="table" w:styleId="1097">
     <w:name w:val="Medium Grid 3 Accent 4"/>
-    <w:basedOn w:val="807"/>
+    <w:basedOn w:val="975"/>
     <w:uiPriority w:val="69"/>
     <w:pPr>
       <w:pBdr/>
@@ -52722,9 +52818,9 @@
       </w:tcPr>
     </w:tblStylePr>
   </w:style>
-  <w:style w:type="table" w:styleId="930">
+  <w:style w:type="table" w:styleId="1098">
     <w:name w:val="Medium Grid 3 Accent 5"/>
-    <w:basedOn w:val="807"/>
+    <w:basedOn w:val="975"/>
     <w:uiPriority w:val="69"/>
     <w:pPr>
       <w:pBdr/>
@@ -52979,9 +53075,9 @@
       </w:tcPr>
     </w:tblStylePr>
   </w:style>
-  <w:style w:type="table" w:styleId="931">
+  <w:style w:type="table" w:styleId="1099">
     <w:name w:val="Medium Grid 3 Accent 6"/>
-    <w:basedOn w:val="807"/>
+    <w:basedOn w:val="975"/>
     <w:uiPriority w:val="69"/>
     <w:pPr>
       <w:pBdr/>
@@ -53236,9 +53332,9 @@
       </w:tcPr>
     </w:tblStylePr>
   </w:style>
-  <w:style w:type="table" w:styleId="932">
+  <w:style w:type="table" w:styleId="1100">
     <w:name w:val="Dark List"/>
-    <w:basedOn w:val="807"/>
+    <w:basedOn w:val="975"/>
     <w:uiPriority w:val="70"/>
     <w:pPr>
       <w:pBdr/>
@@ -53467,9 +53563,9 @@
       </w:tcPr>
     </w:tblStylePr>
   </w:style>
-  <w:style w:type="table" w:styleId="933">
+  <w:style w:type="table" w:styleId="1101">
     <w:name w:val="Dark List Accent 1"/>
-    <w:basedOn w:val="807"/>
+    <w:basedOn w:val="975"/>
     <w:uiPriority w:val="70"/>
     <w:pPr>
       <w:pBdr/>
@@ -53698,9 +53794,9 @@
       </w:tcPr>
     </w:tblStylePr>
   </w:style>
-  <w:style w:type="table" w:styleId="934">
+  <w:style w:type="table" w:styleId="1102">
     <w:name w:val="Dark List Accent 2"/>
-    <w:basedOn w:val="807"/>
+    <w:basedOn w:val="975"/>
     <w:uiPriority w:val="70"/>
     <w:pPr>
       <w:pBdr/>
@@ -53929,9 +54025,9 @@
       </w:tcPr>
     </w:tblStylePr>
   </w:style>
-  <w:style w:type="table" w:styleId="935">
+  <w:style w:type="table" w:styleId="1103">
     <w:name w:val="Dark List Accent 3"/>
-    <w:basedOn w:val="807"/>
+    <w:basedOn w:val="975"/>
     <w:uiPriority w:val="70"/>
     <w:pPr>
       <w:pBdr/>
@@ -54160,9 +54256,9 @@
       </w:tcPr>
     </w:tblStylePr>
   </w:style>
-  <w:style w:type="table" w:styleId="936">
+  <w:style w:type="table" w:styleId="1104">
     <w:name w:val="Dark List Accent 4"/>
-    <w:basedOn w:val="807"/>
+    <w:basedOn w:val="975"/>
     <w:uiPriority w:val="70"/>
     <w:pPr>
       <w:pBdr/>
@@ -54391,9 +54487,9 @@
       </w:tcPr>
     </w:tblStylePr>
   </w:style>
-  <w:style w:type="table" w:styleId="937">
+  <w:style w:type="table" w:styleId="1105">
     <w:name w:val="Dark List Accent 5"/>
-    <w:basedOn w:val="807"/>
+    <w:basedOn w:val="975"/>
     <w:uiPriority w:val="70"/>
     <w:pPr>
       <w:pBdr/>
@@ -54622,9 +54718,9 @@
       </w:tcPr>
     </w:tblStylePr>
   </w:style>
-  <w:style w:type="table" w:styleId="938">
+  <w:style w:type="table" w:styleId="1106">
     <w:name w:val="Dark List Accent 6"/>
-    <w:basedOn w:val="807"/>
+    <w:basedOn w:val="975"/>
     <w:uiPriority w:val="70"/>
     <w:pPr>
       <w:pBdr/>
@@ -54853,9 +54949,9 @@
       </w:tcPr>
     </w:tblStylePr>
   </w:style>
-  <w:style w:type="table" w:styleId="939">
+  <w:style w:type="table" w:styleId="1107">
     <w:name w:val="Colorful Shading"/>
-    <w:basedOn w:val="807"/>
+    <w:basedOn w:val="975"/>
     <w:uiPriority w:val="71"/>
     <w:pPr>
       <w:pBdr/>
@@ -55095,9 +55191,9 @@
       </w:tcPr>
     </w:tblStylePr>
   </w:style>
-  <w:style w:type="table" w:styleId="940">
+  <w:style w:type="table" w:styleId="1108">
     <w:name w:val="Colorful Shading Accent 1"/>
-    <w:basedOn w:val="807"/>
+    <w:basedOn w:val="975"/>
     <w:uiPriority w:val="71"/>
     <w:pPr>
       <w:pBdr/>
@@ -55337,9 +55433,9 @@
       </w:tcPr>
     </w:tblStylePr>
   </w:style>
-  <w:style w:type="table" w:styleId="941">
+  <w:style w:type="table" w:styleId="1109">
     <w:name w:val="Colorful Shading Accent 2"/>
-    <w:basedOn w:val="807"/>
+    <w:basedOn w:val="975"/>
     <w:uiPriority w:val="71"/>
     <w:pPr>
       <w:pBdr/>
@@ -55579,9 +55675,9 @@
       </w:tcPr>
     </w:tblStylePr>
   </w:style>
-  <w:style w:type="table" w:styleId="942">
+  <w:style w:type="table" w:styleId="1110">
     <w:name w:val="Colorful Shading Accent 3"/>
-    <w:basedOn w:val="807"/>
+    <w:basedOn w:val="975"/>
     <w:uiPriority w:val="71"/>
     <w:pPr>
       <w:pBdr/>
@@ -55815,9 +55911,9 @@
       </w:tcPr>
     </w:tblStylePr>
   </w:style>
-  <w:style w:type="table" w:styleId="943">
+  <w:style w:type="table" w:styleId="1111">
     <w:name w:val="Colorful Shading Accent 4"/>
-    <w:basedOn w:val="807"/>
+    <w:basedOn w:val="975"/>
     <w:uiPriority w:val="71"/>
     <w:pPr>
       <w:pBdr/>
@@ -56057,9 +56153,9 @@
       </w:tcPr>
     </w:tblStylePr>
   </w:style>
-  <w:style w:type="table" w:styleId="944">
+  <w:style w:type="table" w:styleId="1112">
     <w:name w:val="Colorful Shading Accent 5"/>
-    <w:basedOn w:val="807"/>
+    <w:basedOn w:val="975"/>
     <w:uiPriority w:val="71"/>
     <w:pPr>
       <w:pBdr/>
@@ -56299,9 +56395,9 @@
       </w:tcPr>
     </w:tblStylePr>
   </w:style>
-  <w:style w:type="table" w:styleId="945">
+  <w:style w:type="table" w:styleId="1113">
     <w:name w:val="Colorful Shading Accent 6"/>
-    <w:basedOn w:val="807"/>
+    <w:basedOn w:val="975"/>
     <w:uiPriority w:val="71"/>
     <w:pPr>
       <w:pBdr/>
@@ -56541,9 +56637,9 @@
       </w:tcPr>
     </w:tblStylePr>
   </w:style>
-  <w:style w:type="table" w:styleId="946">
+  <w:style w:type="table" w:styleId="1114">
     <w:name w:val="Colorful List"/>
-    <w:basedOn w:val="807"/>
+    <w:basedOn w:val="975"/>
     <w:uiPriority w:val="72"/>
     <w:pPr>
       <w:pBdr/>
@@ -56763,9 +56859,9 @@
       </w:tcPr>
     </w:tblStylePr>
   </w:style>
-  <w:style w:type="table" w:styleId="947">
+  <w:style w:type="table" w:styleId="1115">
     <w:name w:val="Colorful List Accent 1"/>
-    <w:basedOn w:val="807"/>
+    <w:basedOn w:val="975"/>
     <w:uiPriority w:val="72"/>
     <w:pPr>
       <w:pBdr/>
@@ -56985,9 +57081,9 @@
       </w:tcPr>
     </w:tblStylePr>
   </w:style>
-  <w:style w:type="table" w:styleId="948">
+  <w:style w:type="table" w:styleId="1116">
     <w:name w:val="Colorful List Accent 2"/>
-    <w:basedOn w:val="807"/>
+    <w:basedOn w:val="975"/>
     <w:uiPriority w:val="72"/>
     <w:pPr>
       <w:pBdr/>
@@ -57207,9 +57303,9 @@
       </w:tcPr>
     </w:tblStylePr>
   </w:style>
-  <w:style w:type="table" w:styleId="949">
+  <w:style w:type="table" w:styleId="1117">
     <w:name w:val="Colorful List Accent 3"/>
-    <w:basedOn w:val="807"/>
+    <w:basedOn w:val="975"/>
     <w:uiPriority w:val="72"/>
     <w:pPr>
       <w:pBdr/>
@@ -57429,9 +57525,9 @@
       </w:tcPr>
     </w:tblStylePr>
   </w:style>
-  <w:style w:type="table" w:styleId="950">
+  <w:style w:type="table" w:styleId="1118">
     <w:name w:val="Colorful List Accent 4"/>
-    <w:basedOn w:val="807"/>
+    <w:basedOn w:val="975"/>
     <w:uiPriority w:val="72"/>
     <w:pPr>
       <w:pBdr/>
@@ -57651,9 +57747,9 @@
       </w:tcPr>
     </w:tblStylePr>
   </w:style>
-  <w:style w:type="table" w:styleId="951">
+  <w:style w:type="table" w:styleId="1119">
     <w:name w:val="Colorful List Accent 5"/>
-    <w:basedOn w:val="807"/>
+    <w:basedOn w:val="975"/>
     <w:uiPriority w:val="72"/>
     <w:pPr>
       <w:pBdr/>
@@ -57873,9 +57969,9 @@
       </w:tcPr>
     </w:tblStylePr>
   </w:style>
-  <w:style w:type="table" w:styleId="952">
+  <w:style w:type="table" w:styleId="1120">
     <w:name w:val="Colorful List Accent 6"/>
-    <w:basedOn w:val="807"/>
+    <w:basedOn w:val="975"/>
     <w:uiPriority w:val="72"/>
     <w:pPr>
       <w:pBdr/>
@@ -58095,9 +58191,9 @@
       </w:tcPr>
     </w:tblStylePr>
   </w:style>
-  <w:style w:type="table" w:styleId="953">
+  <w:style w:type="table" w:styleId="1121">
     <w:name w:val="Colorful Grid"/>
-    <w:basedOn w:val="807"/>
+    <w:basedOn w:val="975"/>
     <w:uiPriority w:val="73"/>
     <w:pPr>
       <w:pBdr/>
@@ -58309,9 +58405,9 @@
       </w:tcPr>
     </w:tblStylePr>
   </w:style>
-  <w:style w:type="table" w:styleId="954">
+  <w:style w:type="table" w:styleId="1122">
     <w:name w:val="Colorful Grid Accent 1"/>
-    <w:basedOn w:val="807"/>
+    <w:basedOn w:val="975"/>
     <w:uiPriority w:val="73"/>
     <w:pPr>
       <w:pBdr/>
@@ -58523,9 +58619,9 @@
       </w:tcPr>
     </w:tblStylePr>
   </w:style>
-  <w:style w:type="table" w:styleId="955">
+  <w:style w:type="table" w:styleId="1123">
     <w:name w:val="Colorful Grid Accent 2"/>
-    <w:basedOn w:val="807"/>
+    <w:basedOn w:val="975"/>
     <w:uiPriority w:val="73"/>
     <w:pPr>
       <w:pBdr/>
@@ -58737,9 +58833,9 @@
       </w:tcPr>
     </w:tblStylePr>
   </w:style>
-  <w:style w:type="table" w:styleId="956">
+  <w:style w:type="table" w:styleId="1124">
     <w:name w:val="Colorful Grid Accent 3"/>
-    <w:basedOn w:val="807"/>
+    <w:basedOn w:val="975"/>
     <w:uiPriority w:val="73"/>
     <w:pPr>
       <w:pBdr/>
@@ -58951,9 +59047,9 @@
       </w:tcPr>
     </w:tblStylePr>
   </w:style>
-  <w:style w:type="table" w:styleId="957">
+  <w:style w:type="table" w:styleId="1125">
     <w:name w:val="Colorful Grid Accent 4"/>
-    <w:basedOn w:val="807"/>
+    <w:basedOn w:val="975"/>
     <w:uiPriority w:val="73"/>
     <w:pPr>
       <w:pBdr/>
@@ -59165,9 +59261,9 @@
       </w:tcPr>
     </w:tblStylePr>
   </w:style>
-  <w:style w:type="table" w:styleId="958">
+  <w:style w:type="table" w:styleId="1126">
     <w:name w:val="Colorful Grid Accent 5"/>
-    <w:basedOn w:val="807"/>
+    <w:basedOn w:val="975"/>
     <w:uiPriority w:val="73"/>
     <w:pPr>
       <w:pBdr/>
@@ -59379,9 +59475,9 @@
       </w:tcPr>
     </w:tblStylePr>
   </w:style>
-  <w:style w:type="table" w:styleId="959">
+  <w:style w:type="table" w:styleId="1127">
     <w:name w:val="Colorful Grid Accent 6"/>
-    <w:basedOn w:val="807"/>
+    <w:basedOn w:val="975"/>
     <w:uiPriority w:val="73"/>
     <w:pPr>
       <w:pBdr/>
@@ -59593,9 +59689,9 @@
       </w:tcPr>
     </w:tblStylePr>
   </w:style>
-  <w:style w:type="character" w:styleId="960">
+  <w:style w:type="character" w:styleId="1128">
     <w:name w:val="Hyperlink"/>
-    <w:basedOn w:val="806"/>
+    <w:basedOn w:val="974"/>
     <w:uiPriority w:val="99"/>
     <w:unhideWhenUsed/>
     <w:pPr>
@@ -59608,9 +59704,9 @@
       <w:u w:val="single"/>
     </w:rPr>
   </w:style>
-  <w:style w:type="character" w:styleId="961">
+  <w:style w:type="character" w:styleId="1129">
     <w:name w:val="Unresolved Mention"/>
-    <w:basedOn w:val="806"/>
+    <w:basedOn w:val="974"/>
     <w:uiPriority w:val="99"/>
     <w:semiHidden/>
     <w:unhideWhenUsed/>

--- a/docs/Dmitry_Messerman_CV_mPrest.docx
+++ b/docs/Dmitry_Messerman_CV_mPrest.docx
@@ -153,6 +153,11 @@
           <w:highlight w:val="none"/>
         </w:rPr>
       </w:r>
+      <w:r>
+        <w:rPr>
+          <w:highlight w:val="none"/>
+        </w:rPr>
+      </w:r>
     </w:p>
     <w:p>
       <w:pPr>
@@ -164,10 +169,32 @@
         </w:rPr>
       </w:pPr>
       <w:r>
+        <w:rPr>
+          <w:highlight w:val="none"/>
+        </w:rPr>
+        <w:t xml:space="preserve">M.Sc. in Electrophysics</w:t>
+      </w:r>
+      <w:r>
+        <w:rPr>
+          <w:highlight w:val="none"/>
+        </w:rPr>
+      </w:r>
+      <w:r/>
+    </w:p>
+    <w:p>
+      <w:pPr>
+        <w:pBdr/>
+        <w:spacing w:after="0"/>
+        <w:ind w:left="-284"/>
+        <w:rPr>
+          <w:highlight w:val="none"/>
+        </w:rPr>
+      </w:pPr>
+      <w:r>
         <w:t xml:space="preserve">EDA </w:t>
       </w:r>
       <w:r>
-        <w:t xml:space="preserve">CAD tool expert with over 20 years of experience in the development, support, and deployment of Computer Aided Design </w:t>
+        <w:t xml:space="preserve">CAD tool expert with over 20 years of multi-disciplinary experience in the development, support, and deployment of Computer Aided Design </w:t>
       </w:r>
       <w:r>
         <w:t xml:space="preserve">and </w:t>
@@ -258,7 +285,9 @@
         <w:pBdr/>
         <w:spacing w:after="0"/>
         <w:ind w:left="-425"/>
-        <w:rPr/>
+        <w:rPr>
+          <w:highlight w:val="none"/>
+        </w:rPr>
       </w:pPr>
       <w:r>
         <w:rPr>
@@ -304,37 +333,7 @@
         <w:t xml:space="preserve"> </w:t>
       </w:r>
       <w:r>
-        <w:t xml:space="preserve">tools in multiple areas:</w:t>
-      </w:r>
-      <w:r/>
-    </w:p>
-    <w:p>
-      <w:pPr>
-        <w:pStyle w:val="989"/>
-        <w:numPr>
-          <w:ilvl w:val="0"/>
-          <w:numId w:val="27"/>
-        </w:numPr>
-        <w:pBdr/>
-        <w:spacing w:after="0"/>
-        <w:ind/>
-        <w:rPr>
-          <w:highlight w:val="none"/>
-        </w:rPr>
-      </w:pPr>
-      <w:r>
-        <w:rPr>
-          <w:sz w:val="20"/>
-          <w:szCs w:val="20"/>
-          <w:highlight w:val="none"/>
-        </w:rPr>
-        <w:t xml:space="preserve">Modeling parasitic effects in VLSI design – has been used in production for ~10 years</w:t>
-      </w:r>
-      <w:r>
-        <w:rPr>
-          <w:highlight w:val="none"/>
-        </w:rPr>
-        <w:t xml:space="preserve">, patent granted</w:t>
+        <w:t xml:space="preserve">tools in multiple areas</w:t>
       </w:r>
       <w:r>
         <w:rPr>
@@ -347,6 +346,133 @@
         <w:pStyle w:val="989"/>
         <w:numPr>
           <w:ilvl w:val="0"/>
+          <w:numId w:val="36"/>
+        </w:numPr>
+        <w:pBdr/>
+        <w:spacing w:after="0"/>
+        <w:ind/>
+        <w:rPr>
+          <w:rFonts w:ascii="Cambria" w:hAnsi="Cambria" w:eastAsia="Cambria" w:cs="Cambria"/>
+          <w:color w:val="000000"/>
+          <w:sz w:val="20"/>
+          <w:szCs w:val="20"/>
+        </w:rPr>
+      </w:pPr>
+      <w:r>
+        <w:rPr>
+          <w:rFonts w:ascii="Cambria" w:hAnsi="Cambria" w:eastAsia="Cambria" w:cs="Cambria"/>
+          <w:color w:val="000000"/>
+          <w:sz w:val="20"/>
+          <w:szCs w:val="20"/>
+        </w:rPr>
+        <w:t xml:space="preserve">Translated user and system requirements into working solutions</w:t>
+      </w:r>
+      <w:r>
+        <w:rPr>
+          <w:rFonts w:ascii="Cambria" w:hAnsi="Cambria" w:eastAsia="Cambria" w:cs="Cambria"/>
+          <w:color w:val="000000"/>
+          <w:sz w:val="20"/>
+          <w:szCs w:val="20"/>
+        </w:rPr>
+      </w:r>
+    </w:p>
+    <w:p>
+      <w:pPr>
+        <w:pStyle w:val="989"/>
+        <w:numPr>
+          <w:ilvl w:val="0"/>
+          <w:numId w:val="36"/>
+        </w:numPr>
+        <w:pBdr/>
+        <w:spacing w:after="0"/>
+        <w:ind/>
+        <w:rPr>
+          <w:rFonts w:ascii="Cambria" w:hAnsi="Cambria" w:eastAsia="Cambria" w:cs="Cambria"/>
+          <w:color w:val="000000"/>
+          <w:sz w:val="20"/>
+          <w:szCs w:val="20"/>
+        </w:rPr>
+      </w:pPr>
+      <w:r>
+        <w:rPr>
+          <w:rFonts w:ascii="Cambria" w:hAnsi="Cambria" w:eastAsia="Cambria" w:cs="Cambria"/>
+          <w:color w:val="000000"/>
+          <w:sz w:val="20"/>
+          <w:szCs w:val="20"/>
+        </w:rPr>
+      </w:r>
+      <w:r>
+        <w:rPr>
+          <w:rFonts w:ascii="Cambria" w:hAnsi="Cambria" w:eastAsia="Cambria" w:cs="Cambria"/>
+          <w:color w:val="000000"/>
+          <w:sz w:val="20"/>
+          <w:szCs w:val="20"/>
+        </w:rPr>
+        <w:t xml:space="preserve">Led cross-team engineering efforts</w:t>
+      </w:r>
+      <w:r>
+        <w:rPr>
+          <w:rFonts w:ascii="Cambria" w:hAnsi="Cambria" w:eastAsia="Cambria" w:cs="Cambria"/>
+          <w:color w:val="000000"/>
+          <w:sz w:val="20"/>
+          <w:szCs w:val="20"/>
+        </w:rPr>
+      </w:r>
+      <w:r>
+        <w:rPr>
+          <w:sz w:val="20"/>
+          <w:szCs w:val="20"/>
+        </w:rPr>
+      </w:r>
+    </w:p>
+    <w:p>
+      <w:pPr>
+        <w:pStyle w:val="989"/>
+        <w:numPr>
+          <w:ilvl w:val="0"/>
+          <w:numId w:val="36"/>
+        </w:numPr>
+        <w:pBdr/>
+        <w:spacing w:after="0"/>
+        <w:ind/>
+        <w:rPr>
+          <w:rFonts w:ascii="Cambria" w:hAnsi="Cambria" w:eastAsia="Cambria" w:cs="Cambria"/>
+          <w:color w:val="000000"/>
+          <w:sz w:val="20"/>
+          <w:szCs w:val="20"/>
+        </w:rPr>
+      </w:pPr>
+      <w:r>
+        <w:rPr>
+          <w:rFonts w:ascii="Cambria" w:hAnsi="Cambria" w:eastAsia="Cambria" w:cs="Cambria"/>
+          <w:color w:val="000000"/>
+          <w:sz w:val="20"/>
+          <w:szCs w:val="20"/>
+        </w:rPr>
+        <w:t xml:space="preserve">Worked directly with internal stakeholders and leading EDA vendors</w:t>
+      </w:r>
+      <w:r>
+        <w:rPr>
+          <w:rFonts w:ascii="Cambria" w:hAnsi="Cambria" w:eastAsia="Cambria" w:cs="Cambria"/>
+          <w:color w:val="000000"/>
+          <w:sz w:val="20"/>
+          <w:szCs w:val="20"/>
+        </w:rPr>
+      </w:r>
+      <w:r>
+        <w:rPr>
+          <w:rFonts w:ascii="Cambria" w:hAnsi="Cambria" w:eastAsia="Cambria" w:cs="Cambria"/>
+          <w:color w:val="000000"/>
+          <w:sz w:val="20"/>
+          <w:szCs w:val="20"/>
+        </w:rPr>
+      </w:r>
+    </w:p>
+    <w:p>
+      <w:pPr>
+        <w:pStyle w:val="989"/>
+        <w:numPr>
+          <w:ilvl w:val="0"/>
           <w:numId w:val="27"/>
         </w:numPr>
         <w:pBdr/>
@@ -360,8 +486,11 @@
       </w:pPr>
       <w:r>
         <w:rPr>
+          <w:sz w:val="20"/>
+          <w:szCs w:val="20"/>
           <w:highlight w:val="none"/>
         </w:rPr>
+        <w:t xml:space="preserve">Led development of parasitic networks synthesis from VLSI design layout</w:t>
       </w:r>
       <w:r>
         <w:rPr>
@@ -369,7 +498,6 @@
           <w:szCs w:val="20"/>
           <w:highlight w:val="none"/>
         </w:rPr>
-        <w:t xml:space="preserve">Reliability validation of  VLSI design – has been used in production for ~20 years</w:t>
       </w:r>
       <w:r>
         <w:rPr>
@@ -383,14 +511,143 @@
       <w:pPr>
         <w:pStyle w:val="989"/>
         <w:numPr>
+          <w:ilvl w:val="1"/>
+          <w:numId w:val="27"/>
+        </w:numPr>
+        <w:pBdr/>
+        <w:spacing w:after="0"/>
+        <w:ind/>
+        <w:rPr>
+          <w:sz w:val="20"/>
+          <w:szCs w:val="20"/>
+          <w:highlight w:val="none"/>
+        </w:rPr>
+      </w:pPr>
+      <w:r>
+        <w:rPr>
+          <w:sz w:val="20"/>
+          <w:szCs w:val="20"/>
+          <w:highlight w:val="none"/>
+        </w:rPr>
+        <w:t xml:space="preserve">Developed heuristics for accurate modeling of resistivity parasitic effects in VLSI design with O(N) complexity – has been used in production for ~10 years</w:t>
+      </w:r>
+      <w:r>
+        <w:rPr>
+          <w:sz w:val="20"/>
+          <w:szCs w:val="20"/>
+          <w:highlight w:val="none"/>
+        </w:rPr>
+        <w:t xml:space="preserve">, patent granted</w:t>
+      </w:r>
+      <w:r>
+        <w:rPr>
+          <w:sz w:val="20"/>
+          <w:szCs w:val="20"/>
+          <w:highlight w:val="none"/>
+        </w:rPr>
+      </w:r>
+      <w:r>
+        <w:rPr>
+          <w:sz w:val="20"/>
+          <w:szCs w:val="20"/>
+          <w:highlight w:val="none"/>
+        </w:rPr>
+      </w:r>
+    </w:p>
+    <w:p>
+      <w:pPr>
+        <w:pStyle w:val="989"/>
+        <w:numPr>
           <w:ilvl w:val="0"/>
           <w:numId w:val="27"/>
         </w:numPr>
         <w:pBdr/>
         <w:spacing w:after="0"/>
         <w:ind/>
-        <w:rPr/>
-      </w:pPr>
+        <w:rPr>
+          <w:sz w:val="20"/>
+          <w:szCs w:val="20"/>
+          <w:highlight w:val="none"/>
+        </w:rPr>
+      </w:pPr>
+      <w:r>
+        <w:rPr>
+          <w:sz w:val="20"/>
+          <w:szCs w:val="20"/>
+          <w:highlight w:val="none"/>
+        </w:rPr>
+      </w:r>
+      <w:r>
+        <w:rPr>
+          <w:sz w:val="20"/>
+          <w:szCs w:val="20"/>
+          <w:highlight w:val="none"/>
+        </w:rPr>
+        <w:t xml:space="preserve">Led development of Reliability Validation tool for  VLSI design – has been used in production for ~20 years</w:t>
+      </w:r>
+      <w:r>
+        <w:rPr>
+          <w:sz w:val="20"/>
+          <w:szCs w:val="20"/>
+          <w:highlight w:val="none"/>
+        </w:rPr>
+      </w:r>
+      <w:r>
+        <w:rPr>
+          <w:sz w:val="20"/>
+          <w:szCs w:val="20"/>
+          <w:highlight w:val="none"/>
+        </w:rPr>
+      </w:r>
+    </w:p>
+    <w:p>
+      <w:pPr>
+        <w:pStyle w:val="989"/>
+        <w:numPr>
+          <w:ilvl w:val="0"/>
+          <w:numId w:val="34"/>
+        </w:numPr>
+        <w:pBdr/>
+        <w:spacing w:after="0"/>
+        <w:ind/>
+        <w:rPr>
+          <w:sz w:val="20"/>
+          <w:szCs w:val="20"/>
+        </w:rPr>
+      </w:pPr>
+      <w:r>
+        <w:rPr>
+          <w:sz w:val="20"/>
+          <w:szCs w:val="20"/>
+        </w:rPr>
+        <w:t xml:space="preserve">Developed novice algorithm for fast inductance extraction from the design layout – patent granted</w:t>
+      </w:r>
+      <w:r>
+        <w:rPr>
+          <w:sz w:val="20"/>
+          <w:szCs w:val="20"/>
+        </w:rPr>
+      </w:r>
+      <w:r>
+        <w:rPr>
+          <w:sz w:val="20"/>
+          <w:szCs w:val="20"/>
+        </w:rPr>
+      </w:r>
+      <w:r>
+        <w:rPr>
+          <w:sz w:val="20"/>
+          <w:szCs w:val="20"/>
+          <w:highlight w:val="none"/>
+        </w:rPr>
+      </w:r>
+      <w:r>
+        <w:rPr>
+          <w:sz w:val="20"/>
+          <w:szCs w:val="20"/>
+          <w:highlight w:val="none"/>
+        </w:rPr>
+      </w:r>
       <w:r>
         <w:rPr>
           <w:sz w:val="20"/>
@@ -403,23 +660,166 @@
           <w:sz w:val="20"/>
           <w:szCs w:val="20"/>
         </w:rPr>
-        <w:t xml:space="preserve">Surrogate modeling of silicon heat</w:t>
+      </w:r>
+    </w:p>
+    <w:p>
+      <w:pPr>
+        <w:pStyle w:val="989"/>
+        <w:numPr>
+          <w:ilvl w:val="0"/>
+          <w:numId w:val="27"/>
+        </w:numPr>
+        <w:pBdr/>
+        <w:spacing w:after="0"/>
+        <w:ind/>
+        <w:rPr>
+          <w:sz w:val="20"/>
+          <w:szCs w:val="20"/>
+          <w:highlight w:val="none"/>
+        </w:rPr>
+      </w:pPr>
+      <w:r>
+        <w:rPr>
+          <w:sz w:val="20"/>
+          <w:szCs w:val="20"/>
+          <w:highlight w:val="none"/>
+        </w:rPr>
+        <w:t xml:space="preserve">Deployed novice </w:t>
       </w:r>
       <w:r>
         <w:rPr>
           <w:sz w:val="20"/>
           <w:szCs w:val="20"/>
+          <w:highlight w:val="none"/>
         </w:rPr>
-        <w:t xml:space="preserve"> dissipation in tester environment </w:t>
+        <w:t xml:space="preserve">multi-grid algorithm</w:t>
       </w:r>
       <w:r>
         <w:rPr>
           <w:sz w:val="20"/>
           <w:szCs w:val="20"/>
+          <w:highlight w:val="none"/>
         </w:rPr>
-        <w:t xml:space="preserve">based on diffusion equations solver</w:t>
+        <w:t xml:space="preserve"> for CPU power grid (about 10</w:t>
       </w:r>
-      <w:r/>
+      <w:r>
+        <w:rPr>
+          <w:sz w:val="20"/>
+          <w:szCs w:val="20"/>
+          <w:highlight w:val="none"/>
+          <w:vertAlign w:val="superscript"/>
+        </w:rPr>
+        <w:t xml:space="preserve">8</w:t>
+      </w:r>
+      <w:r>
+        <w:rPr>
+          <w:sz w:val="20"/>
+          <w:szCs w:val="20"/>
+          <w:highlight w:val="none"/>
+        </w:rPr>
+        <w:t xml:space="preserve"> elements) simulation</w:t>
+      </w:r>
+      <w:r>
+        <w:rPr>
+          <w:sz w:val="20"/>
+          <w:szCs w:val="20"/>
+          <w:highlight w:val="none"/>
+        </w:rPr>
+        <w:t xml:space="preserve">  with O(N) complexity</w:t>
+      </w:r>
+      <w:r>
+        <w:rPr>
+          <w:sz w:val="20"/>
+          <w:szCs w:val="20"/>
+          <w:highlight w:val="none"/>
+        </w:rPr>
+      </w:r>
+      <w:r>
+        <w:rPr>
+          <w:sz w:val="20"/>
+          <w:szCs w:val="20"/>
+          <w:highlight w:val="none"/>
+        </w:rPr>
+      </w:r>
+    </w:p>
+    <w:p>
+      <w:pPr>
+        <w:pStyle w:val="989"/>
+        <w:numPr>
+          <w:ilvl w:val="0"/>
+          <w:numId w:val="27"/>
+        </w:numPr>
+        <w:pBdr/>
+        <w:spacing w:after="0"/>
+        <w:ind/>
+        <w:rPr>
+          <w:sz w:val="20"/>
+          <w:szCs w:val="20"/>
+          <w:highlight w:val="none"/>
+        </w:rPr>
+      </w:pPr>
+      <w:r>
+        <w:rPr>
+          <w:sz w:val="20"/>
+          <w:szCs w:val="20"/>
+          <w:highlight w:val="none"/>
+        </w:rPr>
+        <w:t xml:space="preserve">Developed </w:t>
+      </w:r>
+      <w:r>
+        <w:rPr>
+          <w:sz w:val="20"/>
+          <w:szCs w:val="20"/>
+          <w:highlight w:val="none"/>
+        </w:rPr>
+        <w:t xml:space="preserve">surrogate model for silicon heat dissipation in tester environment based on diffusion equations solver</w:t>
+      </w:r>
+      <w:r>
+        <w:rPr>
+          <w:sz w:val="20"/>
+          <w:szCs w:val="20"/>
+          <w:highlight w:val="none"/>
+        </w:rPr>
+      </w:r>
+      <w:r>
+        <w:rPr>
+          <w:sz w:val="20"/>
+          <w:szCs w:val="20"/>
+          <w:highlight w:val="none"/>
+        </w:rPr>
+      </w:r>
+    </w:p>
+    <w:p>
+      <w:pPr>
+        <w:pStyle w:val="989"/>
+        <w:numPr>
+          <w:ilvl w:val="1"/>
+          <w:numId w:val="27"/>
+        </w:numPr>
+        <w:pBdr/>
+        <w:spacing w:after="0"/>
+        <w:ind/>
+        <w:rPr>
+          <w:sz w:val="20"/>
+          <w:szCs w:val="20"/>
+          <w:highlight w:val="none"/>
+        </w:rPr>
+      </w:pPr>
+      <w:r>
+        <w:rPr>
+          <w:sz w:val="20"/>
+          <w:szCs w:val="20"/>
+          <w:highlight w:val="none"/>
+        </w:rPr>
+        <w:t xml:space="preserve">Found design issue in the CPU tester, which led to DUT (Device Under Test) overheating</w:t>
+      </w:r>
+      <w:r>
+        <w:rPr>
+          <w:sz w:val="20"/>
+          <w:szCs w:val="20"/>
+          <w:highlight w:val="none"/>
+        </w:rPr>
+      </w:r>
     </w:p>
     <w:p>
       <w:pPr>
@@ -588,6 +988,7 @@
           <w:sz w:val="20"/>
           <w:szCs w:val="20"/>
         </w:rPr>
+        <w:t xml:space="preserve">. </w:t>
       </w:r>
       <w:r>
         <w:rPr>
@@ -598,42 +999,54 @@
     </w:p>
     <w:p>
       <w:pPr>
+        <w:pStyle w:val="989"/>
+        <w:numPr>
+          <w:ilvl w:val="1"/>
+          <w:numId w:val="22"/>
+        </w:numPr>
         <w:pBdr/>
         <w:spacing w:after="0"/>
-        <w:ind w:left="-425"/>
-        <w:rPr/>
+        <w:ind/>
+        <w:rPr>
+          <w:sz w:val="20"/>
+          <w:szCs w:val="20"/>
+        </w:rPr>
       </w:pPr>
       <w:r>
+        <w:rPr>
+          <w:sz w:val="20"/>
+          <w:szCs w:val="20"/>
+          <w:highlight w:val="none"/>
+        </w:rPr>
+        <w:t xml:space="preserve">Found a major flaw in CPU architecture</w:t>
+      </w:r>
+      <w:r>
+        <w:rPr>
+          <w:sz w:val="20"/>
+          <w:szCs w:val="20"/>
+          <w:highlight w:val="none"/>
+        </w:rPr>
+      </w:r>
+    </w:p>
+    <w:p>
+      <w:pPr>
+        <w:pBdr/>
+        <w:spacing w:after="0"/>
+        <w:ind w:right="0" w:firstLine="0" w:left="-450"/>
+        <w:rPr>
+          <w:sz w:val="20"/>
+          <w:szCs w:val="20"/>
+        </w:rPr>
+      </w:pPr>
+      <w:r>
+        <w:rPr>
+          <w:sz w:val="20"/>
+          <w:szCs w:val="20"/>
+        </w:rPr>
         <w:t xml:space="preserve">- </w:t>
       </w:r>
       <w:r>
-        <w:t xml:space="preserve">Development, customization and support of in-house </w:t>
-      </w:r>
-      <w:r>
-        <w:t xml:space="preserve">block and full chip level </w:t>
-      </w:r>
-      <w:r>
-        <w:t xml:space="preserve">VLSI </w:t>
-      </w:r>
-      <w:r>
-        <w:t xml:space="preserve">layout editors</w:t>
-      </w:r>
-      <w:r/>
-    </w:p>
-    <w:p>
-      <w:pPr>
-        <w:pBdr/>
-        <w:spacing w:after="0"/>
-        <w:ind w:left="-425"/>
-        <w:rPr>
-          <w:b/>
-          <w:bCs/>
-          <w:sz w:val="20"/>
-          <w:szCs w:val="20"/>
-        </w:rPr>
-      </w:pPr>
-      <w:r>
-        <w:t xml:space="preserve">- Recognized for exceptional debugging and problem</w:t>
+        <w:t xml:space="preserve">Recognized for exceptional debugging and problem</w:t>
       </w:r>
       <w:r>
         <w:t xml:space="preserve">-</w:t>
@@ -651,8 +1064,57 @@
         <w:t xml:space="preserve"> and Linux</w:t>
       </w:r>
       <w:r>
-        <w:br/>
+        <w:rPr>
+          <w:sz w:val="20"/>
+          <w:szCs w:val="20"/>
+        </w:rPr>
       </w:r>
+      <w:r/>
+    </w:p>
+    <w:p>
+      <w:pPr>
+        <w:pBdr/>
+        <w:spacing w:after="0"/>
+        <w:ind w:firstLine="0" w:left="284"/>
+        <w:rPr>
+          <w:sz w:val="20"/>
+          <w:szCs w:val="20"/>
+        </w:rPr>
+      </w:pPr>
+      <w:r>
+        <w:rPr>
+          <w:sz w:val="20"/>
+          <w:szCs w:val="20"/>
+          <w:highlight w:val="none"/>
+        </w:rPr>
+      </w:r>
+      <w:r>
+        <w:rPr>
+          <w:sz w:val="20"/>
+          <w:szCs w:val="20"/>
+          <w:highlight w:val="none"/>
+        </w:rPr>
+      </w:r>
+      <w:r>
+        <w:rPr>
+          <w:sz w:val="20"/>
+          <w:szCs w:val="20"/>
+          <w:highlight w:val="none"/>
+        </w:rPr>
+      </w:r>
+    </w:p>
+    <w:p>
+      <w:pPr>
+        <w:pBdr/>
+        <w:spacing w:after="0"/>
+        <w:ind w:left="-425"/>
+        <w:rPr>
+          <w:b/>
+          <w:bCs/>
+          <w:sz w:val="20"/>
+          <w:szCs w:val="20"/>
+        </w:rPr>
+      </w:pPr>
       <w:r>
         <w:rPr>
           <w:b/>
@@ -661,25 +1123,6 @@
           <w:szCs w:val="20"/>
         </w:rPr>
       </w:r>
-      <w:r>
-        <w:rPr>
-          <w:b/>
-          <w:bCs/>
-          <w:sz w:val="20"/>
-          <w:szCs w:val="20"/>
-        </w:rPr>
-      </w:r>
-    </w:p>
-    <w:p>
-      <w:pPr>
-        <w:pBdr/>
-        <w:spacing/>
-        <w:ind w:left="-426"/>
-        <w:rPr>
-          <w:b/>
-          <w:bCs/>
-        </w:rPr>
-      </w:pPr>
       <w:r>
         <w:rPr>
           <w:b/>
@@ -720,6 +1163,14 @@
           <w:bCs/>
         </w:rPr>
       </w:r>
+      <w:r>
+        <w:rPr>
+          <w:b/>
+          <w:bCs/>
+          <w:sz w:val="20"/>
+          <w:szCs w:val="20"/>
+        </w:rPr>
+      </w:r>
     </w:p>
     <w:p>
       <w:pPr>
@@ -784,6 +1235,7 @@
         <w:rPr>
           <w:b/>
           <w:bCs/>
+          <w:highlight w:val="none"/>
         </w:rPr>
       </w:r>
       <w:r>
@@ -815,6 +1267,41 @@
       </w:r>
       <w:r>
         <w:rPr>
+          <w:rFonts w:ascii="Cambria" w:hAnsi="Cambria" w:eastAsia="Cambria" w:cs="Cambria"/>
+          <w:color w:val="000000"/>
+          <w:sz w:val="22"/>
+          <w:szCs w:val="22"/>
+          <w:highlight w:val="white"/>
+        </w:rPr>
+        <w:t xml:space="preserve">Modeling and simulation of large-scale power transmission systems, including transient phenomena, multi-conductor line behavior, corona discharged, lightning surge and environmental effect</w:t>
+      </w:r>
+      <w:r>
+        <w:rPr>
+          <w:highlight w:val="none"/>
+        </w:rPr>
+      </w:r>
+      <w:r>
+        <w:rPr>
+          <w:highlight w:val="none"/>
+        </w:rPr>
+      </w:r>
+    </w:p>
+    <w:p>
+      <w:pPr>
+        <w:pStyle w:val="989"/>
+        <w:numPr>
+          <w:ilvl w:val="1"/>
+          <w:numId w:val="23"/>
+        </w:numPr>
+        <w:pBdr/>
+        <w:spacing w:after="120"/>
+        <w:ind w:right="0" w:hanging="270" w:left="540"/>
+        <w:rPr>
+          <w:highlight w:val="none"/>
+        </w:rPr>
+      </w:pPr>
+      <w:r>
+        <w:rPr>
           <w:highlight w:val="none"/>
         </w:rPr>
         <w:t xml:space="preserve">Analysis of the environmental impact of electric fields from extra-high-voltage power lines</w:t>
@@ -824,17 +1311,22 @@
           <w:highlight w:val="none"/>
         </w:rPr>
       </w:r>
+      <w:r>
+        <w:rPr>
+          <w:highlight w:val="none"/>
+        </w:rPr>
+      </w:r>
     </w:p>
     <w:p>
       <w:pPr>
         <w:pStyle w:val="989"/>
         <w:numPr>
-          <w:ilvl w:val="0"/>
+          <w:ilvl w:val="1"/>
           <w:numId w:val="23"/>
         </w:numPr>
         <w:pBdr/>
         <w:spacing w:after="120"/>
-        <w:ind/>
+        <w:ind w:right="0" w:hanging="270" w:left="540"/>
         <w:rPr/>
       </w:pPr>
       <w:r>
@@ -846,7 +1338,7 @@
         <w:rPr>
           <w:highlight w:val="none"/>
         </w:rPr>
-        <w:t xml:space="preserve">Development of fundamental algorithms for calculating the modal parameters of multi-conductor power transmission lines, taking into account the characteristics of real soil.</w:t>
+        <w:t xml:space="preserve">Development of fundamental algorithms for calculating the modal parameters of multi-conductor power transmission lines, taking into account the characteristics of non-homogeneous soil.</w:t>
       </w:r>
       <w:r/>
     </w:p>
@@ -854,19 +1346,19 @@
       <w:pPr>
         <w:pStyle w:val="989"/>
         <w:numPr>
-          <w:ilvl w:val="0"/>
+          <w:ilvl w:val="1"/>
           <w:numId w:val="23"/>
         </w:numPr>
         <w:pBdr/>
         <w:spacing w:after="120"/>
-        <w:ind/>
+        <w:ind w:right="0" w:hanging="270" w:left="540"/>
         <w:rPr/>
       </w:pPr>
       <w:r>
         <w:rPr>
           <w:highlight w:val="none"/>
         </w:rPr>
-        <w:t xml:space="preserve">Investigation of the distortion and attenuation of lightning surge waves in long-span power transmission lines</w:t>
+        <w:t xml:space="preserve">Modeling of the distortion and attenuation of lightning surge waves in long-span power transmission lines</w:t>
       </w:r>
       <w:r>
         <w:rPr>
@@ -881,7 +1373,9 @@
         <w:pBdr/>
         <w:spacing w:before="0"/>
         <w:ind w:left="-284"/>
-        <w:rPr/>
+        <w:rPr>
+          <w:highlight w:val="none"/>
+        </w:rPr>
       </w:pPr>
       <w:r>
         <w:t xml:space="preserve">Education</w:t>
@@ -1429,6 +1923,11 @@
           <w:highlight w:val="none"/>
         </w:rPr>
       </w:r>
+      <w:r>
+        <w:rPr>
+          <w:highlight w:val="none"/>
+        </w:rPr>
+      </w:r>
     </w:p>
     <w:p>
       <w:pPr>
@@ -1525,6 +2024,7 @@
           <w:rFonts w:ascii="Arial" w:hAnsi="Arial" w:eastAsia="Arial" w:cs="Arial"/>
           <w:color w:val="000000"/>
           <w:sz w:val="21"/>
+          <w:szCs w:val="21"/>
           <w:highlight w:val="none"/>
         </w:rPr>
       </w:r>
@@ -1580,6 +2080,15 @@
           <w:sz w:val="21"/>
         </w:rPr>
         <w:t xml:space="preserve">d can-do attitude. No matter how challenging the task, Dmitry was always the person I could rely on to deliver results.</w:t>
+      </w:r>
+      <w:r>
+        <w:rPr>
+          <w:rFonts w:ascii="Arial" w:hAnsi="Arial" w:eastAsia="Arial" w:cs="Arial"/>
+          <w:color w:val="000000"/>
+          <w:sz w:val="21"/>
+          <w:szCs w:val="21"/>
+          <w:highlight w:val="none"/>
+        </w:rPr>
       </w:r>
       <w:r>
         <w:rPr>
@@ -1687,9 +2196,8 @@
       <w:r>
         <w:rPr>
           <w:rFonts w:ascii="Arial" w:hAnsi="Arial" w:eastAsia="Arial" w:cs="Arial"/>
-          <w:color w:val="000000"/>
           <w:sz w:val="21"/>
-          <w:highlight w:val="none"/>
+          <w:szCs w:val="21"/>
         </w:rPr>
       </w:r>
       <w:r>
@@ -1758,6 +2266,15 @@
           <w:highlight w:val="none"/>
         </w:rPr>
       </w:r>
+      <w:r>
+        <w:rPr>
+          <w:rFonts w:ascii="Arial" w:hAnsi="Arial" w:eastAsia="Arial" w:cs="Arial"/>
+          <w:color w:val="000000"/>
+          <w:sz w:val="21"/>
+          <w:szCs w:val="21"/>
+          <w:highlight w:val="none"/>
+        </w:rPr>
+      </w:r>
     </w:p>
     <w:p>
       <w:pPr>
@@ -1780,7 +2297,6 @@
         <w:rPr>
           <w:sz w:val="20"/>
           <w:szCs w:val="20"/>
-          <w:highlight w:val="none"/>
         </w:rPr>
       </w:r>
       <w:r>
@@ -5780,6 +6296,1329 @@
         <w:pBdr/>
         <w:spacing/>
         <w:ind w:hanging="360" w:left="6044"/>
+      </w:pPr>
+      <w:rPr>
+        <w:rFonts w:hint="default" w:ascii="Wingdings" w:hAnsi="Wingdings" w:eastAsia="Wingdings" w:cs="Wingdings"/>
+      </w:rPr>
+      <w:start w:val="1"/>
+      <w:suff w:val="tab"/>
+    </w:lvl>
+  </w:abstractNum>
+  <w:abstractNum w:abstractNumId="27">
+    <w:nsid w:val="485DE4BC"/>
+    <w:lvl w:ilvl="0">
+      <w:isLgl w:val="false"/>
+      <w:lvlJc w:val="left"/>
+      <w:lvlText w:val="·"/>
+      <w:numFmt w:val="bullet"/>
+      <w:pPr>
+        <w:pBdr/>
+        <w:spacing/>
+        <w:ind w:hanging="360" w:left="284"/>
+      </w:pPr>
+      <w:rPr>
+        <w:rFonts w:hint="default" w:ascii="Symbol" w:hAnsi="Symbol" w:eastAsia="Symbol" w:cs="Symbol"/>
+      </w:rPr>
+      <w:start w:val="1"/>
+      <w:suff w:val="tab"/>
+    </w:lvl>
+    <w:lvl w:ilvl="1">
+      <w:isLgl w:val="false"/>
+      <w:lvlJc w:val="left"/>
+      <w:lvlText w:val="o"/>
+      <w:numFmt w:val="bullet"/>
+      <w:pPr>
+        <w:pBdr/>
+        <w:spacing/>
+        <w:ind w:hanging="360" w:left="1440"/>
+      </w:pPr>
+      <w:rPr>
+        <w:rFonts w:hint="default" w:ascii="Courier New" w:hAnsi="Courier New" w:eastAsia="Courier New" w:cs="Courier New"/>
+      </w:rPr>
+      <w:start w:val="1"/>
+      <w:suff w:val="tab"/>
+    </w:lvl>
+    <w:lvl w:ilvl="2">
+      <w:isLgl w:val="false"/>
+      <w:lvlJc w:val="left"/>
+      <w:lvlText w:val="§"/>
+      <w:numFmt w:val="bullet"/>
+      <w:pPr>
+        <w:pBdr/>
+        <w:spacing/>
+        <w:ind w:hanging="360" w:left="2160"/>
+      </w:pPr>
+      <w:rPr>
+        <w:rFonts w:hint="default" w:ascii="Wingdings" w:hAnsi="Wingdings" w:eastAsia="Wingdings" w:cs="Wingdings"/>
+      </w:rPr>
+      <w:start w:val="1"/>
+      <w:suff w:val="tab"/>
+    </w:lvl>
+    <w:lvl w:ilvl="3">
+      <w:isLgl w:val="false"/>
+      <w:lvlJc w:val="left"/>
+      <w:lvlText w:val="·"/>
+      <w:numFmt w:val="bullet"/>
+      <w:pPr>
+        <w:pBdr/>
+        <w:spacing/>
+        <w:ind w:hanging="360" w:left="2880"/>
+      </w:pPr>
+      <w:rPr>
+        <w:rFonts w:hint="default" w:ascii="Symbol" w:hAnsi="Symbol" w:eastAsia="Symbol" w:cs="Symbol"/>
+      </w:rPr>
+      <w:start w:val="1"/>
+      <w:suff w:val="tab"/>
+    </w:lvl>
+    <w:lvl w:ilvl="4">
+      <w:isLgl w:val="false"/>
+      <w:lvlJc w:val="left"/>
+      <w:lvlText w:val="o"/>
+      <w:numFmt w:val="bullet"/>
+      <w:pPr>
+        <w:pBdr/>
+        <w:spacing/>
+        <w:ind w:hanging="360" w:left="3600"/>
+      </w:pPr>
+      <w:rPr>
+        <w:rFonts w:hint="default" w:ascii="Courier New" w:hAnsi="Courier New" w:eastAsia="Courier New" w:cs="Courier New"/>
+      </w:rPr>
+      <w:start w:val="1"/>
+      <w:suff w:val="tab"/>
+    </w:lvl>
+    <w:lvl w:ilvl="5">
+      <w:isLgl w:val="false"/>
+      <w:lvlJc w:val="left"/>
+      <w:lvlText w:val="§"/>
+      <w:numFmt w:val="bullet"/>
+      <w:pPr>
+        <w:pBdr/>
+        <w:spacing/>
+        <w:ind w:hanging="360" w:left="4320"/>
+      </w:pPr>
+      <w:rPr>
+        <w:rFonts w:hint="default" w:ascii="Wingdings" w:hAnsi="Wingdings" w:eastAsia="Wingdings" w:cs="Wingdings"/>
+      </w:rPr>
+      <w:start w:val="1"/>
+      <w:suff w:val="tab"/>
+    </w:lvl>
+    <w:lvl w:ilvl="6">
+      <w:isLgl w:val="false"/>
+      <w:lvlJc w:val="left"/>
+      <w:lvlText w:val="·"/>
+      <w:numFmt w:val="bullet"/>
+      <w:pPr>
+        <w:pBdr/>
+        <w:spacing/>
+        <w:ind w:hanging="360" w:left="5040"/>
+      </w:pPr>
+      <w:rPr>
+        <w:rFonts w:hint="default" w:ascii="Symbol" w:hAnsi="Symbol" w:eastAsia="Symbol" w:cs="Symbol"/>
+      </w:rPr>
+      <w:start w:val="1"/>
+      <w:suff w:val="tab"/>
+    </w:lvl>
+    <w:lvl w:ilvl="7">
+      <w:isLgl w:val="false"/>
+      <w:lvlJc w:val="left"/>
+      <w:lvlText w:val="o"/>
+      <w:numFmt w:val="bullet"/>
+      <w:pPr>
+        <w:pBdr/>
+        <w:spacing/>
+        <w:ind w:hanging="360" w:left="5760"/>
+      </w:pPr>
+      <w:rPr>
+        <w:rFonts w:hint="default" w:ascii="Courier New" w:hAnsi="Courier New" w:eastAsia="Courier New" w:cs="Courier New"/>
+      </w:rPr>
+      <w:start w:val="1"/>
+      <w:suff w:val="tab"/>
+    </w:lvl>
+    <w:lvl w:ilvl="8">
+      <w:isLgl w:val="false"/>
+      <w:lvlJc w:val="left"/>
+      <w:lvlText w:val="§"/>
+      <w:numFmt w:val="bullet"/>
+      <w:pPr>
+        <w:pBdr/>
+        <w:spacing/>
+        <w:ind w:hanging="360" w:left="6480"/>
+      </w:pPr>
+      <w:rPr>
+        <w:rFonts w:hint="default" w:ascii="Wingdings" w:hAnsi="Wingdings" w:eastAsia="Wingdings" w:cs="Wingdings"/>
+      </w:rPr>
+      <w:start w:val="1"/>
+      <w:suff w:val="tab"/>
+    </w:lvl>
+  </w:abstractNum>
+  <w:abstractNum w:abstractNumId="28">
+    <w:nsid w:val="293B81B2"/>
+    <w:lvl w:ilvl="0">
+      <w:isLgl w:val="false"/>
+      <w:lvlJc w:val="left"/>
+      <w:lvlText w:val="·"/>
+      <w:numFmt w:val="bullet"/>
+      <w:pPr>
+        <w:pBdr/>
+        <w:spacing/>
+        <w:ind w:hanging="360" w:left="284"/>
+      </w:pPr>
+      <w:rPr>
+        <w:rFonts w:ascii="Symbol" w:hAnsi="Symbol" w:eastAsia="Symbol" w:cs="Symbol"/>
+      </w:rPr>
+      <w:start w:val="1"/>
+      <w:suff w:val="tab"/>
+    </w:lvl>
+    <w:lvl w:ilvl="1">
+      <w:isLgl w:val="false"/>
+      <w:lvlJc w:val="left"/>
+      <w:lvlText w:val="o"/>
+      <w:numFmt w:val="bullet"/>
+      <w:pPr>
+        <w:pBdr/>
+        <w:spacing/>
+        <w:ind w:hanging="360" w:left="1004"/>
+      </w:pPr>
+      <w:rPr>
+        <w:rFonts w:hint="default" w:ascii="Courier New" w:hAnsi="Courier New" w:eastAsia="Courier New" w:cs="Courier New"/>
+      </w:rPr>
+      <w:start w:val="1"/>
+      <w:suff w:val="tab"/>
+    </w:lvl>
+    <w:lvl w:ilvl="2">
+      <w:isLgl w:val="false"/>
+      <w:lvlJc w:val="left"/>
+      <w:lvlText w:val="§"/>
+      <w:numFmt w:val="bullet"/>
+      <w:pPr>
+        <w:pBdr/>
+        <w:spacing/>
+        <w:ind w:hanging="360" w:left="1724"/>
+      </w:pPr>
+      <w:rPr>
+        <w:rFonts w:hint="default" w:ascii="Wingdings" w:hAnsi="Wingdings" w:eastAsia="Wingdings" w:cs="Wingdings"/>
+      </w:rPr>
+      <w:start w:val="1"/>
+      <w:suff w:val="tab"/>
+    </w:lvl>
+    <w:lvl w:ilvl="3">
+      <w:isLgl w:val="false"/>
+      <w:lvlJc w:val="left"/>
+      <w:lvlText w:val="·"/>
+      <w:numFmt w:val="bullet"/>
+      <w:pPr>
+        <w:pBdr/>
+        <w:spacing/>
+        <w:ind w:hanging="360" w:left="2444"/>
+      </w:pPr>
+      <w:rPr>
+        <w:rFonts w:hint="default" w:ascii="Symbol" w:hAnsi="Symbol" w:eastAsia="Symbol" w:cs="Symbol"/>
+      </w:rPr>
+      <w:start w:val="1"/>
+      <w:suff w:val="tab"/>
+    </w:lvl>
+    <w:lvl w:ilvl="4">
+      <w:isLgl w:val="false"/>
+      <w:lvlJc w:val="left"/>
+      <w:lvlText w:val="o"/>
+      <w:numFmt w:val="bullet"/>
+      <w:pPr>
+        <w:pBdr/>
+        <w:spacing/>
+        <w:ind w:hanging="360" w:left="3164"/>
+      </w:pPr>
+      <w:rPr>
+        <w:rFonts w:hint="default" w:ascii="Courier New" w:hAnsi="Courier New" w:eastAsia="Courier New" w:cs="Courier New"/>
+      </w:rPr>
+      <w:start w:val="1"/>
+      <w:suff w:val="tab"/>
+    </w:lvl>
+    <w:lvl w:ilvl="5">
+      <w:isLgl w:val="false"/>
+      <w:lvlJc w:val="left"/>
+      <w:lvlText w:val="§"/>
+      <w:numFmt w:val="bullet"/>
+      <w:pPr>
+        <w:pBdr/>
+        <w:spacing/>
+        <w:ind w:hanging="360" w:left="3884"/>
+      </w:pPr>
+      <w:rPr>
+        <w:rFonts w:hint="default" w:ascii="Wingdings" w:hAnsi="Wingdings" w:eastAsia="Wingdings" w:cs="Wingdings"/>
+      </w:rPr>
+      <w:start w:val="1"/>
+      <w:suff w:val="tab"/>
+    </w:lvl>
+    <w:lvl w:ilvl="6">
+      <w:isLgl w:val="false"/>
+      <w:lvlJc w:val="left"/>
+      <w:lvlText w:val="·"/>
+      <w:numFmt w:val="bullet"/>
+      <w:pPr>
+        <w:pBdr/>
+        <w:spacing/>
+        <w:ind w:hanging="360" w:left="4604"/>
+      </w:pPr>
+      <w:rPr>
+        <w:rFonts w:hint="default" w:ascii="Symbol" w:hAnsi="Symbol" w:eastAsia="Symbol" w:cs="Symbol"/>
+      </w:rPr>
+      <w:start w:val="1"/>
+      <w:suff w:val="tab"/>
+    </w:lvl>
+    <w:lvl w:ilvl="7">
+      <w:isLgl w:val="false"/>
+      <w:lvlJc w:val="left"/>
+      <w:lvlText w:val="o"/>
+      <w:numFmt w:val="bullet"/>
+      <w:pPr>
+        <w:pBdr/>
+        <w:spacing/>
+        <w:ind w:hanging="360" w:left="5324"/>
+      </w:pPr>
+      <w:rPr>
+        <w:rFonts w:hint="default" w:ascii="Courier New" w:hAnsi="Courier New" w:eastAsia="Courier New" w:cs="Courier New"/>
+      </w:rPr>
+      <w:start w:val="1"/>
+      <w:suff w:val="tab"/>
+    </w:lvl>
+    <w:lvl w:ilvl="8">
+      <w:isLgl w:val="false"/>
+      <w:lvlJc w:val="left"/>
+      <w:lvlText w:val="§"/>
+      <w:numFmt w:val="bullet"/>
+      <w:pPr>
+        <w:pBdr/>
+        <w:spacing/>
+        <w:ind w:hanging="360" w:left="6044"/>
+      </w:pPr>
+      <w:rPr>
+        <w:rFonts w:hint="default" w:ascii="Wingdings" w:hAnsi="Wingdings" w:eastAsia="Wingdings" w:cs="Wingdings"/>
+      </w:rPr>
+      <w:start w:val="1"/>
+      <w:suff w:val="tab"/>
+    </w:lvl>
+  </w:abstractNum>
+  <w:abstractNum w:abstractNumId="29">
+    <w:nsid w:val="7AA650EC"/>
+    <w:lvl w:ilvl="0">
+      <w:isLgl w:val="false"/>
+      <w:lvlJc w:val="left"/>
+      <w:lvlText w:val="·"/>
+      <w:numFmt w:val="bullet"/>
+      <w:pPr>
+        <w:pBdr/>
+        <w:spacing/>
+        <w:ind w:hanging="360" w:left="934"/>
+      </w:pPr>
+      <w:rPr>
+        <w:rFonts w:hint="default" w:ascii="Symbol" w:hAnsi="Symbol" w:eastAsia="Symbol" w:cs="Symbol"/>
+      </w:rPr>
+      <w:start w:val="1"/>
+      <w:suff w:val="tab"/>
+    </w:lvl>
+    <w:lvl w:ilvl="1">
+      <w:isLgl w:val="false"/>
+      <w:lvlJc w:val="left"/>
+      <w:lvlText w:val="o"/>
+      <w:numFmt w:val="bullet"/>
+      <w:pPr>
+        <w:pBdr/>
+        <w:spacing/>
+        <w:ind w:hanging="360" w:left="1654"/>
+      </w:pPr>
+      <w:rPr>
+        <w:rFonts w:hint="default" w:ascii="Courier New" w:hAnsi="Courier New" w:eastAsia="Courier New" w:cs="Courier New"/>
+      </w:rPr>
+      <w:start w:val="1"/>
+      <w:suff w:val="tab"/>
+    </w:lvl>
+    <w:lvl w:ilvl="2">
+      <w:isLgl w:val="false"/>
+      <w:lvlJc w:val="left"/>
+      <w:lvlText w:val="§"/>
+      <w:numFmt w:val="bullet"/>
+      <w:pPr>
+        <w:pBdr/>
+        <w:spacing/>
+        <w:ind w:hanging="360" w:left="2374"/>
+      </w:pPr>
+      <w:rPr>
+        <w:rFonts w:hint="default" w:ascii="Wingdings" w:hAnsi="Wingdings" w:eastAsia="Wingdings" w:cs="Wingdings"/>
+      </w:rPr>
+      <w:start w:val="1"/>
+      <w:suff w:val="tab"/>
+    </w:lvl>
+    <w:lvl w:ilvl="3">
+      <w:isLgl w:val="false"/>
+      <w:lvlJc w:val="left"/>
+      <w:lvlText w:val="·"/>
+      <w:numFmt w:val="bullet"/>
+      <w:pPr>
+        <w:pBdr/>
+        <w:spacing/>
+        <w:ind w:hanging="360" w:left="3094"/>
+      </w:pPr>
+      <w:rPr>
+        <w:rFonts w:hint="default" w:ascii="Symbol" w:hAnsi="Symbol" w:eastAsia="Symbol" w:cs="Symbol"/>
+      </w:rPr>
+      <w:start w:val="1"/>
+      <w:suff w:val="tab"/>
+    </w:lvl>
+    <w:lvl w:ilvl="4">
+      <w:isLgl w:val="false"/>
+      <w:lvlJc w:val="left"/>
+      <w:lvlText w:val="o"/>
+      <w:numFmt w:val="bullet"/>
+      <w:pPr>
+        <w:pBdr/>
+        <w:spacing/>
+        <w:ind w:hanging="360" w:left="3814"/>
+      </w:pPr>
+      <w:rPr>
+        <w:rFonts w:hint="default" w:ascii="Courier New" w:hAnsi="Courier New" w:eastAsia="Courier New" w:cs="Courier New"/>
+      </w:rPr>
+      <w:start w:val="1"/>
+      <w:suff w:val="tab"/>
+    </w:lvl>
+    <w:lvl w:ilvl="5">
+      <w:isLgl w:val="false"/>
+      <w:lvlJc w:val="left"/>
+      <w:lvlText w:val="§"/>
+      <w:numFmt w:val="bullet"/>
+      <w:pPr>
+        <w:pBdr/>
+        <w:spacing/>
+        <w:ind w:hanging="360" w:left="4534"/>
+      </w:pPr>
+      <w:rPr>
+        <w:rFonts w:hint="default" w:ascii="Wingdings" w:hAnsi="Wingdings" w:eastAsia="Wingdings" w:cs="Wingdings"/>
+      </w:rPr>
+      <w:start w:val="1"/>
+      <w:suff w:val="tab"/>
+    </w:lvl>
+    <w:lvl w:ilvl="6">
+      <w:isLgl w:val="false"/>
+      <w:lvlJc w:val="left"/>
+      <w:lvlText w:val="·"/>
+      <w:numFmt w:val="bullet"/>
+      <w:pPr>
+        <w:pBdr/>
+        <w:spacing/>
+        <w:ind w:hanging="360" w:left="5254"/>
+      </w:pPr>
+      <w:rPr>
+        <w:rFonts w:hint="default" w:ascii="Symbol" w:hAnsi="Symbol" w:eastAsia="Symbol" w:cs="Symbol"/>
+      </w:rPr>
+      <w:start w:val="1"/>
+      <w:suff w:val="tab"/>
+    </w:lvl>
+    <w:lvl w:ilvl="7">
+      <w:isLgl w:val="false"/>
+      <w:lvlJc w:val="left"/>
+      <w:lvlText w:val="o"/>
+      <w:numFmt w:val="bullet"/>
+      <w:pPr>
+        <w:pBdr/>
+        <w:spacing/>
+        <w:ind w:hanging="360" w:left="5974"/>
+      </w:pPr>
+      <w:rPr>
+        <w:rFonts w:hint="default" w:ascii="Courier New" w:hAnsi="Courier New" w:eastAsia="Courier New" w:cs="Courier New"/>
+      </w:rPr>
+      <w:start w:val="1"/>
+      <w:suff w:val="tab"/>
+    </w:lvl>
+    <w:lvl w:ilvl="8">
+      <w:isLgl w:val="false"/>
+      <w:lvlJc w:val="left"/>
+      <w:lvlText w:val="§"/>
+      <w:numFmt w:val="bullet"/>
+      <w:pPr>
+        <w:pBdr/>
+        <w:spacing/>
+        <w:ind w:hanging="360" w:left="6694"/>
+      </w:pPr>
+      <w:rPr>
+        <w:rFonts w:hint="default" w:ascii="Wingdings" w:hAnsi="Wingdings" w:eastAsia="Wingdings" w:cs="Wingdings"/>
+      </w:rPr>
+      <w:start w:val="1"/>
+      <w:suff w:val="tab"/>
+    </w:lvl>
+  </w:abstractNum>
+  <w:abstractNum w:abstractNumId="30">
+    <w:nsid w:val="7BDFC76D"/>
+    <w:lvl w:ilvl="0">
+      <w:isLgl w:val="false"/>
+      <w:lvlJc w:val="left"/>
+      <w:lvlText w:val="–"/>
+      <w:numFmt w:val="bullet"/>
+      <w:pPr>
+        <w:pBdr/>
+        <w:spacing/>
+        <w:ind w:hanging="360" w:left="284"/>
+      </w:pPr>
+      <w:rPr>
+        <w:rFonts w:hint="default" w:ascii="Arial" w:hAnsi="Arial" w:eastAsia="Arial" w:cs="Arial"/>
+      </w:rPr>
+      <w:start w:val="1"/>
+      <w:suff w:val="tab"/>
+    </w:lvl>
+    <w:lvl w:ilvl="1">
+      <w:isLgl w:val="false"/>
+      <w:lvlJc w:val="left"/>
+      <w:lvlText w:val="o"/>
+      <w:numFmt w:val="bullet"/>
+      <w:pPr>
+        <w:pBdr/>
+        <w:spacing/>
+        <w:ind w:hanging="360" w:left="1004"/>
+      </w:pPr>
+      <w:rPr>
+        <w:rFonts w:hint="default" w:ascii="Courier New" w:hAnsi="Courier New" w:eastAsia="Courier New" w:cs="Courier New"/>
+      </w:rPr>
+      <w:start w:val="1"/>
+      <w:suff w:val="tab"/>
+    </w:lvl>
+    <w:lvl w:ilvl="2">
+      <w:isLgl w:val="false"/>
+      <w:lvlJc w:val="left"/>
+      <w:lvlText w:val="§"/>
+      <w:numFmt w:val="bullet"/>
+      <w:pPr>
+        <w:pBdr/>
+        <w:spacing/>
+        <w:ind w:hanging="360" w:left="1724"/>
+      </w:pPr>
+      <w:rPr>
+        <w:rFonts w:hint="default" w:ascii="Wingdings" w:hAnsi="Wingdings" w:eastAsia="Wingdings" w:cs="Wingdings"/>
+      </w:rPr>
+      <w:start w:val="1"/>
+      <w:suff w:val="tab"/>
+    </w:lvl>
+    <w:lvl w:ilvl="3">
+      <w:isLgl w:val="false"/>
+      <w:lvlJc w:val="left"/>
+      <w:lvlText w:val="·"/>
+      <w:numFmt w:val="bullet"/>
+      <w:pPr>
+        <w:pBdr/>
+        <w:spacing/>
+        <w:ind w:hanging="360" w:left="2444"/>
+      </w:pPr>
+      <w:rPr>
+        <w:rFonts w:hint="default" w:ascii="Symbol" w:hAnsi="Symbol" w:eastAsia="Symbol" w:cs="Symbol"/>
+      </w:rPr>
+      <w:start w:val="1"/>
+      <w:suff w:val="tab"/>
+    </w:lvl>
+    <w:lvl w:ilvl="4">
+      <w:isLgl w:val="false"/>
+      <w:lvlJc w:val="left"/>
+      <w:lvlText w:val="o"/>
+      <w:numFmt w:val="bullet"/>
+      <w:pPr>
+        <w:pBdr/>
+        <w:spacing/>
+        <w:ind w:hanging="360" w:left="3164"/>
+      </w:pPr>
+      <w:rPr>
+        <w:rFonts w:hint="default" w:ascii="Courier New" w:hAnsi="Courier New" w:eastAsia="Courier New" w:cs="Courier New"/>
+      </w:rPr>
+      <w:start w:val="1"/>
+      <w:suff w:val="tab"/>
+    </w:lvl>
+    <w:lvl w:ilvl="5">
+      <w:isLgl w:val="false"/>
+      <w:lvlJc w:val="left"/>
+      <w:lvlText w:val="§"/>
+      <w:numFmt w:val="bullet"/>
+      <w:pPr>
+        <w:pBdr/>
+        <w:spacing/>
+        <w:ind w:hanging="360" w:left="3884"/>
+      </w:pPr>
+      <w:rPr>
+        <w:rFonts w:hint="default" w:ascii="Wingdings" w:hAnsi="Wingdings" w:eastAsia="Wingdings" w:cs="Wingdings"/>
+      </w:rPr>
+      <w:start w:val="1"/>
+      <w:suff w:val="tab"/>
+    </w:lvl>
+    <w:lvl w:ilvl="6">
+      <w:isLgl w:val="false"/>
+      <w:lvlJc w:val="left"/>
+      <w:lvlText w:val="·"/>
+      <w:numFmt w:val="bullet"/>
+      <w:pPr>
+        <w:pBdr/>
+        <w:spacing/>
+        <w:ind w:hanging="360" w:left="4604"/>
+      </w:pPr>
+      <w:rPr>
+        <w:rFonts w:hint="default" w:ascii="Symbol" w:hAnsi="Symbol" w:eastAsia="Symbol" w:cs="Symbol"/>
+      </w:rPr>
+      <w:start w:val="1"/>
+      <w:suff w:val="tab"/>
+    </w:lvl>
+    <w:lvl w:ilvl="7">
+      <w:isLgl w:val="false"/>
+      <w:lvlJc w:val="left"/>
+      <w:lvlText w:val="o"/>
+      <w:numFmt w:val="bullet"/>
+      <w:pPr>
+        <w:pBdr/>
+        <w:spacing/>
+        <w:ind w:hanging="360" w:left="5324"/>
+      </w:pPr>
+      <w:rPr>
+        <w:rFonts w:hint="default" w:ascii="Courier New" w:hAnsi="Courier New" w:eastAsia="Courier New" w:cs="Courier New"/>
+      </w:rPr>
+      <w:start w:val="1"/>
+      <w:suff w:val="tab"/>
+    </w:lvl>
+    <w:lvl w:ilvl="8">
+      <w:isLgl w:val="false"/>
+      <w:lvlJc w:val="left"/>
+      <w:lvlText w:val="§"/>
+      <w:numFmt w:val="bullet"/>
+      <w:pPr>
+        <w:pBdr/>
+        <w:spacing/>
+        <w:ind w:hanging="360" w:left="6044"/>
+      </w:pPr>
+      <w:rPr>
+        <w:rFonts w:hint="default" w:ascii="Wingdings" w:hAnsi="Wingdings" w:eastAsia="Wingdings" w:cs="Wingdings"/>
+      </w:rPr>
+      <w:start w:val="1"/>
+      <w:suff w:val="tab"/>
+    </w:lvl>
+  </w:abstractNum>
+  <w:abstractNum w:abstractNumId="31">
+    <w:nsid w:val="293B81B2"/>
+    <w:lvl w:ilvl="0">
+      <w:isLgl w:val="false"/>
+      <w:lvlJc w:val="left"/>
+      <w:lvlText w:val="·"/>
+      <w:numFmt w:val="bullet"/>
+      <w:pPr>
+        <w:pBdr/>
+        <w:spacing/>
+        <w:ind w:hanging="360" w:left="284"/>
+      </w:pPr>
+      <w:rPr>
+        <w:rFonts w:ascii="Symbol" w:hAnsi="Symbol" w:eastAsia="Symbol" w:cs="Symbol"/>
+      </w:rPr>
+      <w:start w:val="1"/>
+      <w:suff w:val="tab"/>
+    </w:lvl>
+    <w:lvl w:ilvl="1">
+      <w:isLgl w:val="false"/>
+      <w:lvlJc w:val="left"/>
+      <w:lvlText w:val="o"/>
+      <w:numFmt w:val="bullet"/>
+      <w:pPr>
+        <w:pBdr/>
+        <w:spacing/>
+        <w:ind w:hanging="360" w:left="1004"/>
+      </w:pPr>
+      <w:rPr>
+        <w:rFonts w:hint="default" w:ascii="Courier New" w:hAnsi="Courier New" w:eastAsia="Courier New" w:cs="Courier New"/>
+      </w:rPr>
+      <w:start w:val="1"/>
+      <w:suff w:val="tab"/>
+    </w:lvl>
+    <w:lvl w:ilvl="2">
+      <w:isLgl w:val="false"/>
+      <w:lvlJc w:val="left"/>
+      <w:lvlText w:val="§"/>
+      <w:numFmt w:val="bullet"/>
+      <w:pPr>
+        <w:pBdr/>
+        <w:spacing/>
+        <w:ind w:hanging="360" w:left="1724"/>
+      </w:pPr>
+      <w:rPr>
+        <w:rFonts w:hint="default" w:ascii="Wingdings" w:hAnsi="Wingdings" w:eastAsia="Wingdings" w:cs="Wingdings"/>
+      </w:rPr>
+      <w:start w:val="1"/>
+      <w:suff w:val="tab"/>
+    </w:lvl>
+    <w:lvl w:ilvl="3">
+      <w:isLgl w:val="false"/>
+      <w:lvlJc w:val="left"/>
+      <w:lvlText w:val="·"/>
+      <w:numFmt w:val="bullet"/>
+      <w:pPr>
+        <w:pBdr/>
+        <w:spacing/>
+        <w:ind w:hanging="360" w:left="2444"/>
+      </w:pPr>
+      <w:rPr>
+        <w:rFonts w:hint="default" w:ascii="Symbol" w:hAnsi="Symbol" w:eastAsia="Symbol" w:cs="Symbol"/>
+      </w:rPr>
+      <w:start w:val="1"/>
+      <w:suff w:val="tab"/>
+    </w:lvl>
+    <w:lvl w:ilvl="4">
+      <w:isLgl w:val="false"/>
+      <w:lvlJc w:val="left"/>
+      <w:lvlText w:val="o"/>
+      <w:numFmt w:val="bullet"/>
+      <w:pPr>
+        <w:pBdr/>
+        <w:spacing/>
+        <w:ind w:hanging="360" w:left="3164"/>
+      </w:pPr>
+      <w:rPr>
+        <w:rFonts w:hint="default" w:ascii="Courier New" w:hAnsi="Courier New" w:eastAsia="Courier New" w:cs="Courier New"/>
+      </w:rPr>
+      <w:start w:val="1"/>
+      <w:suff w:val="tab"/>
+    </w:lvl>
+    <w:lvl w:ilvl="5">
+      <w:isLgl w:val="false"/>
+      <w:lvlJc w:val="left"/>
+      <w:lvlText w:val="§"/>
+      <w:numFmt w:val="bullet"/>
+      <w:pPr>
+        <w:pBdr/>
+        <w:spacing/>
+        <w:ind w:hanging="360" w:left="3884"/>
+      </w:pPr>
+      <w:rPr>
+        <w:rFonts w:hint="default" w:ascii="Wingdings" w:hAnsi="Wingdings" w:eastAsia="Wingdings" w:cs="Wingdings"/>
+      </w:rPr>
+      <w:start w:val="1"/>
+      <w:suff w:val="tab"/>
+    </w:lvl>
+    <w:lvl w:ilvl="6">
+      <w:isLgl w:val="false"/>
+      <w:lvlJc w:val="left"/>
+      <w:lvlText w:val="·"/>
+      <w:numFmt w:val="bullet"/>
+      <w:pPr>
+        <w:pBdr/>
+        <w:spacing/>
+        <w:ind w:hanging="360" w:left="4604"/>
+      </w:pPr>
+      <w:rPr>
+        <w:rFonts w:hint="default" w:ascii="Symbol" w:hAnsi="Symbol" w:eastAsia="Symbol" w:cs="Symbol"/>
+      </w:rPr>
+      <w:start w:val="1"/>
+      <w:suff w:val="tab"/>
+    </w:lvl>
+    <w:lvl w:ilvl="7">
+      <w:isLgl w:val="false"/>
+      <w:lvlJc w:val="left"/>
+      <w:lvlText w:val="o"/>
+      <w:numFmt w:val="bullet"/>
+      <w:pPr>
+        <w:pBdr/>
+        <w:spacing/>
+        <w:ind w:hanging="360" w:left="5324"/>
+      </w:pPr>
+      <w:rPr>
+        <w:rFonts w:hint="default" w:ascii="Courier New" w:hAnsi="Courier New" w:eastAsia="Courier New" w:cs="Courier New"/>
+      </w:rPr>
+      <w:start w:val="1"/>
+      <w:suff w:val="tab"/>
+    </w:lvl>
+    <w:lvl w:ilvl="8">
+      <w:isLgl w:val="false"/>
+      <w:lvlJc w:val="left"/>
+      <w:lvlText w:val="§"/>
+      <w:numFmt w:val="bullet"/>
+      <w:pPr>
+        <w:pBdr/>
+        <w:spacing/>
+        <w:ind w:hanging="360" w:left="6044"/>
+      </w:pPr>
+      <w:rPr>
+        <w:rFonts w:hint="default" w:ascii="Wingdings" w:hAnsi="Wingdings" w:eastAsia="Wingdings" w:cs="Wingdings"/>
+      </w:rPr>
+      <w:start w:val="1"/>
+      <w:suff w:val="tab"/>
+    </w:lvl>
+  </w:abstractNum>
+  <w:abstractNum w:abstractNumId="32">
+    <w:nsid w:val="293B81B2"/>
+    <w:lvl w:ilvl="0">
+      <w:isLgl w:val="false"/>
+      <w:lvlJc w:val="left"/>
+      <w:lvlText w:val="·"/>
+      <w:numFmt w:val="bullet"/>
+      <w:pPr>
+        <w:pBdr/>
+        <w:spacing/>
+        <w:ind w:hanging="360" w:left="284"/>
+      </w:pPr>
+      <w:rPr>
+        <w:rFonts w:ascii="Symbol" w:hAnsi="Symbol" w:eastAsia="Symbol" w:cs="Symbol"/>
+      </w:rPr>
+      <w:start w:val="1"/>
+      <w:suff w:val="tab"/>
+    </w:lvl>
+    <w:lvl w:ilvl="1">
+      <w:isLgl w:val="false"/>
+      <w:lvlJc w:val="left"/>
+      <w:lvlText w:val="o"/>
+      <w:numFmt w:val="bullet"/>
+      <w:pPr>
+        <w:pBdr/>
+        <w:spacing/>
+        <w:ind w:hanging="360" w:left="1004"/>
+      </w:pPr>
+      <w:rPr>
+        <w:rFonts w:hint="default" w:ascii="Courier New" w:hAnsi="Courier New" w:eastAsia="Courier New" w:cs="Courier New"/>
+      </w:rPr>
+      <w:start w:val="1"/>
+      <w:suff w:val="tab"/>
+    </w:lvl>
+    <w:lvl w:ilvl="2">
+      <w:isLgl w:val="false"/>
+      <w:lvlJc w:val="left"/>
+      <w:lvlText w:val="§"/>
+      <w:numFmt w:val="bullet"/>
+      <w:pPr>
+        <w:pBdr/>
+        <w:spacing/>
+        <w:ind w:hanging="360" w:left="1724"/>
+      </w:pPr>
+      <w:rPr>
+        <w:rFonts w:hint="default" w:ascii="Wingdings" w:hAnsi="Wingdings" w:eastAsia="Wingdings" w:cs="Wingdings"/>
+      </w:rPr>
+      <w:start w:val="1"/>
+      <w:suff w:val="tab"/>
+    </w:lvl>
+    <w:lvl w:ilvl="3">
+      <w:isLgl w:val="false"/>
+      <w:lvlJc w:val="left"/>
+      <w:lvlText w:val="·"/>
+      <w:numFmt w:val="bullet"/>
+      <w:pPr>
+        <w:pBdr/>
+        <w:spacing/>
+        <w:ind w:hanging="360" w:left="2444"/>
+      </w:pPr>
+      <w:rPr>
+        <w:rFonts w:hint="default" w:ascii="Symbol" w:hAnsi="Symbol" w:eastAsia="Symbol" w:cs="Symbol"/>
+      </w:rPr>
+      <w:start w:val="1"/>
+      <w:suff w:val="tab"/>
+    </w:lvl>
+    <w:lvl w:ilvl="4">
+      <w:isLgl w:val="false"/>
+      <w:lvlJc w:val="left"/>
+      <w:lvlText w:val="o"/>
+      <w:numFmt w:val="bullet"/>
+      <w:pPr>
+        <w:pBdr/>
+        <w:spacing/>
+        <w:ind w:hanging="360" w:left="3164"/>
+      </w:pPr>
+      <w:rPr>
+        <w:rFonts w:hint="default" w:ascii="Courier New" w:hAnsi="Courier New" w:eastAsia="Courier New" w:cs="Courier New"/>
+      </w:rPr>
+      <w:start w:val="1"/>
+      <w:suff w:val="tab"/>
+    </w:lvl>
+    <w:lvl w:ilvl="5">
+      <w:isLgl w:val="false"/>
+      <w:lvlJc w:val="left"/>
+      <w:lvlText w:val="§"/>
+      <w:numFmt w:val="bullet"/>
+      <w:pPr>
+        <w:pBdr/>
+        <w:spacing/>
+        <w:ind w:hanging="360" w:left="3884"/>
+      </w:pPr>
+      <w:rPr>
+        <w:rFonts w:hint="default" w:ascii="Wingdings" w:hAnsi="Wingdings" w:eastAsia="Wingdings" w:cs="Wingdings"/>
+      </w:rPr>
+      <w:start w:val="1"/>
+      <w:suff w:val="tab"/>
+    </w:lvl>
+    <w:lvl w:ilvl="6">
+      <w:isLgl w:val="false"/>
+      <w:lvlJc w:val="left"/>
+      <w:lvlText w:val="·"/>
+      <w:numFmt w:val="bullet"/>
+      <w:pPr>
+        <w:pBdr/>
+        <w:spacing/>
+        <w:ind w:hanging="360" w:left="4604"/>
+      </w:pPr>
+      <w:rPr>
+        <w:rFonts w:hint="default" w:ascii="Symbol" w:hAnsi="Symbol" w:eastAsia="Symbol" w:cs="Symbol"/>
+      </w:rPr>
+      <w:start w:val="1"/>
+      <w:suff w:val="tab"/>
+    </w:lvl>
+    <w:lvl w:ilvl="7">
+      <w:isLgl w:val="false"/>
+      <w:lvlJc w:val="left"/>
+      <w:lvlText w:val="o"/>
+      <w:numFmt w:val="bullet"/>
+      <w:pPr>
+        <w:pBdr/>
+        <w:spacing/>
+        <w:ind w:hanging="360" w:left="5324"/>
+      </w:pPr>
+      <w:rPr>
+        <w:rFonts w:hint="default" w:ascii="Courier New" w:hAnsi="Courier New" w:eastAsia="Courier New" w:cs="Courier New"/>
+      </w:rPr>
+      <w:start w:val="1"/>
+      <w:suff w:val="tab"/>
+    </w:lvl>
+    <w:lvl w:ilvl="8">
+      <w:isLgl w:val="false"/>
+      <w:lvlJc w:val="left"/>
+      <w:lvlText w:val="§"/>
+      <w:numFmt w:val="bullet"/>
+      <w:pPr>
+        <w:pBdr/>
+        <w:spacing/>
+        <w:ind w:hanging="360" w:left="6044"/>
+      </w:pPr>
+      <w:rPr>
+        <w:rFonts w:hint="default" w:ascii="Wingdings" w:hAnsi="Wingdings" w:eastAsia="Wingdings" w:cs="Wingdings"/>
+      </w:rPr>
+      <w:start w:val="1"/>
+      <w:suff w:val="tab"/>
+    </w:lvl>
+  </w:abstractNum>
+  <w:abstractNum w:abstractNumId="33">
+    <w:nsid w:val="293B81B2"/>
+    <w:lvl w:ilvl="0">
+      <w:isLgl w:val="false"/>
+      <w:lvlJc w:val="left"/>
+      <w:lvlText w:val="·"/>
+      <w:numFmt w:val="bullet"/>
+      <w:pPr>
+        <w:pBdr/>
+        <w:spacing/>
+        <w:ind w:hanging="360" w:left="284"/>
+      </w:pPr>
+      <w:rPr>
+        <w:rFonts w:ascii="Symbol" w:hAnsi="Symbol" w:eastAsia="Symbol" w:cs="Symbol"/>
+      </w:rPr>
+      <w:start w:val="1"/>
+      <w:suff w:val="tab"/>
+    </w:lvl>
+    <w:lvl w:ilvl="1">
+      <w:isLgl w:val="false"/>
+      <w:lvlJc w:val="left"/>
+      <w:lvlText w:val="o"/>
+      <w:numFmt w:val="bullet"/>
+      <w:pPr>
+        <w:pBdr/>
+        <w:spacing/>
+        <w:ind w:hanging="360" w:left="1004"/>
+      </w:pPr>
+      <w:rPr>
+        <w:rFonts w:hint="default" w:ascii="Courier New" w:hAnsi="Courier New" w:eastAsia="Courier New" w:cs="Courier New"/>
+      </w:rPr>
+      <w:start w:val="1"/>
+      <w:suff w:val="tab"/>
+    </w:lvl>
+    <w:lvl w:ilvl="2">
+      <w:isLgl w:val="false"/>
+      <w:lvlJc w:val="left"/>
+      <w:lvlText w:val="§"/>
+      <w:numFmt w:val="bullet"/>
+      <w:pPr>
+        <w:pBdr/>
+        <w:spacing/>
+        <w:ind w:hanging="360" w:left="1724"/>
+      </w:pPr>
+      <w:rPr>
+        <w:rFonts w:hint="default" w:ascii="Wingdings" w:hAnsi="Wingdings" w:eastAsia="Wingdings" w:cs="Wingdings"/>
+      </w:rPr>
+      <w:start w:val="1"/>
+      <w:suff w:val="tab"/>
+    </w:lvl>
+    <w:lvl w:ilvl="3">
+      <w:isLgl w:val="false"/>
+      <w:lvlJc w:val="left"/>
+      <w:lvlText w:val="·"/>
+      <w:numFmt w:val="bullet"/>
+      <w:pPr>
+        <w:pBdr/>
+        <w:spacing/>
+        <w:ind w:hanging="360" w:left="2444"/>
+      </w:pPr>
+      <w:rPr>
+        <w:rFonts w:hint="default" w:ascii="Symbol" w:hAnsi="Symbol" w:eastAsia="Symbol" w:cs="Symbol"/>
+      </w:rPr>
+      <w:start w:val="1"/>
+      <w:suff w:val="tab"/>
+    </w:lvl>
+    <w:lvl w:ilvl="4">
+      <w:isLgl w:val="false"/>
+      <w:lvlJc w:val="left"/>
+      <w:lvlText w:val="o"/>
+      <w:numFmt w:val="bullet"/>
+      <w:pPr>
+        <w:pBdr/>
+        <w:spacing/>
+        <w:ind w:hanging="360" w:left="3164"/>
+      </w:pPr>
+      <w:rPr>
+        <w:rFonts w:hint="default" w:ascii="Courier New" w:hAnsi="Courier New" w:eastAsia="Courier New" w:cs="Courier New"/>
+      </w:rPr>
+      <w:start w:val="1"/>
+      <w:suff w:val="tab"/>
+    </w:lvl>
+    <w:lvl w:ilvl="5">
+      <w:isLgl w:val="false"/>
+      <w:lvlJc w:val="left"/>
+      <w:lvlText w:val="§"/>
+      <w:numFmt w:val="bullet"/>
+      <w:pPr>
+        <w:pBdr/>
+        <w:spacing/>
+        <w:ind w:hanging="360" w:left="3884"/>
+      </w:pPr>
+      <w:rPr>
+        <w:rFonts w:hint="default" w:ascii="Wingdings" w:hAnsi="Wingdings" w:eastAsia="Wingdings" w:cs="Wingdings"/>
+      </w:rPr>
+      <w:start w:val="1"/>
+      <w:suff w:val="tab"/>
+    </w:lvl>
+    <w:lvl w:ilvl="6">
+      <w:isLgl w:val="false"/>
+      <w:lvlJc w:val="left"/>
+      <w:lvlText w:val="·"/>
+      <w:numFmt w:val="bullet"/>
+      <w:pPr>
+        <w:pBdr/>
+        <w:spacing/>
+        <w:ind w:hanging="360" w:left="4604"/>
+      </w:pPr>
+      <w:rPr>
+        <w:rFonts w:hint="default" w:ascii="Symbol" w:hAnsi="Symbol" w:eastAsia="Symbol" w:cs="Symbol"/>
+      </w:rPr>
+      <w:start w:val="1"/>
+      <w:suff w:val="tab"/>
+    </w:lvl>
+    <w:lvl w:ilvl="7">
+      <w:isLgl w:val="false"/>
+      <w:lvlJc w:val="left"/>
+      <w:lvlText w:val="o"/>
+      <w:numFmt w:val="bullet"/>
+      <w:pPr>
+        <w:pBdr/>
+        <w:spacing/>
+        <w:ind w:hanging="360" w:left="5324"/>
+      </w:pPr>
+      <w:rPr>
+        <w:rFonts w:hint="default" w:ascii="Courier New" w:hAnsi="Courier New" w:eastAsia="Courier New" w:cs="Courier New"/>
+      </w:rPr>
+      <w:start w:val="1"/>
+      <w:suff w:val="tab"/>
+    </w:lvl>
+    <w:lvl w:ilvl="8">
+      <w:isLgl w:val="false"/>
+      <w:lvlJc w:val="left"/>
+      <w:lvlText w:val="§"/>
+      <w:numFmt w:val="bullet"/>
+      <w:pPr>
+        <w:pBdr/>
+        <w:spacing/>
+        <w:ind w:hanging="360" w:left="6044"/>
+      </w:pPr>
+      <w:rPr>
+        <w:rFonts w:hint="default" w:ascii="Wingdings" w:hAnsi="Wingdings" w:eastAsia="Wingdings" w:cs="Wingdings"/>
+      </w:rPr>
+      <w:start w:val="1"/>
+      <w:suff w:val="tab"/>
+    </w:lvl>
+  </w:abstractNum>
+  <w:abstractNum w:abstractNumId="34">
+    <w:nsid w:val="293B81B2"/>
+    <w:lvl w:ilvl="0">
+      <w:isLgl w:val="false"/>
+      <w:lvlJc w:val="left"/>
+      <w:lvlText w:val="·"/>
+      <w:numFmt w:val="bullet"/>
+      <w:pPr>
+        <w:pBdr/>
+        <w:spacing/>
+        <w:ind w:hanging="360" w:left="284"/>
+      </w:pPr>
+      <w:rPr>
+        <w:rFonts w:ascii="Symbol" w:hAnsi="Symbol" w:eastAsia="Symbol" w:cs="Symbol"/>
+      </w:rPr>
+      <w:start w:val="1"/>
+      <w:suff w:val="tab"/>
+    </w:lvl>
+    <w:lvl w:ilvl="1">
+      <w:isLgl w:val="false"/>
+      <w:lvlJc w:val="left"/>
+      <w:lvlText w:val="o"/>
+      <w:numFmt w:val="bullet"/>
+      <w:pPr>
+        <w:pBdr/>
+        <w:spacing/>
+        <w:ind w:hanging="360" w:left="1004"/>
+      </w:pPr>
+      <w:rPr>
+        <w:rFonts w:hint="default" w:ascii="Courier New" w:hAnsi="Courier New" w:eastAsia="Courier New" w:cs="Courier New"/>
+      </w:rPr>
+      <w:start w:val="1"/>
+      <w:suff w:val="tab"/>
+    </w:lvl>
+    <w:lvl w:ilvl="2">
+      <w:isLgl w:val="false"/>
+      <w:lvlJc w:val="left"/>
+      <w:lvlText w:val="§"/>
+      <w:numFmt w:val="bullet"/>
+      <w:pPr>
+        <w:pBdr/>
+        <w:spacing/>
+        <w:ind w:hanging="360" w:left="1724"/>
+      </w:pPr>
+      <w:rPr>
+        <w:rFonts w:hint="default" w:ascii="Wingdings" w:hAnsi="Wingdings" w:eastAsia="Wingdings" w:cs="Wingdings"/>
+      </w:rPr>
+      <w:start w:val="1"/>
+      <w:suff w:val="tab"/>
+    </w:lvl>
+    <w:lvl w:ilvl="3">
+      <w:isLgl w:val="false"/>
+      <w:lvlJc w:val="left"/>
+      <w:lvlText w:val="·"/>
+      <w:numFmt w:val="bullet"/>
+      <w:pPr>
+        <w:pBdr/>
+        <w:spacing/>
+        <w:ind w:hanging="360" w:left="2444"/>
+      </w:pPr>
+      <w:rPr>
+        <w:rFonts w:hint="default" w:ascii="Symbol" w:hAnsi="Symbol" w:eastAsia="Symbol" w:cs="Symbol"/>
+      </w:rPr>
+      <w:start w:val="1"/>
+      <w:suff w:val="tab"/>
+    </w:lvl>
+    <w:lvl w:ilvl="4">
+      <w:isLgl w:val="false"/>
+      <w:lvlJc w:val="left"/>
+      <w:lvlText w:val="o"/>
+      <w:numFmt w:val="bullet"/>
+      <w:pPr>
+        <w:pBdr/>
+        <w:spacing/>
+        <w:ind w:hanging="360" w:left="3164"/>
+      </w:pPr>
+      <w:rPr>
+        <w:rFonts w:hint="default" w:ascii="Courier New" w:hAnsi="Courier New" w:eastAsia="Courier New" w:cs="Courier New"/>
+      </w:rPr>
+      <w:start w:val="1"/>
+      <w:suff w:val="tab"/>
+    </w:lvl>
+    <w:lvl w:ilvl="5">
+      <w:isLgl w:val="false"/>
+      <w:lvlJc w:val="left"/>
+      <w:lvlText w:val="§"/>
+      <w:numFmt w:val="bullet"/>
+      <w:pPr>
+        <w:pBdr/>
+        <w:spacing/>
+        <w:ind w:hanging="360" w:left="3884"/>
+      </w:pPr>
+      <w:rPr>
+        <w:rFonts w:hint="default" w:ascii="Wingdings" w:hAnsi="Wingdings" w:eastAsia="Wingdings" w:cs="Wingdings"/>
+      </w:rPr>
+      <w:start w:val="1"/>
+      <w:suff w:val="tab"/>
+    </w:lvl>
+    <w:lvl w:ilvl="6">
+      <w:isLgl w:val="false"/>
+      <w:lvlJc w:val="left"/>
+      <w:lvlText w:val="·"/>
+      <w:numFmt w:val="bullet"/>
+      <w:pPr>
+        <w:pBdr/>
+        <w:spacing/>
+        <w:ind w:hanging="360" w:left="4604"/>
+      </w:pPr>
+      <w:rPr>
+        <w:rFonts w:hint="default" w:ascii="Symbol" w:hAnsi="Symbol" w:eastAsia="Symbol" w:cs="Symbol"/>
+      </w:rPr>
+      <w:start w:val="1"/>
+      <w:suff w:val="tab"/>
+    </w:lvl>
+    <w:lvl w:ilvl="7">
+      <w:isLgl w:val="false"/>
+      <w:lvlJc w:val="left"/>
+      <w:lvlText w:val="o"/>
+      <w:numFmt w:val="bullet"/>
+      <w:pPr>
+        <w:pBdr/>
+        <w:spacing/>
+        <w:ind w:hanging="360" w:left="5324"/>
+      </w:pPr>
+      <w:rPr>
+        <w:rFonts w:hint="default" w:ascii="Courier New" w:hAnsi="Courier New" w:eastAsia="Courier New" w:cs="Courier New"/>
+      </w:rPr>
+      <w:start w:val="1"/>
+      <w:suff w:val="tab"/>
+    </w:lvl>
+    <w:lvl w:ilvl="8">
+      <w:isLgl w:val="false"/>
+      <w:lvlJc w:val="left"/>
+      <w:lvlText w:val="§"/>
+      <w:numFmt w:val="bullet"/>
+      <w:pPr>
+        <w:pBdr/>
+        <w:spacing/>
+        <w:ind w:hanging="360" w:left="6044"/>
+      </w:pPr>
+      <w:rPr>
+        <w:rFonts w:hint="default" w:ascii="Wingdings" w:hAnsi="Wingdings" w:eastAsia="Wingdings" w:cs="Wingdings"/>
+      </w:rPr>
+      <w:start w:val="1"/>
+      <w:suff w:val="tab"/>
+    </w:lvl>
+  </w:abstractNum>
+  <w:abstractNum w:abstractNumId="35">
+    <w:nsid w:val="1DD39F0F"/>
+    <w:lvl w:ilvl="0">
+      <w:isLgl w:val="false"/>
+      <w:lvlJc w:val="left"/>
+      <w:lvlText w:val="–"/>
+      <w:numFmt w:val="bullet"/>
+      <w:pPr>
+        <w:pBdr/>
+        <w:spacing/>
+        <w:ind w:hanging="360" w:left="720"/>
+      </w:pPr>
+      <w:rPr>
+        <w:rFonts w:ascii="Arial" w:hAnsi="Arial" w:eastAsia="Arial" w:cs="Arial"/>
+      </w:rPr>
+      <w:start w:val="1"/>
+      <w:suff w:val="tab"/>
+    </w:lvl>
+    <w:lvl w:ilvl="1">
+      <w:isLgl w:val="false"/>
+      <w:lvlJc w:val="left"/>
+      <w:lvlText w:val="o"/>
+      <w:numFmt w:val="bullet"/>
+      <w:pPr>
+        <w:pBdr/>
+        <w:spacing/>
+        <w:ind w:hanging="360" w:left="1440"/>
+      </w:pPr>
+      <w:rPr>
+        <w:rFonts w:hint="default" w:ascii="Courier New" w:hAnsi="Courier New" w:eastAsia="Courier New" w:cs="Courier New"/>
+      </w:rPr>
+      <w:start w:val="1"/>
+      <w:suff w:val="tab"/>
+    </w:lvl>
+    <w:lvl w:ilvl="2">
+      <w:isLgl w:val="false"/>
+      <w:lvlJc w:val="left"/>
+      <w:lvlText w:val="§"/>
+      <w:numFmt w:val="bullet"/>
+      <w:pPr>
+        <w:pBdr/>
+        <w:spacing/>
+        <w:ind w:hanging="360" w:left="2160"/>
+      </w:pPr>
+      <w:rPr>
+        <w:rFonts w:hint="default" w:ascii="Wingdings" w:hAnsi="Wingdings" w:eastAsia="Wingdings" w:cs="Wingdings"/>
+      </w:rPr>
+      <w:start w:val="1"/>
+      <w:suff w:val="tab"/>
+    </w:lvl>
+    <w:lvl w:ilvl="3">
+      <w:isLgl w:val="false"/>
+      <w:lvlJc w:val="left"/>
+      <w:lvlText w:val="·"/>
+      <w:numFmt w:val="bullet"/>
+      <w:pPr>
+        <w:pBdr/>
+        <w:spacing/>
+        <w:ind w:hanging="360" w:left="2880"/>
+      </w:pPr>
+      <w:rPr>
+        <w:rFonts w:hint="default" w:ascii="Symbol" w:hAnsi="Symbol" w:eastAsia="Symbol" w:cs="Symbol"/>
+      </w:rPr>
+      <w:start w:val="1"/>
+      <w:suff w:val="tab"/>
+    </w:lvl>
+    <w:lvl w:ilvl="4">
+      <w:isLgl w:val="false"/>
+      <w:lvlJc w:val="left"/>
+      <w:lvlText w:val="o"/>
+      <w:numFmt w:val="bullet"/>
+      <w:pPr>
+        <w:pBdr/>
+        <w:spacing/>
+        <w:ind w:hanging="360" w:left="3600"/>
+      </w:pPr>
+      <w:rPr>
+        <w:rFonts w:hint="default" w:ascii="Courier New" w:hAnsi="Courier New" w:eastAsia="Courier New" w:cs="Courier New"/>
+      </w:rPr>
+      <w:start w:val="1"/>
+      <w:suff w:val="tab"/>
+    </w:lvl>
+    <w:lvl w:ilvl="5">
+      <w:isLgl w:val="false"/>
+      <w:lvlJc w:val="left"/>
+      <w:lvlText w:val="§"/>
+      <w:numFmt w:val="bullet"/>
+      <w:pPr>
+        <w:pBdr/>
+        <w:spacing/>
+        <w:ind w:hanging="360" w:left="4320"/>
+      </w:pPr>
+      <w:rPr>
+        <w:rFonts w:hint="default" w:ascii="Wingdings" w:hAnsi="Wingdings" w:eastAsia="Wingdings" w:cs="Wingdings"/>
+      </w:rPr>
+      <w:start w:val="1"/>
+      <w:suff w:val="tab"/>
+    </w:lvl>
+    <w:lvl w:ilvl="6">
+      <w:isLgl w:val="false"/>
+      <w:lvlJc w:val="left"/>
+      <w:lvlText w:val="·"/>
+      <w:numFmt w:val="bullet"/>
+      <w:pPr>
+        <w:pBdr/>
+        <w:spacing/>
+        <w:ind w:hanging="360" w:left="5040"/>
+      </w:pPr>
+      <w:rPr>
+        <w:rFonts w:hint="default" w:ascii="Symbol" w:hAnsi="Symbol" w:eastAsia="Symbol" w:cs="Symbol"/>
+      </w:rPr>
+      <w:start w:val="1"/>
+      <w:suff w:val="tab"/>
+    </w:lvl>
+    <w:lvl w:ilvl="7">
+      <w:isLgl w:val="false"/>
+      <w:lvlJc w:val="left"/>
+      <w:lvlText w:val="o"/>
+      <w:numFmt w:val="bullet"/>
+      <w:pPr>
+        <w:pBdr/>
+        <w:spacing/>
+        <w:ind w:hanging="360" w:left="5760"/>
+      </w:pPr>
+      <w:rPr>
+        <w:rFonts w:hint="default" w:ascii="Courier New" w:hAnsi="Courier New" w:eastAsia="Courier New" w:cs="Courier New"/>
+      </w:rPr>
+      <w:start w:val="1"/>
+      <w:suff w:val="tab"/>
+    </w:lvl>
+    <w:lvl w:ilvl="8">
+      <w:isLgl w:val="false"/>
+      <w:lvlJc w:val="left"/>
+      <w:lvlText w:val="§"/>
+      <w:numFmt w:val="bullet"/>
+      <w:pPr>
+        <w:pBdr/>
+        <w:spacing/>
+        <w:ind w:hanging="360" w:left="6480"/>
       </w:pPr>
       <w:rPr>
         <w:rFonts w:hint="default" w:ascii="Wingdings" w:hAnsi="Wingdings" w:eastAsia="Wingdings" w:cs="Wingdings"/>
@@ -5868,6 +7707,33 @@
   </w:num>
   <w:num w:numId="27">
     <w:abstractNumId w:val="26"/>
+  </w:num>
+  <w:num w:numId="28">
+    <w:abstractNumId w:val="27"/>
+  </w:num>
+  <w:num w:numId="29">
+    <w:abstractNumId w:val="28"/>
+  </w:num>
+  <w:num w:numId="30">
+    <w:abstractNumId w:val="29"/>
+  </w:num>
+  <w:num w:numId="31">
+    <w:abstractNumId w:val="30"/>
+  </w:num>
+  <w:num w:numId="32">
+    <w:abstractNumId w:val="31"/>
+  </w:num>
+  <w:num w:numId="33">
+    <w:abstractNumId w:val="32"/>
+  </w:num>
+  <w:num w:numId="34">
+    <w:abstractNumId w:val="33"/>
+  </w:num>
+  <w:num w:numId="35">
+    <w:abstractNumId w:val="34"/>
+  </w:num>
+  <w:num w:numId="36">
+    <w:abstractNumId w:val="35"/>
   </w:num>
 </w:numbering>
 </file>
